--- a/Automatizacion_casos_prueba.docx
+++ b/Automatizacion_casos_prueba.docx
@@ -1,34 +1,18 @@
 
 <file path=word/document.xml><?xml version="1.0" encoding="utf-8"?>
-<w:document xmlns:wpc="http://schemas.microsoft.com/office/word/2010/wordprocessingCanvas" xmlns:cx="http://schemas.microsoft.com/office/drawing/2014/chartex" xmlns:cx1="http://schemas.microsoft.com/office/drawing/2015/9/8/chartex" xmlns:cx2="http://schemas.microsoft.com/office/drawing/2015/10/21/chartex" xmlns:cx3="http://schemas.microsoft.com/office/drawing/2016/5/9/chartex" xmlns:cx4="http://schemas.microsoft.com/office/drawing/2016/5/10/chartex" xmlns:cx5="http://schemas.microsoft.com/office/drawing/2016/5/11/chartex" xmlns:cx6="http://schemas.microsoft.com/office/drawing/2016/5/12/chartex" xmlns:cx7="http://schemas.microsoft.com/office/drawing/2016/5/13/chartex" xmlns:cx8="http://schemas.microsoft.com/office/drawing/2016/5/14/chartex" xmlns:mc="http://schemas.openxmlformats.org/markup-compatibility/2006" xmlns:aink="http://schemas.microsoft.com/office/drawing/2016/ink" xmlns:am3d="http://schemas.microsoft.com/office/drawing/2017/model3d" xmlns:o="urn:schemas-microsoft-com:office:office" xmlns:r="http://schemas.openxmlformats.org/officeDocument/2006/relationships" xmlns:m="http://schemas.openxmlformats.org/officeDocument/2006/math" xmlns:v="urn:schemas-microsoft-com:vml" xmlns:wp14="http://schemas.microsoft.com/office/word/2010/wordprocessingDrawing" xmlns:wp="http://schemas.openxmlformats.org/drawingml/2006/wordprocessingDrawing" xmlns:w10="urn:schemas-microsoft-com:office:word" xmlns:w="http://schemas.openxmlformats.org/wordprocessingml/2006/main" xmlns:w14="http://schemas.microsoft.com/office/word/2010/wordml" xmlns:w15="http://schemas.microsoft.com/office/word/2012/wordml" xmlns:w16cex="http://schemas.microsoft.com/office/word/2018/wordml/cex" xmlns:w16cid="http://schemas.microsoft.com/office/word/2016/wordml/cid" xmlns:w16="http://schemas.microsoft.com/office/word/2018/wordml" xmlns:w16sdtdh="http://schemas.microsoft.com/office/word/2020/wordml/sdtdatahash" xmlns:w16se="http://schemas.microsoft.com/office/word/2015/wordml/symex" xmlns:wpg="http://schemas.microsoft.com/office/word/2010/wordprocessingGroup" xmlns:wpi="http://schemas.microsoft.com/office/word/2010/wordprocessingInk" xmlns:wne="http://schemas.microsoft.com/office/word/2006/wordml" xmlns:wps="http://schemas.microsoft.com/office/word/2010/wordprocessingShape" mc:Ignorable="w14 w15 w16se w16cid w16 w16cex w16sdtdh wp14">
+<w:document xmlns:wpc="http://schemas.microsoft.com/office/word/2010/wordprocessingCanvas" xmlns:cx="http://schemas.microsoft.com/office/drawing/2014/chartex" xmlns:cx1="http://schemas.microsoft.com/office/drawing/2015/9/8/chartex" xmlns:cx2="http://schemas.microsoft.com/office/drawing/2015/10/21/chartex" xmlns:cx3="http://schemas.microsoft.com/office/drawing/2016/5/9/chartex" xmlns:cx4="http://schemas.microsoft.com/office/drawing/2016/5/10/chartex" xmlns:cx5="http://schemas.microsoft.com/office/drawing/2016/5/11/chartex" xmlns:cx6="http://schemas.microsoft.com/office/drawing/2016/5/12/chartex" xmlns:cx7="http://schemas.microsoft.com/office/drawing/2016/5/13/chartex" xmlns:cx8="http://schemas.microsoft.com/office/drawing/2016/5/14/chartex" xmlns:mc="http://schemas.openxmlformats.org/markup-compatibility/2006" xmlns:aink="http://schemas.microsoft.com/office/drawing/2016/ink" xmlns:am3d="http://schemas.microsoft.com/office/drawing/2017/model3d" xmlns:o="urn:schemas-microsoft-com:office:office" xmlns:oel="http://schemas.microsoft.com/office/2019/extlst" xmlns:r="http://schemas.openxmlformats.org/officeDocument/2006/relationships" xmlns:m="http://schemas.openxmlformats.org/officeDocument/2006/math" xmlns:v="urn:schemas-microsoft-com:vml" xmlns:wp14="http://schemas.microsoft.com/office/word/2010/wordprocessingDrawing" xmlns:wp="http://schemas.openxmlformats.org/drawingml/2006/wordprocessingDrawing" xmlns:w10="urn:schemas-microsoft-com:office:word" xmlns:w="http://schemas.openxmlformats.org/wordprocessingml/2006/main" xmlns:w14="http://schemas.microsoft.com/office/word/2010/wordml" xmlns:w15="http://schemas.microsoft.com/office/word/2012/wordml" xmlns:w16cex="http://schemas.microsoft.com/office/word/2018/wordml/cex" xmlns:w16cid="http://schemas.microsoft.com/office/word/2016/wordml/cid" xmlns:w16="http://schemas.microsoft.com/office/word/2018/wordml" xmlns:w16du="http://schemas.microsoft.com/office/word/2023/wordml/word16du" xmlns:w16sdtdh="http://schemas.microsoft.com/office/word/2020/wordml/sdtdatahash" xmlns:w16sdtfl="http://schemas.microsoft.com/office/word/2024/wordml/sdtformatlock" xmlns:w16se="http://schemas.microsoft.com/office/word/2015/wordml/symex" xmlns:wpg="http://schemas.microsoft.com/office/word/2010/wordprocessingGroup" xmlns:wpi="http://schemas.microsoft.com/office/word/2010/wordprocessingInk" xmlns:wne="http://schemas.microsoft.com/office/word/2006/wordml" xmlns:wps="http://schemas.microsoft.com/office/word/2010/wordprocessingShape" mc:Ignorable="w14 w15 w16se w16cid w16 w16cex w16sdtdh w16sdtfl w16du wp14">
   <w:body>
     <w:p>
       <w:pPr>
         <w:pStyle w:val="Ttulo1"/>
         <w:spacing w:before="120" w:after="80"/>
       </w:pPr>
-      <w:proofErr w:type="spellStart"/>
       <w:r>
         <w:rPr>
           <w:rFonts w:ascii="Arial" w:eastAsia="Arial" w:hAnsi="Arial"/>
         </w:rPr>
-        <w:t>Matriz</w:t>
-      </w:r>
-      <w:proofErr w:type="spellEnd"/>
-      <w:r>
-        <w:rPr>
-          <w:rFonts w:ascii="Arial" w:eastAsia="Arial" w:hAnsi="Arial"/>
-        </w:rPr>
-        <w:t xml:space="preserve"> de </w:t>
-      </w:r>
-      <w:proofErr w:type="spellStart"/>
-      <w:r>
-        <w:rPr>
-          <w:rFonts w:ascii="Arial" w:eastAsia="Arial" w:hAnsi="Arial"/>
-        </w:rPr>
-        <w:t>priorización</w:t>
-      </w:r>
-      <w:proofErr w:type="spellEnd"/>
+        <w:t>Matriz de priorización</w:t>
+      </w:r>
     </w:p>
     <w:tbl>
       <w:tblPr>
@@ -756,13 +740,7 @@
               <w:rPr>
                 <w:sz w:val="18"/>
               </w:rPr>
-              <w:t xml:space="preserve">Registro con </w:t>
-            </w:r>
-            <w:r>
-              <w:rPr>
-                <w:sz w:val="18"/>
-              </w:rPr>
-              <w:t>contraseña débil</w:t>
+              <w:t>Registro con contraseña débil</w:t>
             </w:r>
           </w:p>
         </w:tc>
@@ -1040,32 +1018,13 @@
         <w:spacing w:after="80"/>
       </w:pPr>
       <w:r>
-        <w:t xml:space="preserve">Según esta matriz, el caso CP01 fue ubicado en primer lugar porque valida la funcionalidad principal del sistema: permitir que un usuario se registre </w:t>
-      </w:r>
-      <w:r>
-        <w:t xml:space="preserve">correctamente. Los casos CP05 y CP02 también obtuvieron una prioridad muy alta, ya que protegen la integridad de los datos y la validez de la </w:t>
-      </w:r>
-      <w:proofErr w:type="spellStart"/>
-      <w:r>
-        <w:t>información</w:t>
-      </w:r>
-      <w:proofErr w:type="spellEnd"/>
-      <w:r>
-        <w:t xml:space="preserve"> </w:t>
-      </w:r>
-      <w:proofErr w:type="spellStart"/>
-      <w:r>
-        <w:t>ca</w:t>
+        <w:t>Según esta matriz, el caso CP01 fue ubicado en primer lugar porque valida la funcionalidad principal del sistema: permitir que un usuario se registre correctamente. Los casos CP05 y CP02 también obtuvieron una prioridad muy alta, ya que protegen la integridad de los datos y la validez de la información ca</w:t>
       </w:r>
       <w:r>
         <w:t>p</w:t>
       </w:r>
       <w:r>
-        <w:t>turada</w:t>
-      </w:r>
-      <w:proofErr w:type="spellEnd"/>
-      <w:r>
-        <w:t>.</w:t>
+        <w:t>turada.</w:t>
       </w:r>
     </w:p>
     <w:p>
@@ -1077,35 +1036,7 @@
         <w:rPr>
           <w:rFonts w:ascii="Arial" w:eastAsia="Arial" w:hAnsi="Arial"/>
         </w:rPr>
-        <w:t xml:space="preserve">Casos de </w:t>
-      </w:r>
-      <w:proofErr w:type="spellStart"/>
-      <w:r>
-        <w:rPr>
-          <w:rFonts w:ascii="Arial" w:eastAsia="Arial" w:hAnsi="Arial"/>
-        </w:rPr>
-        <w:t>prueba</w:t>
-      </w:r>
-      <w:proofErr w:type="spellEnd"/>
-      <w:r>
-        <w:rPr>
-          <w:rFonts w:ascii="Arial" w:eastAsia="Arial" w:hAnsi="Arial"/>
-        </w:rPr>
-        <w:t xml:space="preserve"> </w:t>
-      </w:r>
-      <w:proofErr w:type="spellStart"/>
-      <w:r>
-        <w:rPr>
-          <w:rFonts w:ascii="Arial" w:eastAsia="Arial" w:hAnsi="Arial"/>
-        </w:rPr>
-        <w:t>priorizados</w:t>
-      </w:r>
-      <w:proofErr w:type="spellEnd"/>
-      <w:r>
-        <w:rPr>
-          <w:rFonts w:ascii="Arial" w:eastAsia="Arial" w:hAnsi="Arial"/>
-        </w:rPr>
-        <w:t xml:space="preserve"> y optimizados</w:t>
+        <w:t>Casos de prueba priorizados y optimizados</w:t>
       </w:r>
     </w:p>
     <w:tbl>
@@ -1324,13 +1255,7 @@
               <w:rPr>
                 <w:sz w:val="17"/>
               </w:rPr>
-              <w:t>El sistema valida todos los campos, registra al usuario correctamente, muestra un mensaje de</w:t>
-            </w:r>
-            <w:r>
-              <w:rPr>
-                <w:sz w:val="17"/>
-              </w:rPr>
-              <w:t xml:space="preserve"> confirmación y almacena el nuevo usuario en la lista de registrados.</w:t>
+              <w:t>El sistema valida todos los campos, registra al usuario correctamente, muestra un mensaje de confirmación y almacena el nuevo usuario en la lista de registrados.</w:t>
             </w:r>
           </w:p>
         </w:tc>
@@ -1436,13 +1361,7 @@
               <w:rPr>
                 <w:sz w:val="17"/>
               </w:rPr>
-              <w:t>El sistema impide</w:t>
-            </w:r>
-            <w:r>
-              <w:rPr>
-                <w:sz w:val="17"/>
-              </w:rPr>
-              <w:t xml:space="preserve"> el registro, muestra el mensaje "Este correo ya está registrado" y no duplica la información del usuario.</w:t>
+              <w:t>El sistema impide el registro, muestra el mensaje "Este correo ya está registrado" y no duplica la información del usuario.</w:t>
             </w:r>
           </w:p>
         </w:tc>
@@ -1529,13 +1448,7 @@
                 <w:sz w:val="17"/>
               </w:rPr>
               <w:br/>
-              <w:t xml:space="preserve">Confirmación: </w:t>
-            </w:r>
-            <w:r>
-              <w:rPr>
-                <w:sz w:val="17"/>
-              </w:rPr>
-              <w:t>ClaveSegura123</w:t>
+              <w:t>Confirmación: ClaveSegura123</w:t>
             </w:r>
           </w:p>
         </w:tc>
@@ -1641,11 +1554,6 @@
                 <w:sz w:val="17"/>
               </w:rPr>
               <w:br/>
-            </w:r>
-            <w:r>
-              <w:rPr>
-                <w:sz w:val="17"/>
-              </w:rPr>
               <w:t>Confirmación: 1234</w:t>
             </w:r>
           </w:p>
@@ -1738,13 +1646,7 @@
                 <w:sz w:val="17"/>
               </w:rPr>
               <w:br/>
-              <w:t>Corre</w:t>
-            </w:r>
-            <w:r>
-              <w:rPr>
-                <w:sz w:val="17"/>
-              </w:rPr>
-              <w:t>o: juan3@gmail.com</w:t>
+              <w:t>Correo: juan3@gmail.com</w:t>
             </w:r>
             <w:r>
               <w:rPr>
@@ -1800,47 +1702,11 @@
           <w:rFonts w:ascii="Arial" w:eastAsia="Arial" w:hAnsi="Arial"/>
         </w:rPr>
       </w:pPr>
-      <w:proofErr w:type="spellStart"/>
       <w:r>
         <w:rPr>
           <w:rFonts w:ascii="Arial" w:eastAsia="Arial" w:hAnsi="Arial"/>
         </w:rPr>
-        <w:t>Mejoras</w:t>
-      </w:r>
-      <w:proofErr w:type="spellEnd"/>
-      <w:r>
-        <w:rPr>
-          <w:rFonts w:ascii="Arial" w:eastAsia="Arial" w:hAnsi="Arial"/>
-        </w:rPr>
-        <w:t xml:space="preserve"> </w:t>
-      </w:r>
-      <w:proofErr w:type="spellStart"/>
-      <w:r>
-        <w:rPr>
-          <w:rFonts w:ascii="Arial" w:eastAsia="Arial" w:hAnsi="Arial"/>
-        </w:rPr>
-        <w:t>realizadas</w:t>
-      </w:r>
-      <w:proofErr w:type="spellEnd"/>
-      <w:r>
-        <w:rPr>
-          <w:rFonts w:ascii="Arial" w:eastAsia="Arial" w:hAnsi="Arial"/>
-        </w:rPr>
-        <w:t xml:space="preserve"> </w:t>
-      </w:r>
-      <w:proofErr w:type="spellStart"/>
-      <w:r>
-        <w:rPr>
-          <w:rFonts w:ascii="Arial" w:eastAsia="Arial" w:hAnsi="Arial"/>
-        </w:rPr>
-        <w:t>frente</w:t>
-      </w:r>
-      <w:proofErr w:type="spellEnd"/>
-      <w:r>
-        <w:rPr>
-          <w:rFonts w:ascii="Arial" w:eastAsia="Arial" w:hAnsi="Arial"/>
-        </w:rPr>
-        <w:t xml:space="preserve"> a la actividad anterior</w:t>
+        <w:t>Mejoras realizadas frente a la actividad anterior</w:t>
       </w:r>
     </w:p>
     <w:p>
@@ -1848,57 +1714,11 @@
         <w:spacing w:after="80"/>
       </w:pPr>
       <w:r>
-        <w:t xml:space="preserve">La </w:t>
-      </w:r>
-      <w:proofErr w:type="spellStart"/>
-      <w:r>
-        <w:t>priorización</w:t>
-      </w:r>
-      <w:proofErr w:type="spellEnd"/>
-      <w:r>
-        <w:t xml:space="preserve"> y </w:t>
-      </w:r>
-      <w:proofErr w:type="spellStart"/>
-      <w:r>
-        <w:t>optimización</w:t>
-      </w:r>
-      <w:proofErr w:type="spellEnd"/>
-      <w:r>
-        <w:t xml:space="preserve"> de los casos de prueba permitió transformar un conjunto inicial de pruebas funcionales en una propuesta más clara, estructurada y </w:t>
-      </w:r>
-      <w:r>
-        <w:t>orientada al riesgo. La matriz de prioridades ayudó a identificar qué escenarios deben ejecutarse primero para detectar defectos importantes de manera temprana. Además, la optimización de los datos de entrada y de los resultados esperados mejoró la calidad</w:t>
-      </w:r>
-      <w:r>
-        <w:t xml:space="preserve"> de la documentación y la utilidad práctica de cada caso de </w:t>
+        <w:t xml:space="preserve">La priorización y optimización de los casos de prueba permitió transformar un conjunto inicial de pruebas funcionales en una propuesta más clara, estructurada y orientada al riesgo. La matriz de prioridades ayudó a identificar qué escenarios deben ejecutarse primero para detectar defectos importantes de manera temprana. Además, la optimización de los datos de entrada y de los resultados esperados mejoró la calidad de la documentación y la utilidad práctica de cada caso de </w:t>
       </w:r>
       <w:r>
         <w:lastRenderedPageBreak/>
-        <w:t xml:space="preserve">prueba. En conjunto, esta actividad fortalece la validación del sistema y contribuye a una </w:t>
-      </w:r>
-      <w:proofErr w:type="spellStart"/>
-      <w:r>
-        <w:t>mejor</w:t>
-      </w:r>
-      <w:proofErr w:type="spellEnd"/>
-      <w:r>
-        <w:t xml:space="preserve"> </w:t>
-      </w:r>
-      <w:proofErr w:type="spellStart"/>
-      <w:r>
-        <w:t>cobertura</w:t>
-      </w:r>
-      <w:proofErr w:type="spellEnd"/>
-      <w:r>
-        <w:t xml:space="preserve"> </w:t>
-      </w:r>
-      <w:proofErr w:type="spellStart"/>
-      <w:r>
-        <w:t>funcional</w:t>
-      </w:r>
-      <w:proofErr w:type="spellEnd"/>
-      <w:r>
-        <w:t>.</w:t>
+        <w:t>prueba. En conjunto, esta actividad fortalece la validación del sistema y contribuye a una mejor cobertura funcional.</w:t>
       </w:r>
     </w:p>
     <w:p>
@@ -1919,28 +1739,12 @@
           <w:rFonts w:ascii="Arial" w:eastAsia="Arial" w:hAnsi="Arial"/>
         </w:rPr>
       </w:pPr>
-      <w:proofErr w:type="spellStart"/>
       <w:r>
         <w:rPr>
           <w:rFonts w:ascii="Arial" w:eastAsia="Arial" w:hAnsi="Arial"/>
         </w:rPr>
-        <w:t>Desarrollando</w:t>
-      </w:r>
-      <w:proofErr w:type="spellEnd"/>
-      <w:r>
-        <w:rPr>
-          <w:rFonts w:ascii="Arial" w:eastAsia="Arial" w:hAnsi="Arial"/>
-        </w:rPr>
-        <w:t xml:space="preserve"> Script de </w:t>
-      </w:r>
-      <w:proofErr w:type="spellStart"/>
-      <w:r>
-        <w:rPr>
-          <w:rFonts w:ascii="Arial" w:eastAsia="Arial" w:hAnsi="Arial"/>
-        </w:rPr>
-        <w:t>Pruebas</w:t>
-      </w:r>
-      <w:proofErr w:type="spellEnd"/>
+        <w:t>Desarrollando Script de Pruebas</w:t>
+      </w:r>
     </w:p>
     <w:p>
       <w:pPr>
@@ -1957,47 +1761,19 @@
         <w:rPr>
           <w:lang w:val="es-CO"/>
         </w:rPr>
-        <w:t xml:space="preserve">A continuación, se presenta el Código hecho en </w:t>
-      </w:r>
-      <w:proofErr w:type="spellStart"/>
+        <w:t xml:space="preserve">A continuación, se presenta el Código hecho en en lenguaje de programación Java. Usado para el aplicativo Eclipse </w:t>
+      </w:r>
       <w:r>
         <w:rPr>
           <w:lang w:val="es-CO"/>
         </w:rPr>
-        <w:t>en</w:t>
-      </w:r>
-      <w:proofErr w:type="spellEnd"/>
+        <w:t xml:space="preserve">y </w:t>
+      </w:r>
       <w:r>
         <w:rPr>
           <w:lang w:val="es-CO"/>
         </w:rPr>
-        <w:t xml:space="preserve"> lenguaje de programación Java. Usado para el aplicativo Eclipse </w:t>
-      </w:r>
-      <w:r>
-        <w:rPr>
-          <w:lang w:val="es-CO"/>
-        </w:rPr>
-        <w:t xml:space="preserve">y </w:t>
-      </w:r>
-      <w:r>
-        <w:rPr>
-          <w:lang w:val="es-CO"/>
-        </w:rPr>
-        <w:t xml:space="preserve">con </w:t>
-      </w:r>
-      <w:proofErr w:type="spellStart"/>
-      <w:r>
-        <w:rPr>
-          <w:lang w:val="es-CO"/>
-        </w:rPr>
-        <w:t>Selenium</w:t>
-      </w:r>
-      <w:proofErr w:type="spellEnd"/>
-      <w:r>
-        <w:rPr>
-          <w:lang w:val="es-CO"/>
-        </w:rPr>
-        <w:t>. Donde se realizan las pruebas de automatización realizando los casos de prueba planteados en la table anterior.</w:t>
+        <w:t>con Selenium. Donde se realizan las pruebas de automatización realizando los casos de prueba planteados en la table anterior.</w:t>
       </w:r>
     </w:p>
     <w:p>
@@ -2019,7 +1795,6 @@
           <w:lang w:val="es-CO" w:eastAsia="es-CO"/>
         </w:rPr>
       </w:pPr>
-      <w:proofErr w:type="spellStart"/>
       <w:r>
         <w:rPr>
           <w:rFonts w:ascii="Consolas" w:eastAsia="Times New Roman" w:hAnsi="Consolas" w:cs="Times New Roman"/>
@@ -2032,50 +1807,15 @@
         </w:rPr>
         <w:t>import</w:t>
       </w:r>
-      <w:proofErr w:type="spellEnd"/>
-      <w:r>
-        <w:rPr>
-          <w:rFonts w:ascii="Consolas" w:eastAsia="Times New Roman" w:hAnsi="Consolas" w:cs="Times New Roman"/>
-          <w:color w:val="000000"/>
-          <w:sz w:val="20"/>
-          <w:szCs w:val="20"/>
-          <w:lang w:val="es-CO" w:eastAsia="es-CO"/>
-        </w:rPr>
-        <w:t xml:space="preserve"> </w:t>
-      </w:r>
-      <w:proofErr w:type="spellStart"/>
-      <w:proofErr w:type="gramStart"/>
-      <w:r>
-        <w:rPr>
-          <w:rFonts w:ascii="Consolas" w:eastAsia="Times New Roman" w:hAnsi="Consolas" w:cs="Times New Roman"/>
-          <w:color w:val="000000"/>
-          <w:sz w:val="20"/>
-          <w:szCs w:val="20"/>
-          <w:lang w:val="es-CO" w:eastAsia="es-CO"/>
-        </w:rPr>
-        <w:t>org.openqa</w:t>
-      </w:r>
-      <w:proofErr w:type="gramEnd"/>
-      <w:r>
-        <w:rPr>
-          <w:rFonts w:ascii="Consolas" w:eastAsia="Times New Roman" w:hAnsi="Consolas" w:cs="Times New Roman"/>
-          <w:color w:val="000000"/>
-          <w:sz w:val="20"/>
-          <w:szCs w:val="20"/>
-          <w:lang w:val="es-CO" w:eastAsia="es-CO"/>
-        </w:rPr>
-        <w:t>.selenium.By</w:t>
-      </w:r>
-      <w:proofErr w:type="spellEnd"/>
-      <w:r>
-        <w:rPr>
-          <w:rFonts w:ascii="Consolas" w:eastAsia="Times New Roman" w:hAnsi="Consolas" w:cs="Times New Roman"/>
-          <w:color w:val="000000"/>
-          <w:sz w:val="20"/>
-          <w:szCs w:val="20"/>
-          <w:lang w:val="es-CO" w:eastAsia="es-CO"/>
-        </w:rPr>
-        <w:t>;</w:t>
+      <w:r>
+        <w:rPr>
+          <w:rFonts w:ascii="Consolas" w:eastAsia="Times New Roman" w:hAnsi="Consolas" w:cs="Times New Roman"/>
+          <w:color w:val="000000"/>
+          <w:sz w:val="20"/>
+          <w:szCs w:val="20"/>
+          <w:lang w:val="es-CO" w:eastAsia="es-CO"/>
+        </w:rPr>
+        <w:t xml:space="preserve"> org.openqa.selenium.By;</w:t>
       </w:r>
     </w:p>
     <w:p>
@@ -2090,7 +1830,6 @@
           <w:lang w:val="es-CO" w:eastAsia="es-CO"/>
         </w:rPr>
       </w:pPr>
-      <w:proofErr w:type="spellStart"/>
       <w:r>
         <w:rPr>
           <w:rFonts w:ascii="Consolas" w:eastAsia="Times New Roman" w:hAnsi="Consolas" w:cs="Times New Roman"/>
@@ -2103,50 +1842,15 @@
         </w:rPr>
         <w:t>import</w:t>
       </w:r>
-      <w:proofErr w:type="spellEnd"/>
-      <w:r>
-        <w:rPr>
-          <w:rFonts w:ascii="Consolas" w:eastAsia="Times New Roman" w:hAnsi="Consolas" w:cs="Times New Roman"/>
-          <w:color w:val="000000"/>
-          <w:sz w:val="20"/>
-          <w:szCs w:val="20"/>
-          <w:lang w:val="es-CO" w:eastAsia="es-CO"/>
-        </w:rPr>
-        <w:t xml:space="preserve"> </w:t>
-      </w:r>
-      <w:proofErr w:type="spellStart"/>
-      <w:proofErr w:type="gramStart"/>
-      <w:r>
-        <w:rPr>
-          <w:rFonts w:ascii="Consolas" w:eastAsia="Times New Roman" w:hAnsi="Consolas" w:cs="Times New Roman"/>
-          <w:color w:val="000000"/>
-          <w:sz w:val="20"/>
-          <w:szCs w:val="20"/>
-          <w:lang w:val="es-CO" w:eastAsia="es-CO"/>
-        </w:rPr>
-        <w:t>org.openqa</w:t>
-      </w:r>
-      <w:proofErr w:type="gramEnd"/>
-      <w:r>
-        <w:rPr>
-          <w:rFonts w:ascii="Consolas" w:eastAsia="Times New Roman" w:hAnsi="Consolas" w:cs="Times New Roman"/>
-          <w:color w:val="000000"/>
-          <w:sz w:val="20"/>
-          <w:szCs w:val="20"/>
-          <w:lang w:val="es-CO" w:eastAsia="es-CO"/>
-        </w:rPr>
-        <w:t>.selenium.WebDriver</w:t>
-      </w:r>
-      <w:proofErr w:type="spellEnd"/>
-      <w:r>
-        <w:rPr>
-          <w:rFonts w:ascii="Consolas" w:eastAsia="Times New Roman" w:hAnsi="Consolas" w:cs="Times New Roman"/>
-          <w:color w:val="000000"/>
-          <w:sz w:val="20"/>
-          <w:szCs w:val="20"/>
-          <w:lang w:val="es-CO" w:eastAsia="es-CO"/>
-        </w:rPr>
-        <w:t>;</w:t>
+      <w:r>
+        <w:rPr>
+          <w:rFonts w:ascii="Consolas" w:eastAsia="Times New Roman" w:hAnsi="Consolas" w:cs="Times New Roman"/>
+          <w:color w:val="000000"/>
+          <w:sz w:val="20"/>
+          <w:szCs w:val="20"/>
+          <w:lang w:val="es-CO" w:eastAsia="es-CO"/>
+        </w:rPr>
+        <w:t xml:space="preserve"> org.openqa.selenium.WebDriver;</w:t>
       </w:r>
     </w:p>
     <w:p>
@@ -2161,7 +1865,6 @@
           <w:lang w:val="es-CO" w:eastAsia="es-CO"/>
         </w:rPr>
       </w:pPr>
-      <w:proofErr w:type="spellStart"/>
       <w:r>
         <w:rPr>
           <w:rFonts w:ascii="Consolas" w:eastAsia="Times New Roman" w:hAnsi="Consolas" w:cs="Times New Roman"/>
@@ -2174,50 +1877,15 @@
         </w:rPr>
         <w:t>import</w:t>
       </w:r>
-      <w:proofErr w:type="spellEnd"/>
-      <w:r>
-        <w:rPr>
-          <w:rFonts w:ascii="Consolas" w:eastAsia="Times New Roman" w:hAnsi="Consolas" w:cs="Times New Roman"/>
-          <w:color w:val="000000"/>
-          <w:sz w:val="20"/>
-          <w:szCs w:val="20"/>
-          <w:lang w:val="es-CO" w:eastAsia="es-CO"/>
-        </w:rPr>
-        <w:t xml:space="preserve"> </w:t>
-      </w:r>
-      <w:proofErr w:type="spellStart"/>
-      <w:proofErr w:type="gramStart"/>
-      <w:r>
-        <w:rPr>
-          <w:rFonts w:ascii="Consolas" w:eastAsia="Times New Roman" w:hAnsi="Consolas" w:cs="Times New Roman"/>
-          <w:color w:val="000000"/>
-          <w:sz w:val="20"/>
-          <w:szCs w:val="20"/>
-          <w:lang w:val="es-CO" w:eastAsia="es-CO"/>
-        </w:rPr>
-        <w:t>org.openqa</w:t>
-      </w:r>
-      <w:proofErr w:type="gramEnd"/>
-      <w:r>
-        <w:rPr>
-          <w:rFonts w:ascii="Consolas" w:eastAsia="Times New Roman" w:hAnsi="Consolas" w:cs="Times New Roman"/>
-          <w:color w:val="000000"/>
-          <w:sz w:val="20"/>
-          <w:szCs w:val="20"/>
-          <w:lang w:val="es-CO" w:eastAsia="es-CO"/>
-        </w:rPr>
-        <w:t>.selenium.chrome.ChromeDriver</w:t>
-      </w:r>
-      <w:proofErr w:type="spellEnd"/>
-      <w:r>
-        <w:rPr>
-          <w:rFonts w:ascii="Consolas" w:eastAsia="Times New Roman" w:hAnsi="Consolas" w:cs="Times New Roman"/>
-          <w:color w:val="000000"/>
-          <w:sz w:val="20"/>
-          <w:szCs w:val="20"/>
-          <w:lang w:val="es-CO" w:eastAsia="es-CO"/>
-        </w:rPr>
-        <w:t>;</w:t>
+      <w:r>
+        <w:rPr>
+          <w:rFonts w:ascii="Consolas" w:eastAsia="Times New Roman" w:hAnsi="Consolas" w:cs="Times New Roman"/>
+          <w:color w:val="000000"/>
+          <w:sz w:val="20"/>
+          <w:szCs w:val="20"/>
+          <w:lang w:val="es-CO" w:eastAsia="es-CO"/>
+        </w:rPr>
+        <w:t xml:space="preserve"> org.openqa.selenium.chrome.ChromeDriver;</w:t>
       </w:r>
     </w:p>
     <w:p>
@@ -2245,7 +1913,6 @@
           <w:lang w:val="es-CO" w:eastAsia="es-CO"/>
         </w:rPr>
       </w:pPr>
-      <w:proofErr w:type="spellStart"/>
       <w:r>
         <w:rPr>
           <w:rFonts w:ascii="Consolas" w:eastAsia="Times New Roman" w:hAnsi="Consolas" w:cs="Times New Roman"/>
@@ -2258,7 +1925,6 @@
         </w:rPr>
         <w:t>public</w:t>
       </w:r>
-      <w:proofErr w:type="spellEnd"/>
       <w:r>
         <w:rPr>
           <w:rFonts w:ascii="Consolas" w:eastAsia="Times New Roman" w:hAnsi="Consolas" w:cs="Times New Roman"/>
@@ -2269,7 +1935,6 @@
         </w:rPr>
         <w:t xml:space="preserve"> </w:t>
       </w:r>
-      <w:proofErr w:type="spellStart"/>
       <w:r>
         <w:rPr>
           <w:rFonts w:ascii="Consolas" w:eastAsia="Times New Roman" w:hAnsi="Consolas" w:cs="Times New Roman"/>
@@ -2282,38 +1947,15 @@
         </w:rPr>
         <w:t>class</w:t>
       </w:r>
-      <w:proofErr w:type="spellEnd"/>
-      <w:r>
-        <w:rPr>
-          <w:rFonts w:ascii="Consolas" w:eastAsia="Times New Roman" w:hAnsi="Consolas" w:cs="Times New Roman"/>
-          <w:color w:val="000000"/>
-          <w:sz w:val="20"/>
-          <w:szCs w:val="20"/>
-          <w:lang w:val="es-CO" w:eastAsia="es-CO"/>
-        </w:rPr>
-        <w:t xml:space="preserve"> </w:t>
-      </w:r>
-      <w:proofErr w:type="spellStart"/>
-      <w:r>
-        <w:rPr>
-          <w:rFonts w:ascii="Consolas" w:eastAsia="Times New Roman" w:hAnsi="Consolas" w:cs="Times New Roman"/>
-          <w:color w:val="000000"/>
-          <w:sz w:val="20"/>
-          <w:szCs w:val="20"/>
-          <w:lang w:val="es-CO" w:eastAsia="es-CO"/>
-        </w:rPr>
-        <w:t>EjercicioSeleniumJava</w:t>
-      </w:r>
-      <w:proofErr w:type="spellEnd"/>
-      <w:r>
-        <w:rPr>
-          <w:rFonts w:ascii="Consolas" w:eastAsia="Times New Roman" w:hAnsi="Consolas" w:cs="Times New Roman"/>
-          <w:color w:val="000000"/>
-          <w:sz w:val="20"/>
-          <w:szCs w:val="20"/>
-          <w:lang w:val="es-CO" w:eastAsia="es-CO"/>
-        </w:rPr>
-        <w:t xml:space="preserve"> {</w:t>
+      <w:r>
+        <w:rPr>
+          <w:rFonts w:ascii="Consolas" w:eastAsia="Times New Roman" w:hAnsi="Consolas" w:cs="Times New Roman"/>
+          <w:color w:val="000000"/>
+          <w:sz w:val="20"/>
+          <w:szCs w:val="20"/>
+          <w:lang w:val="es-CO" w:eastAsia="es-CO"/>
+        </w:rPr>
+        <w:t xml:space="preserve"> EjercicioSeleniumJava {</w:t>
       </w:r>
     </w:p>
     <w:p>
@@ -2351,7 +1993,6 @@
         </w:rPr>
         <w:t xml:space="preserve">    </w:t>
       </w:r>
-      <w:proofErr w:type="spellStart"/>
       <w:r>
         <w:rPr>
           <w:rFonts w:ascii="Consolas" w:eastAsia="Times New Roman" w:hAnsi="Consolas" w:cs="Times New Roman"/>
@@ -2364,38 +2005,15 @@
         </w:rPr>
         <w:t>static</w:t>
       </w:r>
-      <w:proofErr w:type="spellEnd"/>
-      <w:r>
-        <w:rPr>
-          <w:rFonts w:ascii="Consolas" w:eastAsia="Times New Roman" w:hAnsi="Consolas" w:cs="Times New Roman"/>
-          <w:color w:val="000000"/>
-          <w:sz w:val="20"/>
-          <w:szCs w:val="20"/>
-          <w:lang w:val="es-CO" w:eastAsia="es-CO"/>
-        </w:rPr>
-        <w:t xml:space="preserve"> </w:t>
-      </w:r>
-      <w:proofErr w:type="spellStart"/>
-      <w:r>
-        <w:rPr>
-          <w:rFonts w:ascii="Consolas" w:eastAsia="Times New Roman" w:hAnsi="Consolas" w:cs="Times New Roman"/>
-          <w:color w:val="000000"/>
-          <w:sz w:val="20"/>
-          <w:szCs w:val="20"/>
-          <w:lang w:val="es-CO" w:eastAsia="es-CO"/>
-        </w:rPr>
-        <w:t>WebDriver</w:t>
-      </w:r>
-      <w:proofErr w:type="spellEnd"/>
-      <w:r>
-        <w:rPr>
-          <w:rFonts w:ascii="Consolas" w:eastAsia="Times New Roman" w:hAnsi="Consolas" w:cs="Times New Roman"/>
-          <w:color w:val="000000"/>
-          <w:sz w:val="20"/>
-          <w:szCs w:val="20"/>
-          <w:lang w:val="es-CO" w:eastAsia="es-CO"/>
-        </w:rPr>
-        <w:t xml:space="preserve"> </w:t>
+      <w:r>
+        <w:rPr>
+          <w:rFonts w:ascii="Consolas" w:eastAsia="Times New Roman" w:hAnsi="Consolas" w:cs="Times New Roman"/>
+          <w:color w:val="000000"/>
+          <w:sz w:val="20"/>
+          <w:szCs w:val="20"/>
+          <w:lang w:val="es-CO" w:eastAsia="es-CO"/>
+        </w:rPr>
+        <w:t xml:space="preserve"> WebDriver </w:t>
       </w:r>
       <w:r>
         <w:rPr>
@@ -2455,7 +2073,6 @@
         </w:rPr>
         <w:t xml:space="preserve">    </w:t>
       </w:r>
-      <w:proofErr w:type="spellStart"/>
       <w:r>
         <w:rPr>
           <w:rFonts w:ascii="Consolas" w:eastAsia="Times New Roman" w:hAnsi="Consolas" w:cs="Times New Roman"/>
@@ -2468,7 +2085,6 @@
         </w:rPr>
         <w:t>public</w:t>
       </w:r>
-      <w:proofErr w:type="spellEnd"/>
       <w:r>
         <w:rPr>
           <w:rFonts w:ascii="Consolas" w:eastAsia="Times New Roman" w:hAnsi="Consolas" w:cs="Times New Roman"/>
@@ -2479,7 +2095,6 @@
         </w:rPr>
         <w:t xml:space="preserve"> </w:t>
       </w:r>
-      <w:proofErr w:type="spellStart"/>
       <w:r>
         <w:rPr>
           <w:rFonts w:ascii="Consolas" w:eastAsia="Times New Roman" w:hAnsi="Consolas" w:cs="Times New Roman"/>
@@ -2492,7 +2107,6 @@
         </w:rPr>
         <w:t>static</w:t>
       </w:r>
-      <w:proofErr w:type="spellEnd"/>
       <w:r>
         <w:rPr>
           <w:rFonts w:ascii="Consolas" w:eastAsia="Times New Roman" w:hAnsi="Consolas" w:cs="Times New Roman"/>
@@ -2503,7 +2117,6 @@
         </w:rPr>
         <w:t xml:space="preserve"> </w:t>
       </w:r>
-      <w:proofErr w:type="spellStart"/>
       <w:r>
         <w:rPr>
           <w:rFonts w:ascii="Consolas" w:eastAsia="Times New Roman" w:hAnsi="Consolas" w:cs="Times New Roman"/>
@@ -2516,64 +2129,16 @@
         </w:rPr>
         <w:t>void</w:t>
       </w:r>
-      <w:proofErr w:type="spellEnd"/>
-      <w:r>
-        <w:rPr>
-          <w:rFonts w:ascii="Consolas" w:eastAsia="Times New Roman" w:hAnsi="Consolas" w:cs="Times New Roman"/>
-          <w:color w:val="000000"/>
-          <w:sz w:val="20"/>
-          <w:szCs w:val="20"/>
-          <w:lang w:val="es-CO" w:eastAsia="es-CO"/>
-        </w:rPr>
-        <w:t xml:space="preserve"> </w:t>
-      </w:r>
-      <w:proofErr w:type="spellStart"/>
-      <w:proofErr w:type="gramStart"/>
-      <w:r>
-        <w:rPr>
-          <w:rFonts w:ascii="Consolas" w:eastAsia="Times New Roman" w:hAnsi="Consolas" w:cs="Times New Roman"/>
-          <w:color w:val="000000"/>
-          <w:sz w:val="20"/>
-          <w:szCs w:val="20"/>
-          <w:lang w:val="es-CO" w:eastAsia="es-CO"/>
-        </w:rPr>
-        <w:t>main</w:t>
-      </w:r>
-      <w:proofErr w:type="spellEnd"/>
-      <w:r>
-        <w:rPr>
-          <w:rFonts w:ascii="Consolas" w:eastAsia="Times New Roman" w:hAnsi="Consolas" w:cs="Times New Roman"/>
-          <w:color w:val="000000"/>
-          <w:sz w:val="20"/>
-          <w:szCs w:val="20"/>
-          <w:lang w:val="es-CO" w:eastAsia="es-CO"/>
-        </w:rPr>
-        <w:t>(</w:t>
-      </w:r>
-      <w:proofErr w:type="spellStart"/>
-      <w:proofErr w:type="gramEnd"/>
-      <w:r>
-        <w:rPr>
-          <w:rFonts w:ascii="Consolas" w:eastAsia="Times New Roman" w:hAnsi="Consolas" w:cs="Times New Roman"/>
-          <w:color w:val="000000"/>
-          <w:sz w:val="20"/>
-          <w:szCs w:val="20"/>
-          <w:lang w:val="es-CO" w:eastAsia="es-CO"/>
-        </w:rPr>
-        <w:t>String</w:t>
-      </w:r>
-      <w:proofErr w:type="spellEnd"/>
-      <w:r>
-        <w:rPr>
-          <w:rFonts w:ascii="Consolas" w:eastAsia="Times New Roman" w:hAnsi="Consolas" w:cs="Times New Roman"/>
-          <w:color w:val="000000"/>
-          <w:sz w:val="20"/>
-          <w:szCs w:val="20"/>
-          <w:lang w:val="es-CO" w:eastAsia="es-CO"/>
-        </w:rPr>
-        <w:t xml:space="preserve">[] </w:t>
-      </w:r>
-      <w:proofErr w:type="spellStart"/>
+      <w:r>
+        <w:rPr>
+          <w:rFonts w:ascii="Consolas" w:eastAsia="Times New Roman" w:hAnsi="Consolas" w:cs="Times New Roman"/>
+          <w:color w:val="000000"/>
+          <w:sz w:val="20"/>
+          <w:szCs w:val="20"/>
+          <w:lang w:val="es-CO" w:eastAsia="es-CO"/>
+        </w:rPr>
+        <w:t xml:space="preserve"> main(String[] </w:t>
+      </w:r>
       <w:r>
         <w:rPr>
           <w:rFonts w:ascii="Consolas" w:eastAsia="Times New Roman" w:hAnsi="Consolas" w:cs="Times New Roman"/>
@@ -2584,7 +2149,6 @@
         </w:rPr>
         <w:t>args</w:t>
       </w:r>
-      <w:proofErr w:type="spellEnd"/>
       <w:r>
         <w:rPr>
           <w:rFonts w:ascii="Consolas" w:eastAsia="Times New Roman" w:hAnsi="Consolas" w:cs="Times New Roman"/>
@@ -2673,41 +2237,7 @@
           <w:szCs w:val="20"/>
           <w:lang w:val="es-CO" w:eastAsia="es-CO"/>
         </w:rPr>
-        <w:t xml:space="preserve"> </w:t>
-      </w:r>
-      <w:proofErr w:type="spellStart"/>
-      <w:proofErr w:type="gramStart"/>
-      <w:r>
-        <w:rPr>
-          <w:rFonts w:ascii="Consolas" w:eastAsia="Times New Roman" w:hAnsi="Consolas" w:cs="Times New Roman"/>
-          <w:color w:val="000000"/>
-          <w:sz w:val="20"/>
-          <w:szCs w:val="20"/>
-          <w:lang w:val="es-CO" w:eastAsia="es-CO"/>
-        </w:rPr>
-        <w:t>ChromeDriver</w:t>
-      </w:r>
-      <w:proofErr w:type="spellEnd"/>
-      <w:r>
-        <w:rPr>
-          <w:rFonts w:ascii="Consolas" w:eastAsia="Times New Roman" w:hAnsi="Consolas" w:cs="Times New Roman"/>
-          <w:color w:val="000000"/>
-          <w:sz w:val="20"/>
-          <w:szCs w:val="20"/>
-          <w:lang w:val="es-CO" w:eastAsia="es-CO"/>
-        </w:rPr>
-        <w:t>(</w:t>
-      </w:r>
-      <w:proofErr w:type="gramEnd"/>
-      <w:r>
-        <w:rPr>
-          <w:rFonts w:ascii="Consolas" w:eastAsia="Times New Roman" w:hAnsi="Consolas" w:cs="Times New Roman"/>
-          <w:color w:val="000000"/>
-          <w:sz w:val="20"/>
-          <w:szCs w:val="20"/>
-          <w:lang w:val="es-CO" w:eastAsia="es-CO"/>
-        </w:rPr>
-        <w:t>);</w:t>
+        <w:t xml:space="preserve"> ChromeDriver();</w:t>
       </w:r>
     </w:p>
     <w:p>
@@ -2851,8 +2381,6 @@
         </w:rPr>
         <w:t xml:space="preserve">        </w:t>
       </w:r>
-      <w:proofErr w:type="spellStart"/>
-      <w:proofErr w:type="gramStart"/>
       <w:r>
         <w:rPr>
           <w:rFonts w:ascii="Consolas" w:eastAsia="Times New Roman" w:hAnsi="Consolas" w:cs="Times New Roman"/>
@@ -2873,20 +2401,8 @@
           <w:szCs w:val="20"/>
           <w:lang w:val="es-CO" w:eastAsia="es-CO"/>
         </w:rPr>
-        <w:t>.get</w:t>
-      </w:r>
-      <w:proofErr w:type="spellEnd"/>
-      <w:r>
-        <w:rPr>
-          <w:rFonts w:ascii="Consolas" w:eastAsia="Times New Roman" w:hAnsi="Consolas" w:cs="Times New Roman"/>
-          <w:color w:val="000000"/>
-          <w:sz w:val="20"/>
-          <w:szCs w:val="20"/>
-          <w:lang w:val="es-CO" w:eastAsia="es-CO"/>
-        </w:rPr>
-        <w:t>(</w:t>
-      </w:r>
-      <w:proofErr w:type="gramEnd"/>
+        <w:t>.get(</w:t>
+      </w:r>
       <w:r>
         <w:rPr>
           <w:rFonts w:ascii="Consolas" w:eastAsia="Times New Roman" w:hAnsi="Consolas" w:cs="Times New Roman"/>
@@ -2895,51 +2411,7 @@
           <w:szCs w:val="20"/>
           <w:lang w:val="es-CO" w:eastAsia="es-CO"/>
         </w:rPr>
-        <w:t>"file:///D:\\Datos Leisman\\</w:t>
-      </w:r>
-      <w:proofErr w:type="spellStart"/>
-      <w:r>
-        <w:rPr>
-          <w:rFonts w:ascii="Consolas" w:eastAsia="Times New Roman" w:hAnsi="Consolas" w:cs="Times New Roman"/>
-          <w:color w:val="2A00FF"/>
-          <w:sz w:val="20"/>
-          <w:szCs w:val="20"/>
-          <w:lang w:val="es-CO" w:eastAsia="es-CO"/>
-        </w:rPr>
-        <w:t>practi</w:t>
-      </w:r>
-      <w:proofErr w:type="spellEnd"/>
-      <w:r>
-        <w:rPr>
-          <w:rFonts w:ascii="Consolas" w:eastAsia="Times New Roman" w:hAnsi="Consolas" w:cs="Times New Roman"/>
-          <w:color w:val="2A00FF"/>
-          <w:sz w:val="20"/>
-          <w:szCs w:val="20"/>
-          <w:lang w:val="es-CO" w:eastAsia="es-CO"/>
-        </w:rPr>
-        <w:t>\\</w:t>
-      </w:r>
-      <w:proofErr w:type="spellStart"/>
-      <w:r>
-        <w:rPr>
-          <w:rFonts w:ascii="Consolas" w:eastAsia="Times New Roman" w:hAnsi="Consolas" w:cs="Times New Roman"/>
-          <w:color w:val="2A00FF"/>
-          <w:sz w:val="20"/>
-          <w:szCs w:val="20"/>
-          <w:lang w:val="es-CO" w:eastAsia="es-CO"/>
-        </w:rPr>
-        <w:t>metricas</w:t>
-      </w:r>
-      <w:proofErr w:type="spellEnd"/>
-      <w:r>
-        <w:rPr>
-          <w:rFonts w:ascii="Consolas" w:eastAsia="Times New Roman" w:hAnsi="Consolas" w:cs="Times New Roman"/>
-          <w:color w:val="2A00FF"/>
-          <w:sz w:val="20"/>
-          <w:szCs w:val="20"/>
-          <w:lang w:val="es-CO" w:eastAsia="es-CO"/>
-        </w:rPr>
-        <w:t>\\semana 2\\Index.html"</w:t>
+        <w:t>"file:///D:\\Datos Leisman\\practi\\metricas\\semana 2\\Index.html"</w:t>
       </w:r>
       <w:r>
         <w:rPr>
@@ -2997,9 +2469,41 @@
           <w:szCs w:val="20"/>
           <w:lang w:val="es-CO" w:eastAsia="es-CO"/>
         </w:rPr>
-        <w:t>cp01_</w:t>
-      </w:r>
-      <w:proofErr w:type="gramStart"/>
+        <w:t>cp01_registroValido</w:t>
+      </w:r>
+      <w:r>
+        <w:rPr>
+          <w:rFonts w:ascii="Consolas" w:eastAsia="Times New Roman" w:hAnsi="Consolas" w:cs="Times New Roman"/>
+          <w:color w:val="000000"/>
+          <w:sz w:val="20"/>
+          <w:szCs w:val="20"/>
+          <w:lang w:val="es-CO" w:eastAsia="es-CO"/>
+        </w:rPr>
+        <w:t>();</w:t>
+      </w:r>
+    </w:p>
+    <w:p>
+      <w:pPr>
+        <w:shd w:val="clear" w:color="auto" w:fill="FFFFFF"/>
+        <w:spacing w:after="0" w:line="240" w:lineRule="auto"/>
+        <w:rPr>
+          <w:rFonts w:ascii="Consolas" w:eastAsia="Times New Roman" w:hAnsi="Consolas" w:cs="Times New Roman"/>
+          <w:color w:val="000000"/>
+          <w:sz w:val="20"/>
+          <w:szCs w:val="20"/>
+          <w:lang w:val="es-CO" w:eastAsia="es-CO"/>
+        </w:rPr>
+      </w:pPr>
+      <w:r>
+        <w:rPr>
+          <w:rFonts w:ascii="Consolas" w:eastAsia="Times New Roman" w:hAnsi="Consolas" w:cs="Times New Roman"/>
+          <w:color w:val="000000"/>
+          <w:sz w:val="20"/>
+          <w:szCs w:val="20"/>
+          <w:lang w:val="es-CO" w:eastAsia="es-CO"/>
+        </w:rPr>
+        <w:t xml:space="preserve">        </w:t>
+      </w:r>
       <w:r>
         <w:rPr>
           <w:rFonts w:ascii="Consolas" w:eastAsia="Times New Roman" w:hAnsi="Consolas" w:cs="Times New Roman"/>
@@ -3010,28 +2514,17 @@
           <w:szCs w:val="20"/>
           <w:lang w:val="es-CO" w:eastAsia="es-CO"/>
         </w:rPr>
-        <w:t>registroValido</w:t>
-      </w:r>
-      <w:r>
-        <w:rPr>
-          <w:rFonts w:ascii="Consolas" w:eastAsia="Times New Roman" w:hAnsi="Consolas" w:cs="Times New Roman"/>
-          <w:color w:val="000000"/>
-          <w:sz w:val="20"/>
-          <w:szCs w:val="20"/>
-          <w:lang w:val="es-CO" w:eastAsia="es-CO"/>
-        </w:rPr>
-        <w:t>(</w:t>
-      </w:r>
-      <w:proofErr w:type="gramEnd"/>
-      <w:r>
-        <w:rPr>
-          <w:rFonts w:ascii="Consolas" w:eastAsia="Times New Roman" w:hAnsi="Consolas" w:cs="Times New Roman"/>
-          <w:color w:val="000000"/>
-          <w:sz w:val="20"/>
-          <w:szCs w:val="20"/>
-          <w:lang w:val="es-CO" w:eastAsia="es-CO"/>
-        </w:rPr>
-        <w:t>);</w:t>
+        <w:t>cp02_correoInvalido</w:t>
+      </w:r>
+      <w:r>
+        <w:rPr>
+          <w:rFonts w:ascii="Consolas" w:eastAsia="Times New Roman" w:hAnsi="Consolas" w:cs="Times New Roman"/>
+          <w:color w:val="000000"/>
+          <w:sz w:val="20"/>
+          <w:szCs w:val="20"/>
+          <w:lang w:val="es-CO" w:eastAsia="es-CO"/>
+        </w:rPr>
+        <w:t>();</w:t>
       </w:r>
     </w:p>
     <w:p>
@@ -3066,9 +2559,41 @@
           <w:szCs w:val="20"/>
           <w:lang w:val="es-CO" w:eastAsia="es-CO"/>
         </w:rPr>
-        <w:t>cp02_</w:t>
-      </w:r>
-      <w:proofErr w:type="gramStart"/>
+        <w:t>cp03_passwordCorta</w:t>
+      </w:r>
+      <w:r>
+        <w:rPr>
+          <w:rFonts w:ascii="Consolas" w:eastAsia="Times New Roman" w:hAnsi="Consolas" w:cs="Times New Roman"/>
+          <w:color w:val="000000"/>
+          <w:sz w:val="20"/>
+          <w:szCs w:val="20"/>
+          <w:lang w:val="es-CO" w:eastAsia="es-CO"/>
+        </w:rPr>
+        <w:t>();</w:t>
+      </w:r>
+    </w:p>
+    <w:p>
+      <w:pPr>
+        <w:shd w:val="clear" w:color="auto" w:fill="FFFFFF"/>
+        <w:spacing w:after="0" w:line="240" w:lineRule="auto"/>
+        <w:rPr>
+          <w:rFonts w:ascii="Consolas" w:eastAsia="Times New Roman" w:hAnsi="Consolas" w:cs="Times New Roman"/>
+          <w:color w:val="000000"/>
+          <w:sz w:val="20"/>
+          <w:szCs w:val="20"/>
+          <w:lang w:val="es-CO" w:eastAsia="es-CO"/>
+        </w:rPr>
+      </w:pPr>
+      <w:r>
+        <w:rPr>
+          <w:rFonts w:ascii="Consolas" w:eastAsia="Times New Roman" w:hAnsi="Consolas" w:cs="Times New Roman"/>
+          <w:color w:val="000000"/>
+          <w:sz w:val="20"/>
+          <w:szCs w:val="20"/>
+          <w:lang w:val="es-CO" w:eastAsia="es-CO"/>
+        </w:rPr>
+        <w:t xml:space="preserve">        </w:t>
+      </w:r>
       <w:r>
         <w:rPr>
           <w:rFonts w:ascii="Consolas" w:eastAsia="Times New Roman" w:hAnsi="Consolas" w:cs="Times New Roman"/>
@@ -3079,28 +2604,17 @@
           <w:szCs w:val="20"/>
           <w:lang w:val="es-CO" w:eastAsia="es-CO"/>
         </w:rPr>
-        <w:t>correoInvalido</w:t>
-      </w:r>
-      <w:r>
-        <w:rPr>
-          <w:rFonts w:ascii="Consolas" w:eastAsia="Times New Roman" w:hAnsi="Consolas" w:cs="Times New Roman"/>
-          <w:color w:val="000000"/>
-          <w:sz w:val="20"/>
-          <w:szCs w:val="20"/>
-          <w:lang w:val="es-CO" w:eastAsia="es-CO"/>
-        </w:rPr>
-        <w:t>(</w:t>
-      </w:r>
-      <w:proofErr w:type="gramEnd"/>
-      <w:r>
-        <w:rPr>
-          <w:rFonts w:ascii="Consolas" w:eastAsia="Times New Roman" w:hAnsi="Consolas" w:cs="Times New Roman"/>
-          <w:color w:val="000000"/>
-          <w:sz w:val="20"/>
-          <w:szCs w:val="20"/>
-          <w:lang w:val="es-CO" w:eastAsia="es-CO"/>
-        </w:rPr>
-        <w:t>);</w:t>
+        <w:t>cp04_passwordNoCoincide</w:t>
+      </w:r>
+      <w:r>
+        <w:rPr>
+          <w:rFonts w:ascii="Consolas" w:eastAsia="Times New Roman" w:hAnsi="Consolas" w:cs="Times New Roman"/>
+          <w:color w:val="000000"/>
+          <w:sz w:val="20"/>
+          <w:szCs w:val="20"/>
+          <w:lang w:val="es-CO" w:eastAsia="es-CO"/>
+        </w:rPr>
+        <w:t>();</w:t>
       </w:r>
     </w:p>
     <w:p>
@@ -3135,9 +2649,41 @@
           <w:szCs w:val="20"/>
           <w:lang w:val="es-CO" w:eastAsia="es-CO"/>
         </w:rPr>
-        <w:t>cp03_</w:t>
-      </w:r>
-      <w:proofErr w:type="gramStart"/>
+        <w:t>cp05_correoDuplicado</w:t>
+      </w:r>
+      <w:r>
+        <w:rPr>
+          <w:rFonts w:ascii="Consolas" w:eastAsia="Times New Roman" w:hAnsi="Consolas" w:cs="Times New Roman"/>
+          <w:color w:val="000000"/>
+          <w:sz w:val="20"/>
+          <w:szCs w:val="20"/>
+          <w:lang w:val="es-CO" w:eastAsia="es-CO"/>
+        </w:rPr>
+        <w:t>();</w:t>
+      </w:r>
+    </w:p>
+    <w:p>
+      <w:pPr>
+        <w:shd w:val="clear" w:color="auto" w:fill="FFFFFF"/>
+        <w:spacing w:after="0" w:line="240" w:lineRule="auto"/>
+        <w:rPr>
+          <w:rFonts w:ascii="Consolas" w:eastAsia="Times New Roman" w:hAnsi="Consolas" w:cs="Times New Roman"/>
+          <w:color w:val="000000"/>
+          <w:sz w:val="20"/>
+          <w:szCs w:val="20"/>
+          <w:lang w:val="es-CO" w:eastAsia="es-CO"/>
+        </w:rPr>
+      </w:pPr>
+      <w:r>
+        <w:rPr>
+          <w:rFonts w:ascii="Consolas" w:eastAsia="Times New Roman" w:hAnsi="Consolas" w:cs="Times New Roman"/>
+          <w:color w:val="000000"/>
+          <w:sz w:val="20"/>
+          <w:szCs w:val="20"/>
+          <w:lang w:val="es-CO" w:eastAsia="es-CO"/>
+        </w:rPr>
+        <w:t xml:space="preserve">        </w:t>
+      </w:r>
       <w:r>
         <w:rPr>
           <w:rFonts w:ascii="Consolas" w:eastAsia="Times New Roman" w:hAnsi="Consolas" w:cs="Times New Roman"/>
@@ -3148,28 +2694,17 @@
           <w:szCs w:val="20"/>
           <w:lang w:val="es-CO" w:eastAsia="es-CO"/>
         </w:rPr>
-        <w:t>passwordCorta</w:t>
-      </w:r>
-      <w:r>
-        <w:rPr>
-          <w:rFonts w:ascii="Consolas" w:eastAsia="Times New Roman" w:hAnsi="Consolas" w:cs="Times New Roman"/>
-          <w:color w:val="000000"/>
-          <w:sz w:val="20"/>
-          <w:szCs w:val="20"/>
-          <w:lang w:val="es-CO" w:eastAsia="es-CO"/>
-        </w:rPr>
-        <w:t>(</w:t>
-      </w:r>
-      <w:proofErr w:type="gramEnd"/>
-      <w:r>
-        <w:rPr>
-          <w:rFonts w:ascii="Consolas" w:eastAsia="Times New Roman" w:hAnsi="Consolas" w:cs="Times New Roman"/>
-          <w:color w:val="000000"/>
-          <w:sz w:val="20"/>
-          <w:szCs w:val="20"/>
-          <w:lang w:val="es-CO" w:eastAsia="es-CO"/>
-        </w:rPr>
-        <w:t>);</w:t>
+        <w:t>cp06_camposVacios</w:t>
+      </w:r>
+      <w:r>
+        <w:rPr>
+          <w:rFonts w:ascii="Consolas" w:eastAsia="Times New Roman" w:hAnsi="Consolas" w:cs="Times New Roman"/>
+          <w:color w:val="000000"/>
+          <w:sz w:val="20"/>
+          <w:szCs w:val="20"/>
+          <w:lang w:val="es-CO" w:eastAsia="es-CO"/>
+        </w:rPr>
+        <w:t>();</w:t>
       </w:r>
     </w:p>
     <w:p>
@@ -3184,62 +2719,6 @@
           <w:lang w:val="es-CO" w:eastAsia="es-CO"/>
         </w:rPr>
       </w:pPr>
-      <w:r>
-        <w:rPr>
-          <w:rFonts w:ascii="Consolas" w:eastAsia="Times New Roman" w:hAnsi="Consolas" w:cs="Times New Roman"/>
-          <w:color w:val="000000"/>
-          <w:sz w:val="20"/>
-          <w:szCs w:val="20"/>
-          <w:lang w:val="es-CO" w:eastAsia="es-CO"/>
-        </w:rPr>
-        <w:t xml:space="preserve">        </w:t>
-      </w:r>
-      <w:r>
-        <w:rPr>
-          <w:rFonts w:ascii="Consolas" w:eastAsia="Times New Roman" w:hAnsi="Consolas" w:cs="Times New Roman"/>
-          <w:i/>
-          <w:iCs/>
-          <w:color w:val="000000"/>
-          <w:sz w:val="20"/>
-          <w:szCs w:val="20"/>
-          <w:lang w:val="es-CO" w:eastAsia="es-CO"/>
-        </w:rPr>
-        <w:t>cp04_</w:t>
-      </w:r>
-      <w:proofErr w:type="gramStart"/>
-      <w:r>
-        <w:rPr>
-          <w:rFonts w:ascii="Consolas" w:eastAsia="Times New Roman" w:hAnsi="Consolas" w:cs="Times New Roman"/>
-          <w:i/>
-          <w:iCs/>
-          <w:color w:val="000000"/>
-          <w:sz w:val="20"/>
-          <w:szCs w:val="20"/>
-          <w:lang w:val="es-CO" w:eastAsia="es-CO"/>
-        </w:rPr>
-        <w:t>passwordNoCoincide</w:t>
-      </w:r>
-      <w:r>
-        <w:rPr>
-          <w:rFonts w:ascii="Consolas" w:eastAsia="Times New Roman" w:hAnsi="Consolas" w:cs="Times New Roman"/>
-          <w:color w:val="000000"/>
-          <w:sz w:val="20"/>
-          <w:szCs w:val="20"/>
-          <w:lang w:val="es-CO" w:eastAsia="es-CO"/>
-        </w:rPr>
-        <w:t>(</w:t>
-      </w:r>
-      <w:proofErr w:type="gramEnd"/>
-      <w:r>
-        <w:rPr>
-          <w:rFonts w:ascii="Consolas" w:eastAsia="Times New Roman" w:hAnsi="Consolas" w:cs="Times New Roman"/>
-          <w:color w:val="000000"/>
-          <w:sz w:val="20"/>
-          <w:szCs w:val="20"/>
-          <w:lang w:val="es-CO" w:eastAsia="es-CO"/>
-        </w:rPr>
-        <w:t>);</w:t>
-      </w:r>
     </w:p>
     <w:p>
       <w:pPr>
@@ -3263,159 +2742,6 @@
         </w:rPr>
         <w:t xml:space="preserve">        </w:t>
       </w:r>
-      <w:r>
-        <w:rPr>
-          <w:rFonts w:ascii="Consolas" w:eastAsia="Times New Roman" w:hAnsi="Consolas" w:cs="Times New Roman"/>
-          <w:i/>
-          <w:iCs/>
-          <w:color w:val="000000"/>
-          <w:sz w:val="20"/>
-          <w:szCs w:val="20"/>
-          <w:lang w:val="es-CO" w:eastAsia="es-CO"/>
-        </w:rPr>
-        <w:t>cp05_</w:t>
-      </w:r>
-      <w:proofErr w:type="gramStart"/>
-      <w:r>
-        <w:rPr>
-          <w:rFonts w:ascii="Consolas" w:eastAsia="Times New Roman" w:hAnsi="Consolas" w:cs="Times New Roman"/>
-          <w:i/>
-          <w:iCs/>
-          <w:color w:val="000000"/>
-          <w:sz w:val="20"/>
-          <w:szCs w:val="20"/>
-          <w:lang w:val="es-CO" w:eastAsia="es-CO"/>
-        </w:rPr>
-        <w:t>correoDuplicado</w:t>
-      </w:r>
-      <w:r>
-        <w:rPr>
-          <w:rFonts w:ascii="Consolas" w:eastAsia="Times New Roman" w:hAnsi="Consolas" w:cs="Times New Roman"/>
-          <w:color w:val="000000"/>
-          <w:sz w:val="20"/>
-          <w:szCs w:val="20"/>
-          <w:lang w:val="es-CO" w:eastAsia="es-CO"/>
-        </w:rPr>
-        <w:t>(</w:t>
-      </w:r>
-      <w:proofErr w:type="gramEnd"/>
-      <w:r>
-        <w:rPr>
-          <w:rFonts w:ascii="Consolas" w:eastAsia="Times New Roman" w:hAnsi="Consolas" w:cs="Times New Roman"/>
-          <w:color w:val="000000"/>
-          <w:sz w:val="20"/>
-          <w:szCs w:val="20"/>
-          <w:lang w:val="es-CO" w:eastAsia="es-CO"/>
-        </w:rPr>
-        <w:t>);</w:t>
-      </w:r>
-    </w:p>
-    <w:p>
-      <w:pPr>
-        <w:shd w:val="clear" w:color="auto" w:fill="FFFFFF"/>
-        <w:spacing w:after="0" w:line="240" w:lineRule="auto"/>
-        <w:rPr>
-          <w:rFonts w:ascii="Consolas" w:eastAsia="Times New Roman" w:hAnsi="Consolas" w:cs="Times New Roman"/>
-          <w:color w:val="000000"/>
-          <w:sz w:val="20"/>
-          <w:szCs w:val="20"/>
-          <w:lang w:val="es-CO" w:eastAsia="es-CO"/>
-        </w:rPr>
-      </w:pPr>
-      <w:r>
-        <w:rPr>
-          <w:rFonts w:ascii="Consolas" w:eastAsia="Times New Roman" w:hAnsi="Consolas" w:cs="Times New Roman"/>
-          <w:color w:val="000000"/>
-          <w:sz w:val="20"/>
-          <w:szCs w:val="20"/>
-          <w:lang w:val="es-CO" w:eastAsia="es-CO"/>
-        </w:rPr>
-        <w:t xml:space="preserve">        </w:t>
-      </w:r>
-      <w:r>
-        <w:rPr>
-          <w:rFonts w:ascii="Consolas" w:eastAsia="Times New Roman" w:hAnsi="Consolas" w:cs="Times New Roman"/>
-          <w:i/>
-          <w:iCs/>
-          <w:color w:val="000000"/>
-          <w:sz w:val="20"/>
-          <w:szCs w:val="20"/>
-          <w:lang w:val="es-CO" w:eastAsia="es-CO"/>
-        </w:rPr>
-        <w:t>cp06_</w:t>
-      </w:r>
-      <w:proofErr w:type="gramStart"/>
-      <w:r>
-        <w:rPr>
-          <w:rFonts w:ascii="Consolas" w:eastAsia="Times New Roman" w:hAnsi="Consolas" w:cs="Times New Roman"/>
-          <w:i/>
-          <w:iCs/>
-          <w:color w:val="000000"/>
-          <w:sz w:val="20"/>
-          <w:szCs w:val="20"/>
-          <w:lang w:val="es-CO" w:eastAsia="es-CO"/>
-        </w:rPr>
-        <w:t>camposVacios</w:t>
-      </w:r>
-      <w:r>
-        <w:rPr>
-          <w:rFonts w:ascii="Consolas" w:eastAsia="Times New Roman" w:hAnsi="Consolas" w:cs="Times New Roman"/>
-          <w:color w:val="000000"/>
-          <w:sz w:val="20"/>
-          <w:szCs w:val="20"/>
-          <w:lang w:val="es-CO" w:eastAsia="es-CO"/>
-        </w:rPr>
-        <w:t>(</w:t>
-      </w:r>
-      <w:proofErr w:type="gramEnd"/>
-      <w:r>
-        <w:rPr>
-          <w:rFonts w:ascii="Consolas" w:eastAsia="Times New Roman" w:hAnsi="Consolas" w:cs="Times New Roman"/>
-          <w:color w:val="000000"/>
-          <w:sz w:val="20"/>
-          <w:szCs w:val="20"/>
-          <w:lang w:val="es-CO" w:eastAsia="es-CO"/>
-        </w:rPr>
-        <w:t>);</w:t>
-      </w:r>
-    </w:p>
-    <w:p>
-      <w:pPr>
-        <w:shd w:val="clear" w:color="auto" w:fill="FFFFFF"/>
-        <w:spacing w:after="0" w:line="240" w:lineRule="auto"/>
-        <w:rPr>
-          <w:rFonts w:ascii="Consolas" w:eastAsia="Times New Roman" w:hAnsi="Consolas" w:cs="Times New Roman"/>
-          <w:color w:val="000000"/>
-          <w:sz w:val="20"/>
-          <w:szCs w:val="20"/>
-          <w:lang w:val="es-CO" w:eastAsia="es-CO"/>
-        </w:rPr>
-      </w:pPr>
-    </w:p>
-    <w:p>
-      <w:pPr>
-        <w:shd w:val="clear" w:color="auto" w:fill="FFFFFF"/>
-        <w:spacing w:after="0" w:line="240" w:lineRule="auto"/>
-        <w:rPr>
-          <w:rFonts w:ascii="Consolas" w:eastAsia="Times New Roman" w:hAnsi="Consolas" w:cs="Times New Roman"/>
-          <w:color w:val="000000"/>
-          <w:sz w:val="20"/>
-          <w:szCs w:val="20"/>
-          <w:lang w:val="es-CO" w:eastAsia="es-CO"/>
-        </w:rPr>
-      </w:pPr>
-      <w:r>
-        <w:rPr>
-          <w:rFonts w:ascii="Consolas" w:eastAsia="Times New Roman" w:hAnsi="Consolas" w:cs="Times New Roman"/>
-          <w:color w:val="000000"/>
-          <w:sz w:val="20"/>
-          <w:szCs w:val="20"/>
-          <w:lang w:val="es-CO" w:eastAsia="es-CO"/>
-        </w:rPr>
-        <w:t xml:space="preserve">        </w:t>
-      </w:r>
-      <w:proofErr w:type="spellStart"/>
-      <w:proofErr w:type="gramStart"/>
       <w:r>
         <w:rPr>
           <w:rFonts w:ascii="Consolas" w:eastAsia="Times New Roman" w:hAnsi="Consolas" w:cs="Times New Roman"/>
@@ -3436,19 +2762,7 @@
           <w:szCs w:val="20"/>
           <w:lang w:val="es-CO" w:eastAsia="es-CO"/>
         </w:rPr>
-        <w:t>.quit</w:t>
-      </w:r>
-      <w:proofErr w:type="spellEnd"/>
-      <w:proofErr w:type="gramEnd"/>
-      <w:r>
-        <w:rPr>
-          <w:rFonts w:ascii="Consolas" w:eastAsia="Times New Roman" w:hAnsi="Consolas" w:cs="Times New Roman"/>
-          <w:color w:val="000000"/>
-          <w:sz w:val="20"/>
-          <w:szCs w:val="20"/>
-          <w:lang w:val="es-CO" w:eastAsia="es-CO"/>
-        </w:rPr>
-        <w:t>();</w:t>
+        <w:t>.quit();</w:t>
       </w:r>
     </w:p>
     <w:p>
@@ -3594,7 +2908,6 @@
         </w:rPr>
         <w:t xml:space="preserve">    </w:t>
       </w:r>
-      <w:proofErr w:type="spellStart"/>
       <w:r>
         <w:rPr>
           <w:rFonts w:ascii="Consolas" w:eastAsia="Times New Roman" w:hAnsi="Consolas" w:cs="Times New Roman"/>
@@ -3607,7 +2920,6 @@
         </w:rPr>
         <w:t>public</w:t>
       </w:r>
-      <w:proofErr w:type="spellEnd"/>
       <w:r>
         <w:rPr>
           <w:rFonts w:ascii="Consolas" w:eastAsia="Times New Roman" w:hAnsi="Consolas" w:cs="Times New Roman"/>
@@ -3618,7 +2930,6 @@
         </w:rPr>
         <w:t xml:space="preserve"> </w:t>
       </w:r>
-      <w:proofErr w:type="spellStart"/>
       <w:r>
         <w:rPr>
           <w:rFonts w:ascii="Consolas" w:eastAsia="Times New Roman" w:hAnsi="Consolas" w:cs="Times New Roman"/>
@@ -3631,7 +2942,6 @@
         </w:rPr>
         <w:t>static</w:t>
       </w:r>
-      <w:proofErr w:type="spellEnd"/>
       <w:r>
         <w:rPr>
           <w:rFonts w:ascii="Consolas" w:eastAsia="Times New Roman" w:hAnsi="Consolas" w:cs="Times New Roman"/>
@@ -3642,7 +2952,6 @@
         </w:rPr>
         <w:t xml:space="preserve"> </w:t>
       </w:r>
-      <w:proofErr w:type="spellStart"/>
       <w:r>
         <w:rPr>
           <w:rFonts w:ascii="Consolas" w:eastAsia="Times New Roman" w:hAnsi="Consolas" w:cs="Times New Roman"/>
@@ -3655,38 +2964,15 @@
         </w:rPr>
         <w:t>void</w:t>
       </w:r>
-      <w:proofErr w:type="spellEnd"/>
-      <w:r>
-        <w:rPr>
-          <w:rFonts w:ascii="Consolas" w:eastAsia="Times New Roman" w:hAnsi="Consolas" w:cs="Times New Roman"/>
-          <w:color w:val="000000"/>
-          <w:sz w:val="20"/>
-          <w:szCs w:val="20"/>
-          <w:lang w:val="es-CO" w:eastAsia="es-CO"/>
-        </w:rPr>
-        <w:t xml:space="preserve"> cp01_</w:t>
-      </w:r>
-      <w:proofErr w:type="gramStart"/>
-      <w:r>
-        <w:rPr>
-          <w:rFonts w:ascii="Consolas" w:eastAsia="Times New Roman" w:hAnsi="Consolas" w:cs="Times New Roman"/>
-          <w:color w:val="000000"/>
-          <w:sz w:val="20"/>
-          <w:szCs w:val="20"/>
-          <w:lang w:val="es-CO" w:eastAsia="es-CO"/>
-        </w:rPr>
-        <w:t>registroValido(</w:t>
-      </w:r>
-      <w:proofErr w:type="gramEnd"/>
-      <w:r>
-        <w:rPr>
-          <w:rFonts w:ascii="Consolas" w:eastAsia="Times New Roman" w:hAnsi="Consolas" w:cs="Times New Roman"/>
-          <w:color w:val="000000"/>
-          <w:sz w:val="20"/>
-          <w:szCs w:val="20"/>
-          <w:lang w:val="es-CO" w:eastAsia="es-CO"/>
-        </w:rPr>
-        <w:t>) {</w:t>
+      <w:r>
+        <w:rPr>
+          <w:rFonts w:ascii="Consolas" w:eastAsia="Times New Roman" w:hAnsi="Consolas" w:cs="Times New Roman"/>
+          <w:color w:val="000000"/>
+          <w:sz w:val="20"/>
+          <w:szCs w:val="20"/>
+          <w:lang w:val="es-CO" w:eastAsia="es-CO"/>
+        </w:rPr>
+        <w:t xml:space="preserve"> cp01_registroValido() {</w:t>
       </w:r>
     </w:p>
     <w:p>
@@ -3724,8 +3010,6 @@
         </w:rPr>
         <w:t xml:space="preserve">        </w:t>
       </w:r>
-      <w:proofErr w:type="spellStart"/>
-      <w:proofErr w:type="gramStart"/>
       <w:r>
         <w:rPr>
           <w:rFonts w:ascii="Consolas" w:eastAsia="Times New Roman" w:hAnsi="Consolas" w:cs="Times New Roman"/>
@@ -3746,41 +3030,7 @@
           <w:szCs w:val="20"/>
           <w:lang w:val="es-CO" w:eastAsia="es-CO"/>
         </w:rPr>
-        <w:t>.navigate</w:t>
-      </w:r>
-      <w:proofErr w:type="spellEnd"/>
-      <w:proofErr w:type="gramEnd"/>
-      <w:r>
-        <w:rPr>
-          <w:rFonts w:ascii="Consolas" w:eastAsia="Times New Roman" w:hAnsi="Consolas" w:cs="Times New Roman"/>
-          <w:color w:val="000000"/>
-          <w:sz w:val="20"/>
-          <w:szCs w:val="20"/>
-          <w:lang w:val="es-CO" w:eastAsia="es-CO"/>
-        </w:rPr>
-        <w:t>().</w:t>
-      </w:r>
-      <w:proofErr w:type="spellStart"/>
-      <w:r>
-        <w:rPr>
-          <w:rFonts w:ascii="Consolas" w:eastAsia="Times New Roman" w:hAnsi="Consolas" w:cs="Times New Roman"/>
-          <w:color w:val="000000"/>
-          <w:sz w:val="20"/>
-          <w:szCs w:val="20"/>
-          <w:lang w:val="es-CO" w:eastAsia="es-CO"/>
-        </w:rPr>
-        <w:t>refresh</w:t>
-      </w:r>
-      <w:proofErr w:type="spellEnd"/>
-      <w:r>
-        <w:rPr>
-          <w:rFonts w:ascii="Consolas" w:eastAsia="Times New Roman" w:hAnsi="Consolas" w:cs="Times New Roman"/>
-          <w:color w:val="000000"/>
-          <w:sz w:val="20"/>
-          <w:szCs w:val="20"/>
-          <w:lang w:val="es-CO" w:eastAsia="es-CO"/>
-        </w:rPr>
-        <w:t>();</w:t>
+        <w:t>.navigate().refresh();</w:t>
       </w:r>
     </w:p>
     <w:p>
@@ -3818,8 +3068,6 @@
         </w:rPr>
         <w:t xml:space="preserve">        </w:t>
       </w:r>
-      <w:proofErr w:type="spellStart"/>
-      <w:proofErr w:type="gramStart"/>
       <w:r>
         <w:rPr>
           <w:rFonts w:ascii="Consolas" w:eastAsia="Times New Roman" w:hAnsi="Consolas" w:cs="Times New Roman"/>
@@ -3840,30 +3088,7 @@
           <w:szCs w:val="20"/>
           <w:lang w:val="es-CO" w:eastAsia="es-CO"/>
         </w:rPr>
-        <w:t>.findElement</w:t>
-      </w:r>
-      <w:proofErr w:type="spellEnd"/>
-      <w:proofErr w:type="gramEnd"/>
-      <w:r>
-        <w:rPr>
-          <w:rFonts w:ascii="Consolas" w:eastAsia="Times New Roman" w:hAnsi="Consolas" w:cs="Times New Roman"/>
-          <w:color w:val="000000"/>
-          <w:sz w:val="20"/>
-          <w:szCs w:val="20"/>
-          <w:lang w:val="es-CO" w:eastAsia="es-CO"/>
-        </w:rPr>
-        <w:t>(</w:t>
-      </w:r>
-      <w:proofErr w:type="spellStart"/>
-      <w:r>
-        <w:rPr>
-          <w:rFonts w:ascii="Consolas" w:eastAsia="Times New Roman" w:hAnsi="Consolas" w:cs="Times New Roman"/>
-          <w:color w:val="000000"/>
-          <w:sz w:val="20"/>
-          <w:szCs w:val="20"/>
-          <w:lang w:val="es-CO" w:eastAsia="es-CO"/>
-        </w:rPr>
-        <w:t>By.</w:t>
+        <w:t>.findElement(By.</w:t>
       </w:r>
       <w:r>
         <w:rPr>
@@ -3877,7 +3102,6 @@
         </w:rPr>
         <w:t>id</w:t>
       </w:r>
-      <w:proofErr w:type="spellEnd"/>
       <w:r>
         <w:rPr>
           <w:rFonts w:ascii="Consolas" w:eastAsia="Times New Roman" w:hAnsi="Consolas" w:cs="Times New Roman"/>
@@ -3896,9 +3120,18 @@
           <w:szCs w:val="20"/>
           <w:lang w:val="es-CO" w:eastAsia="es-CO"/>
         </w:rPr>
-        <w:t>"</w:t>
-      </w:r>
-      <w:proofErr w:type="spellStart"/>
+        <w:t>"fullName"</w:t>
+      </w:r>
+      <w:r>
+        <w:rPr>
+          <w:rFonts w:ascii="Consolas" w:eastAsia="Times New Roman" w:hAnsi="Consolas" w:cs="Times New Roman"/>
+          <w:color w:val="000000"/>
+          <w:sz w:val="20"/>
+          <w:szCs w:val="20"/>
+          <w:lang w:val="es-CO" w:eastAsia="es-CO"/>
+        </w:rPr>
+        <w:t>)).sendKeys(</w:t>
+      </w:r>
       <w:r>
         <w:rPr>
           <w:rFonts w:ascii="Consolas" w:eastAsia="Times New Roman" w:hAnsi="Consolas" w:cs="Times New Roman"/>
@@ -3907,82 +3140,7 @@
           <w:szCs w:val="20"/>
           <w:lang w:val="es-CO" w:eastAsia="es-CO"/>
         </w:rPr>
-        <w:t>fullName</w:t>
-      </w:r>
-      <w:proofErr w:type="spellEnd"/>
-      <w:r>
-        <w:rPr>
-          <w:rFonts w:ascii="Consolas" w:eastAsia="Times New Roman" w:hAnsi="Consolas" w:cs="Times New Roman"/>
-          <w:color w:val="2A00FF"/>
-          <w:sz w:val="20"/>
-          <w:szCs w:val="20"/>
-          <w:lang w:val="es-CO" w:eastAsia="es-CO"/>
-        </w:rPr>
-        <w:t>"</w:t>
-      </w:r>
-      <w:r>
-        <w:rPr>
-          <w:rFonts w:ascii="Consolas" w:eastAsia="Times New Roman" w:hAnsi="Consolas" w:cs="Times New Roman"/>
-          <w:color w:val="000000"/>
-          <w:sz w:val="20"/>
-          <w:szCs w:val="20"/>
-          <w:lang w:val="es-CO" w:eastAsia="es-CO"/>
-        </w:rPr>
-        <w:t>)).</w:t>
-      </w:r>
-      <w:proofErr w:type="spellStart"/>
-      <w:r>
-        <w:rPr>
-          <w:rFonts w:ascii="Consolas" w:eastAsia="Times New Roman" w:hAnsi="Consolas" w:cs="Times New Roman"/>
-          <w:color w:val="000000"/>
-          <w:sz w:val="20"/>
-          <w:szCs w:val="20"/>
-          <w:lang w:val="es-CO" w:eastAsia="es-CO"/>
-        </w:rPr>
-        <w:t>sendKeys</w:t>
-      </w:r>
-      <w:proofErr w:type="spellEnd"/>
-      <w:r>
-        <w:rPr>
-          <w:rFonts w:ascii="Consolas" w:eastAsia="Times New Roman" w:hAnsi="Consolas" w:cs="Times New Roman"/>
-          <w:color w:val="000000"/>
-          <w:sz w:val="20"/>
-          <w:szCs w:val="20"/>
-          <w:lang w:val="es-CO" w:eastAsia="es-CO"/>
-        </w:rPr>
-        <w:t>(</w:t>
-      </w:r>
-      <w:r>
-        <w:rPr>
-          <w:rFonts w:ascii="Consolas" w:eastAsia="Times New Roman" w:hAnsi="Consolas" w:cs="Times New Roman"/>
-          <w:color w:val="2A00FF"/>
-          <w:sz w:val="20"/>
-          <w:szCs w:val="20"/>
-          <w:lang w:val="es-CO" w:eastAsia="es-CO"/>
-        </w:rPr>
-        <w:t xml:space="preserve">"Juan </w:t>
-      </w:r>
-      <w:proofErr w:type="spellStart"/>
-      <w:r>
-        <w:rPr>
-          <w:rFonts w:ascii="Consolas" w:eastAsia="Times New Roman" w:hAnsi="Consolas" w:cs="Times New Roman"/>
-          <w:color w:val="2A00FF"/>
-          <w:sz w:val="20"/>
-          <w:szCs w:val="20"/>
-          <w:lang w:val="es-CO" w:eastAsia="es-CO"/>
-        </w:rPr>
-        <w:t>Perez</w:t>
-      </w:r>
-      <w:proofErr w:type="spellEnd"/>
-      <w:r>
-        <w:rPr>
-          <w:rFonts w:ascii="Consolas" w:eastAsia="Times New Roman" w:hAnsi="Consolas" w:cs="Times New Roman"/>
-          <w:color w:val="2A00FF"/>
-          <w:sz w:val="20"/>
-          <w:szCs w:val="20"/>
-          <w:lang w:val="es-CO" w:eastAsia="es-CO"/>
-        </w:rPr>
-        <w:t>"</w:t>
+        <w:t>"Juan Perez"</w:t>
       </w:r>
       <w:r>
         <w:rPr>
@@ -4017,8 +3175,6 @@
         </w:rPr>
         <w:t xml:space="preserve">        </w:t>
       </w:r>
-      <w:proofErr w:type="spellStart"/>
-      <w:proofErr w:type="gramStart"/>
       <w:r>
         <w:rPr>
           <w:rFonts w:ascii="Consolas" w:eastAsia="Times New Roman" w:hAnsi="Consolas" w:cs="Times New Roman"/>
@@ -4039,30 +3195,7 @@
           <w:szCs w:val="20"/>
           <w:lang w:val="es-CO" w:eastAsia="es-CO"/>
         </w:rPr>
-        <w:t>.findElement</w:t>
-      </w:r>
-      <w:proofErr w:type="spellEnd"/>
-      <w:proofErr w:type="gramEnd"/>
-      <w:r>
-        <w:rPr>
-          <w:rFonts w:ascii="Consolas" w:eastAsia="Times New Roman" w:hAnsi="Consolas" w:cs="Times New Roman"/>
-          <w:color w:val="000000"/>
-          <w:sz w:val="20"/>
-          <w:szCs w:val="20"/>
-          <w:lang w:val="es-CO" w:eastAsia="es-CO"/>
-        </w:rPr>
-        <w:t>(</w:t>
-      </w:r>
-      <w:proofErr w:type="spellStart"/>
-      <w:r>
-        <w:rPr>
-          <w:rFonts w:ascii="Consolas" w:eastAsia="Times New Roman" w:hAnsi="Consolas" w:cs="Times New Roman"/>
-          <w:color w:val="000000"/>
-          <w:sz w:val="20"/>
-          <w:szCs w:val="20"/>
-          <w:lang w:val="es-CO" w:eastAsia="es-CO"/>
-        </w:rPr>
-        <w:t>By.</w:t>
+        <w:t>.findElement(By.</w:t>
       </w:r>
       <w:r>
         <w:rPr>
@@ -4076,7 +3209,6 @@
         </w:rPr>
         <w:t>id</w:t>
       </w:r>
-      <w:proofErr w:type="spellEnd"/>
       <w:r>
         <w:rPr>
           <w:rFonts w:ascii="Consolas" w:eastAsia="Times New Roman" w:hAnsi="Consolas" w:cs="Times New Roman"/>
@@ -4105,29 +3237,7 @@
           <w:szCs w:val="20"/>
           <w:lang w:val="es-CO" w:eastAsia="es-CO"/>
         </w:rPr>
-        <w:t>)).</w:t>
-      </w:r>
-      <w:proofErr w:type="spellStart"/>
-      <w:r>
-        <w:rPr>
-          <w:rFonts w:ascii="Consolas" w:eastAsia="Times New Roman" w:hAnsi="Consolas" w:cs="Times New Roman"/>
-          <w:color w:val="000000"/>
-          <w:sz w:val="20"/>
-          <w:szCs w:val="20"/>
-          <w:lang w:val="es-CO" w:eastAsia="es-CO"/>
-        </w:rPr>
-        <w:t>sendKeys</w:t>
-      </w:r>
-      <w:proofErr w:type="spellEnd"/>
-      <w:r>
-        <w:rPr>
-          <w:rFonts w:ascii="Consolas" w:eastAsia="Times New Roman" w:hAnsi="Consolas" w:cs="Times New Roman"/>
-          <w:color w:val="000000"/>
-          <w:sz w:val="20"/>
-          <w:szCs w:val="20"/>
-          <w:lang w:val="es-CO" w:eastAsia="es-CO"/>
-        </w:rPr>
-        <w:t>(</w:t>
+        <w:t>)).sendKeys(</w:t>
       </w:r>
       <w:r>
         <w:rPr>
@@ -4172,8 +3282,6 @@
         </w:rPr>
         <w:t xml:space="preserve">        </w:t>
       </w:r>
-      <w:proofErr w:type="spellStart"/>
-      <w:proofErr w:type="gramStart"/>
       <w:r>
         <w:rPr>
           <w:rFonts w:ascii="Consolas" w:eastAsia="Times New Roman" w:hAnsi="Consolas" w:cs="Times New Roman"/>
@@ -4194,30 +3302,7 @@
           <w:szCs w:val="20"/>
           <w:lang w:val="es-CO" w:eastAsia="es-CO"/>
         </w:rPr>
-        <w:t>.findElement</w:t>
-      </w:r>
-      <w:proofErr w:type="spellEnd"/>
-      <w:proofErr w:type="gramEnd"/>
-      <w:r>
-        <w:rPr>
-          <w:rFonts w:ascii="Consolas" w:eastAsia="Times New Roman" w:hAnsi="Consolas" w:cs="Times New Roman"/>
-          <w:color w:val="000000"/>
-          <w:sz w:val="20"/>
-          <w:szCs w:val="20"/>
-          <w:lang w:val="es-CO" w:eastAsia="es-CO"/>
-        </w:rPr>
-        <w:t>(</w:t>
-      </w:r>
-      <w:proofErr w:type="spellStart"/>
-      <w:r>
-        <w:rPr>
-          <w:rFonts w:ascii="Consolas" w:eastAsia="Times New Roman" w:hAnsi="Consolas" w:cs="Times New Roman"/>
-          <w:color w:val="000000"/>
-          <w:sz w:val="20"/>
-          <w:szCs w:val="20"/>
-          <w:lang w:val="es-CO" w:eastAsia="es-CO"/>
-        </w:rPr>
-        <w:t>By.</w:t>
+        <w:t>.findElement(By.</w:t>
       </w:r>
       <w:r>
         <w:rPr>
@@ -4231,7 +3316,6 @@
         </w:rPr>
         <w:t>id</w:t>
       </w:r>
-      <w:proofErr w:type="spellEnd"/>
       <w:r>
         <w:rPr>
           <w:rFonts w:ascii="Consolas" w:eastAsia="Times New Roman" w:hAnsi="Consolas" w:cs="Times New Roman"/>
@@ -4250,61 +3334,17 @@
           <w:szCs w:val="20"/>
           <w:lang w:val="es-CO" w:eastAsia="es-CO"/>
         </w:rPr>
-        <w:t>"</w:t>
-      </w:r>
-      <w:proofErr w:type="spellStart"/>
-      <w:r>
-        <w:rPr>
-          <w:rFonts w:ascii="Consolas" w:eastAsia="Times New Roman" w:hAnsi="Consolas" w:cs="Times New Roman"/>
-          <w:color w:val="2A00FF"/>
-          <w:sz w:val="20"/>
-          <w:szCs w:val="20"/>
-          <w:lang w:val="es-CO" w:eastAsia="es-CO"/>
-        </w:rPr>
-        <w:t>password</w:t>
-      </w:r>
-      <w:proofErr w:type="spellEnd"/>
-      <w:r>
-        <w:rPr>
-          <w:rFonts w:ascii="Consolas" w:eastAsia="Times New Roman" w:hAnsi="Consolas" w:cs="Times New Roman"/>
-          <w:color w:val="2A00FF"/>
-          <w:sz w:val="20"/>
-          <w:szCs w:val="20"/>
-          <w:lang w:val="es-CO" w:eastAsia="es-CO"/>
-        </w:rPr>
-        <w:t>"</w:t>
-      </w:r>
-      <w:r>
-        <w:rPr>
-          <w:rFonts w:ascii="Consolas" w:eastAsia="Times New Roman" w:hAnsi="Consolas" w:cs="Times New Roman"/>
-          <w:color w:val="000000"/>
-          <w:sz w:val="20"/>
-          <w:szCs w:val="20"/>
-          <w:lang w:val="es-CO" w:eastAsia="es-CO"/>
-        </w:rPr>
-        <w:t>)).</w:t>
-      </w:r>
-      <w:proofErr w:type="spellStart"/>
-      <w:r>
-        <w:rPr>
-          <w:rFonts w:ascii="Consolas" w:eastAsia="Times New Roman" w:hAnsi="Consolas" w:cs="Times New Roman"/>
-          <w:color w:val="000000"/>
-          <w:sz w:val="20"/>
-          <w:szCs w:val="20"/>
-          <w:lang w:val="es-CO" w:eastAsia="es-CO"/>
-        </w:rPr>
-        <w:t>sendKeys</w:t>
-      </w:r>
-      <w:proofErr w:type="spellEnd"/>
-      <w:r>
-        <w:rPr>
-          <w:rFonts w:ascii="Consolas" w:eastAsia="Times New Roman" w:hAnsi="Consolas" w:cs="Times New Roman"/>
-          <w:color w:val="000000"/>
-          <w:sz w:val="20"/>
-          <w:szCs w:val="20"/>
-          <w:lang w:val="es-CO" w:eastAsia="es-CO"/>
-        </w:rPr>
-        <w:t>(</w:t>
+        <w:t>"password"</w:t>
+      </w:r>
+      <w:r>
+        <w:rPr>
+          <w:rFonts w:ascii="Consolas" w:eastAsia="Times New Roman" w:hAnsi="Consolas" w:cs="Times New Roman"/>
+          <w:color w:val="000000"/>
+          <w:sz w:val="20"/>
+          <w:szCs w:val="20"/>
+          <w:lang w:val="es-CO" w:eastAsia="es-CO"/>
+        </w:rPr>
+        <w:t>)).sendKeys(</w:t>
       </w:r>
       <w:r>
         <w:rPr>
@@ -4349,7 +3389,6 @@
         </w:rPr>
         <w:t xml:space="preserve">        </w:t>
       </w:r>
-      <w:proofErr w:type="gramStart"/>
       <w:r>
         <w:rPr>
           <w:rFonts w:ascii="Consolas" w:eastAsia="Times New Roman" w:hAnsi="Consolas" w:cs="Times New Roman"/>
@@ -4370,18 +3409,7 @@
           <w:szCs w:val="20"/>
           <w:lang w:val="es-CO" w:eastAsia="es-CO"/>
         </w:rPr>
-        <w:t>.findElement</w:t>
-      </w:r>
-      <w:proofErr w:type="gramEnd"/>
-      <w:r>
-        <w:rPr>
-          <w:rFonts w:ascii="Consolas" w:eastAsia="Times New Roman" w:hAnsi="Consolas" w:cs="Times New Roman"/>
-          <w:color w:val="000000"/>
-          <w:sz w:val="20"/>
-          <w:szCs w:val="20"/>
-          <w:lang w:val="es-CO" w:eastAsia="es-CO"/>
-        </w:rPr>
-        <w:t>(By.</w:t>
+        <w:t>.findElement(By.</w:t>
       </w:r>
       <w:r>
         <w:rPr>
@@ -4481,8 +3509,6 @@
         </w:rPr>
         <w:t xml:space="preserve">        </w:t>
       </w:r>
-      <w:proofErr w:type="spellStart"/>
-      <w:proofErr w:type="gramStart"/>
       <w:r>
         <w:rPr>
           <w:rFonts w:ascii="Consolas" w:eastAsia="Times New Roman" w:hAnsi="Consolas" w:cs="Times New Roman"/>
@@ -4503,30 +3529,7 @@
           <w:szCs w:val="20"/>
           <w:lang w:val="es-CO" w:eastAsia="es-CO"/>
         </w:rPr>
-        <w:t>.findElement</w:t>
-      </w:r>
-      <w:proofErr w:type="spellEnd"/>
-      <w:proofErr w:type="gramEnd"/>
-      <w:r>
-        <w:rPr>
-          <w:rFonts w:ascii="Consolas" w:eastAsia="Times New Roman" w:hAnsi="Consolas" w:cs="Times New Roman"/>
-          <w:color w:val="000000"/>
-          <w:sz w:val="20"/>
-          <w:szCs w:val="20"/>
-          <w:lang w:val="es-CO" w:eastAsia="es-CO"/>
-        </w:rPr>
-        <w:t>(</w:t>
-      </w:r>
-      <w:proofErr w:type="spellStart"/>
-      <w:r>
-        <w:rPr>
-          <w:rFonts w:ascii="Consolas" w:eastAsia="Times New Roman" w:hAnsi="Consolas" w:cs="Times New Roman"/>
-          <w:color w:val="000000"/>
-          <w:sz w:val="20"/>
-          <w:szCs w:val="20"/>
-          <w:lang w:val="es-CO" w:eastAsia="es-CO"/>
-        </w:rPr>
-        <w:t>By.</w:t>
+        <w:t>.findElement(By.</w:t>
       </w:r>
       <w:r>
         <w:rPr>
@@ -4540,7 +3543,6 @@
         </w:rPr>
         <w:t>cssSelector</w:t>
       </w:r>
-      <w:proofErr w:type="spellEnd"/>
       <w:r>
         <w:rPr>
           <w:rFonts w:ascii="Consolas" w:eastAsia="Times New Roman" w:hAnsi="Consolas" w:cs="Times New Roman"/>
@@ -4559,61 +3561,17 @@
           <w:szCs w:val="20"/>
           <w:lang w:val="es-CO" w:eastAsia="es-CO"/>
         </w:rPr>
-        <w:t>"</w:t>
-      </w:r>
-      <w:proofErr w:type="spellStart"/>
-      <w:r>
-        <w:rPr>
-          <w:rFonts w:ascii="Consolas" w:eastAsia="Times New Roman" w:hAnsi="Consolas" w:cs="Times New Roman"/>
-          <w:color w:val="2A00FF"/>
-          <w:sz w:val="20"/>
-          <w:szCs w:val="20"/>
-          <w:lang w:val="es-CO" w:eastAsia="es-CO"/>
-        </w:rPr>
-        <w:t>button</w:t>
-      </w:r>
-      <w:proofErr w:type="spellEnd"/>
-      <w:r>
-        <w:rPr>
-          <w:rFonts w:ascii="Consolas" w:eastAsia="Times New Roman" w:hAnsi="Consolas" w:cs="Times New Roman"/>
-          <w:color w:val="2A00FF"/>
-          <w:sz w:val="20"/>
-          <w:szCs w:val="20"/>
-          <w:lang w:val="es-CO" w:eastAsia="es-CO"/>
-        </w:rPr>
-        <w:t>"</w:t>
-      </w:r>
-      <w:r>
-        <w:rPr>
-          <w:rFonts w:ascii="Consolas" w:eastAsia="Times New Roman" w:hAnsi="Consolas" w:cs="Times New Roman"/>
-          <w:color w:val="000000"/>
-          <w:sz w:val="20"/>
-          <w:szCs w:val="20"/>
-          <w:lang w:val="es-CO" w:eastAsia="es-CO"/>
-        </w:rPr>
-        <w:t>)).</w:t>
-      </w:r>
-      <w:proofErr w:type="spellStart"/>
-      <w:r>
-        <w:rPr>
-          <w:rFonts w:ascii="Consolas" w:eastAsia="Times New Roman" w:hAnsi="Consolas" w:cs="Times New Roman"/>
-          <w:color w:val="000000"/>
-          <w:sz w:val="20"/>
-          <w:szCs w:val="20"/>
-          <w:lang w:val="es-CO" w:eastAsia="es-CO"/>
-        </w:rPr>
-        <w:t>click</w:t>
-      </w:r>
-      <w:proofErr w:type="spellEnd"/>
-      <w:r>
-        <w:rPr>
-          <w:rFonts w:ascii="Consolas" w:eastAsia="Times New Roman" w:hAnsi="Consolas" w:cs="Times New Roman"/>
-          <w:color w:val="000000"/>
-          <w:sz w:val="20"/>
-          <w:szCs w:val="20"/>
-          <w:lang w:val="es-CO" w:eastAsia="es-CO"/>
-        </w:rPr>
-        <w:t>();</w:t>
+        <w:t>"button"</w:t>
+      </w:r>
+      <w:r>
+        <w:rPr>
+          <w:rFonts w:ascii="Consolas" w:eastAsia="Times New Roman" w:hAnsi="Consolas" w:cs="Times New Roman"/>
+          <w:color w:val="000000"/>
+          <w:sz w:val="20"/>
+          <w:szCs w:val="20"/>
+          <w:lang w:val="es-CO" w:eastAsia="es-CO"/>
+        </w:rPr>
+        <w:t>)).click();</w:t>
       </w:r>
     </w:p>
     <w:p>
@@ -4651,7 +3609,6 @@
         </w:rPr>
         <w:t xml:space="preserve">        </w:t>
       </w:r>
-      <w:proofErr w:type="spellStart"/>
       <w:r>
         <w:rPr>
           <w:rFonts w:ascii="Consolas" w:eastAsia="Times New Roman" w:hAnsi="Consolas" w:cs="Times New Roman"/>
@@ -4664,7 +3621,6 @@
         </w:rPr>
         <w:t>boolean</w:t>
       </w:r>
-      <w:proofErr w:type="spellEnd"/>
       <w:r>
         <w:rPr>
           <w:rFonts w:ascii="Consolas" w:eastAsia="Times New Roman" w:hAnsi="Consolas" w:cs="Times New Roman"/>
@@ -4675,7 +3631,6 @@
         </w:rPr>
         <w:t xml:space="preserve"> </w:t>
       </w:r>
-      <w:proofErr w:type="spellStart"/>
       <w:r>
         <w:rPr>
           <w:rFonts w:ascii="Consolas" w:eastAsia="Times New Roman" w:hAnsi="Consolas" w:cs="Times New Roman"/>
@@ -4686,7 +3641,6 @@
         </w:rPr>
         <w:t>usuarioCreado</w:t>
       </w:r>
-      <w:proofErr w:type="spellEnd"/>
       <w:r>
         <w:rPr>
           <w:rFonts w:ascii="Consolas" w:eastAsia="Times New Roman" w:hAnsi="Consolas" w:cs="Times New Roman"/>
@@ -4697,8 +3651,6 @@
         </w:rPr>
         <w:t xml:space="preserve"> = </w:t>
       </w:r>
-      <w:proofErr w:type="spellStart"/>
-      <w:proofErr w:type="gramStart"/>
       <w:r>
         <w:rPr>
           <w:rFonts w:ascii="Consolas" w:eastAsia="Times New Roman" w:hAnsi="Consolas" w:cs="Times New Roman"/>
@@ -4719,30 +3671,7 @@
           <w:szCs w:val="20"/>
           <w:lang w:val="es-CO" w:eastAsia="es-CO"/>
         </w:rPr>
-        <w:t>.findElements</w:t>
-      </w:r>
-      <w:proofErr w:type="spellEnd"/>
-      <w:proofErr w:type="gramEnd"/>
-      <w:r>
-        <w:rPr>
-          <w:rFonts w:ascii="Consolas" w:eastAsia="Times New Roman" w:hAnsi="Consolas" w:cs="Times New Roman"/>
-          <w:color w:val="000000"/>
-          <w:sz w:val="20"/>
-          <w:szCs w:val="20"/>
-          <w:lang w:val="es-CO" w:eastAsia="es-CO"/>
-        </w:rPr>
-        <w:t>(</w:t>
-      </w:r>
-      <w:proofErr w:type="spellStart"/>
-      <w:r>
-        <w:rPr>
-          <w:rFonts w:ascii="Consolas" w:eastAsia="Times New Roman" w:hAnsi="Consolas" w:cs="Times New Roman"/>
-          <w:color w:val="000000"/>
-          <w:sz w:val="20"/>
-          <w:szCs w:val="20"/>
-          <w:lang w:val="es-CO" w:eastAsia="es-CO"/>
-        </w:rPr>
-        <w:t>By.</w:t>
+        <w:t>.findElements(By.</w:t>
       </w:r>
       <w:r>
         <w:rPr>
@@ -4756,7 +3685,6 @@
         </w:rPr>
         <w:t>id</w:t>
       </w:r>
-      <w:proofErr w:type="spellEnd"/>
       <w:r>
         <w:rPr>
           <w:rFonts w:ascii="Consolas" w:eastAsia="Times New Roman" w:hAnsi="Consolas" w:cs="Times New Roman"/>
@@ -4775,61 +3703,17 @@
           <w:szCs w:val="20"/>
           <w:lang w:val="es-CO" w:eastAsia="es-CO"/>
         </w:rPr>
-        <w:t>"</w:t>
-      </w:r>
-      <w:proofErr w:type="spellStart"/>
-      <w:r>
-        <w:rPr>
-          <w:rFonts w:ascii="Consolas" w:eastAsia="Times New Roman" w:hAnsi="Consolas" w:cs="Times New Roman"/>
-          <w:color w:val="2A00FF"/>
-          <w:sz w:val="20"/>
-          <w:szCs w:val="20"/>
-          <w:lang w:val="es-CO" w:eastAsia="es-CO"/>
-        </w:rPr>
-        <w:t>usersContainer</w:t>
-      </w:r>
-      <w:proofErr w:type="spellEnd"/>
-      <w:r>
-        <w:rPr>
-          <w:rFonts w:ascii="Consolas" w:eastAsia="Times New Roman" w:hAnsi="Consolas" w:cs="Times New Roman"/>
-          <w:color w:val="2A00FF"/>
-          <w:sz w:val="20"/>
-          <w:szCs w:val="20"/>
-          <w:lang w:val="es-CO" w:eastAsia="es-CO"/>
-        </w:rPr>
-        <w:t>"</w:t>
-      </w:r>
-      <w:r>
-        <w:rPr>
-          <w:rFonts w:ascii="Consolas" w:eastAsia="Times New Roman" w:hAnsi="Consolas" w:cs="Times New Roman"/>
-          <w:color w:val="000000"/>
-          <w:sz w:val="20"/>
-          <w:szCs w:val="20"/>
-          <w:lang w:val="es-CO" w:eastAsia="es-CO"/>
-        </w:rPr>
-        <w:t>)).</w:t>
-      </w:r>
-      <w:proofErr w:type="spellStart"/>
-      <w:r>
-        <w:rPr>
-          <w:rFonts w:ascii="Consolas" w:eastAsia="Times New Roman" w:hAnsi="Consolas" w:cs="Times New Roman"/>
-          <w:color w:val="000000"/>
-          <w:sz w:val="20"/>
-          <w:szCs w:val="20"/>
-          <w:lang w:val="es-CO" w:eastAsia="es-CO"/>
-        </w:rPr>
-        <w:t>size</w:t>
-      </w:r>
-      <w:proofErr w:type="spellEnd"/>
-      <w:r>
-        <w:rPr>
-          <w:rFonts w:ascii="Consolas" w:eastAsia="Times New Roman" w:hAnsi="Consolas" w:cs="Times New Roman"/>
-          <w:color w:val="000000"/>
-          <w:sz w:val="20"/>
-          <w:szCs w:val="20"/>
-          <w:lang w:val="es-CO" w:eastAsia="es-CO"/>
-        </w:rPr>
-        <w:t>() &gt; 0;</w:t>
+        <w:t>"usersContainer"</w:t>
+      </w:r>
+      <w:r>
+        <w:rPr>
+          <w:rFonts w:ascii="Consolas" w:eastAsia="Times New Roman" w:hAnsi="Consolas" w:cs="Times New Roman"/>
+          <w:color w:val="000000"/>
+          <w:sz w:val="20"/>
+          <w:szCs w:val="20"/>
+          <w:lang w:val="es-CO" w:eastAsia="es-CO"/>
+        </w:rPr>
+        <w:t>)).size() &gt; 0;</w:t>
       </w:r>
     </w:p>
     <w:p>
@@ -4867,7 +3751,6 @@
         </w:rPr>
         <w:t xml:space="preserve">        </w:t>
       </w:r>
-      <w:proofErr w:type="spellStart"/>
       <w:r>
         <w:rPr>
           <w:rFonts w:ascii="Consolas" w:eastAsia="Times New Roman" w:hAnsi="Consolas" w:cs="Times New Roman"/>
@@ -4880,7 +3763,6 @@
         </w:rPr>
         <w:t>if</w:t>
       </w:r>
-      <w:proofErr w:type="spellEnd"/>
       <w:r>
         <w:rPr>
           <w:rFonts w:ascii="Consolas" w:eastAsia="Times New Roman" w:hAnsi="Consolas" w:cs="Times New Roman"/>
@@ -4891,7 +3773,6 @@
         </w:rPr>
         <w:t xml:space="preserve"> (</w:t>
       </w:r>
-      <w:proofErr w:type="spellStart"/>
       <w:r>
         <w:rPr>
           <w:rFonts w:ascii="Consolas" w:eastAsia="Times New Roman" w:hAnsi="Consolas" w:cs="Times New Roman"/>
@@ -4902,7 +3783,6 @@
         </w:rPr>
         <w:t>usuarioCreado</w:t>
       </w:r>
-      <w:proofErr w:type="spellEnd"/>
       <w:r>
         <w:rPr>
           <w:rFonts w:ascii="Consolas" w:eastAsia="Times New Roman" w:hAnsi="Consolas" w:cs="Times New Roman"/>
@@ -4935,18 +3815,7 @@
           <w:lang w:val="es-CO" w:eastAsia="es-CO"/>
         </w:rPr>
         <w:lastRenderedPageBreak/>
-        <w:t xml:space="preserve">            </w:t>
-      </w:r>
-      <w:proofErr w:type="spellStart"/>
-      <w:r>
-        <w:rPr>
-          <w:rFonts w:ascii="Consolas" w:eastAsia="Times New Roman" w:hAnsi="Consolas" w:cs="Times New Roman"/>
-          <w:color w:val="000000"/>
-          <w:sz w:val="20"/>
-          <w:szCs w:val="20"/>
-          <w:lang w:val="es-CO" w:eastAsia="es-CO"/>
-        </w:rPr>
-        <w:t>System.</w:t>
+        <w:t xml:space="preserve">            System.</w:t>
       </w:r>
       <w:r>
         <w:rPr>
@@ -4970,18 +3839,7 @@
           <w:szCs w:val="20"/>
           <w:lang w:val="es-CO" w:eastAsia="es-CO"/>
         </w:rPr>
-        <w:t>.println</w:t>
-      </w:r>
-      <w:proofErr w:type="spellEnd"/>
-      <w:r>
-        <w:rPr>
-          <w:rFonts w:ascii="Consolas" w:eastAsia="Times New Roman" w:hAnsi="Consolas" w:cs="Times New Roman"/>
-          <w:color w:val="000000"/>
-          <w:sz w:val="20"/>
-          <w:szCs w:val="20"/>
-          <w:lang w:val="es-CO" w:eastAsia="es-CO"/>
-        </w:rPr>
-        <w:t>(</w:t>
+        <w:t>.println(</w:t>
       </w:r>
       <w:r>
         <w:rPr>
@@ -5026,7 +3884,6 @@
         </w:rPr>
         <w:t xml:space="preserve">        } </w:t>
       </w:r>
-      <w:proofErr w:type="spellStart"/>
       <w:r>
         <w:rPr>
           <w:rFonts w:ascii="Consolas" w:eastAsia="Times New Roman" w:hAnsi="Consolas" w:cs="Times New Roman"/>
@@ -5039,7 +3896,6 @@
         </w:rPr>
         <w:t>else</w:t>
       </w:r>
-      <w:proofErr w:type="spellEnd"/>
       <w:r>
         <w:rPr>
           <w:rFonts w:ascii="Consolas" w:eastAsia="Times New Roman" w:hAnsi="Consolas" w:cs="Times New Roman"/>
@@ -5071,18 +3927,7 @@
           <w:szCs w:val="20"/>
           <w:lang w:val="es-CO" w:eastAsia="es-CO"/>
         </w:rPr>
-        <w:t xml:space="preserve">            </w:t>
-      </w:r>
-      <w:proofErr w:type="spellStart"/>
-      <w:r>
-        <w:rPr>
-          <w:rFonts w:ascii="Consolas" w:eastAsia="Times New Roman" w:hAnsi="Consolas" w:cs="Times New Roman"/>
-          <w:color w:val="000000"/>
-          <w:sz w:val="20"/>
-          <w:szCs w:val="20"/>
-          <w:lang w:val="es-CO" w:eastAsia="es-CO"/>
-        </w:rPr>
-        <w:t>System.</w:t>
+        <w:t xml:space="preserve">            System.</w:t>
       </w:r>
       <w:r>
         <w:rPr>
@@ -5106,18 +3951,7 @@
           <w:szCs w:val="20"/>
           <w:lang w:val="es-CO" w:eastAsia="es-CO"/>
         </w:rPr>
-        <w:t>.println</w:t>
-      </w:r>
-      <w:proofErr w:type="spellEnd"/>
-      <w:r>
-        <w:rPr>
-          <w:rFonts w:ascii="Consolas" w:eastAsia="Times New Roman" w:hAnsi="Consolas" w:cs="Times New Roman"/>
-          <w:color w:val="000000"/>
-          <w:sz w:val="20"/>
-          <w:szCs w:val="20"/>
-          <w:lang w:val="es-CO" w:eastAsia="es-CO"/>
-        </w:rPr>
-        <w:t>(</w:t>
+        <w:t>.println(</w:t>
       </w:r>
       <w:r>
         <w:rPr>
@@ -5316,7 +4150,6 @@
         </w:rPr>
         <w:t xml:space="preserve">    </w:t>
       </w:r>
-      <w:proofErr w:type="spellStart"/>
       <w:r>
         <w:rPr>
           <w:rFonts w:ascii="Consolas" w:eastAsia="Times New Roman" w:hAnsi="Consolas" w:cs="Times New Roman"/>
@@ -5329,7 +4162,6 @@
         </w:rPr>
         <w:t>public</w:t>
       </w:r>
-      <w:proofErr w:type="spellEnd"/>
       <w:r>
         <w:rPr>
           <w:rFonts w:ascii="Consolas" w:eastAsia="Times New Roman" w:hAnsi="Consolas" w:cs="Times New Roman"/>
@@ -5340,7 +4172,6 @@
         </w:rPr>
         <w:t xml:space="preserve"> </w:t>
       </w:r>
-      <w:proofErr w:type="spellStart"/>
       <w:r>
         <w:rPr>
           <w:rFonts w:ascii="Consolas" w:eastAsia="Times New Roman" w:hAnsi="Consolas" w:cs="Times New Roman"/>
@@ -5353,7 +4184,6 @@
         </w:rPr>
         <w:t>static</w:t>
       </w:r>
-      <w:proofErr w:type="spellEnd"/>
       <w:r>
         <w:rPr>
           <w:rFonts w:ascii="Consolas" w:eastAsia="Times New Roman" w:hAnsi="Consolas" w:cs="Times New Roman"/>
@@ -5364,7 +4194,6 @@
         </w:rPr>
         <w:t xml:space="preserve"> </w:t>
       </w:r>
-      <w:proofErr w:type="spellStart"/>
       <w:r>
         <w:rPr>
           <w:rFonts w:ascii="Consolas" w:eastAsia="Times New Roman" w:hAnsi="Consolas" w:cs="Times New Roman"/>
@@ -5377,38 +4206,15 @@
         </w:rPr>
         <w:t>void</w:t>
       </w:r>
-      <w:proofErr w:type="spellEnd"/>
-      <w:r>
-        <w:rPr>
-          <w:rFonts w:ascii="Consolas" w:eastAsia="Times New Roman" w:hAnsi="Consolas" w:cs="Times New Roman"/>
-          <w:color w:val="000000"/>
-          <w:sz w:val="20"/>
-          <w:szCs w:val="20"/>
-          <w:lang w:val="es-CO" w:eastAsia="es-CO"/>
-        </w:rPr>
-        <w:t xml:space="preserve"> cp02_</w:t>
-      </w:r>
-      <w:proofErr w:type="gramStart"/>
-      <w:r>
-        <w:rPr>
-          <w:rFonts w:ascii="Consolas" w:eastAsia="Times New Roman" w:hAnsi="Consolas" w:cs="Times New Roman"/>
-          <w:color w:val="000000"/>
-          <w:sz w:val="20"/>
-          <w:szCs w:val="20"/>
-          <w:lang w:val="es-CO" w:eastAsia="es-CO"/>
-        </w:rPr>
-        <w:t>correoInvalido(</w:t>
-      </w:r>
-      <w:proofErr w:type="gramEnd"/>
-      <w:r>
-        <w:rPr>
-          <w:rFonts w:ascii="Consolas" w:eastAsia="Times New Roman" w:hAnsi="Consolas" w:cs="Times New Roman"/>
-          <w:color w:val="000000"/>
-          <w:sz w:val="20"/>
-          <w:szCs w:val="20"/>
-          <w:lang w:val="es-CO" w:eastAsia="es-CO"/>
-        </w:rPr>
-        <w:t>) {</w:t>
+      <w:r>
+        <w:rPr>
+          <w:rFonts w:ascii="Consolas" w:eastAsia="Times New Roman" w:hAnsi="Consolas" w:cs="Times New Roman"/>
+          <w:color w:val="000000"/>
+          <w:sz w:val="20"/>
+          <w:szCs w:val="20"/>
+          <w:lang w:val="es-CO" w:eastAsia="es-CO"/>
+        </w:rPr>
+        <w:t xml:space="preserve"> cp02_correoInvalido() {</w:t>
       </w:r>
     </w:p>
     <w:p>
@@ -5446,8 +4252,6 @@
         </w:rPr>
         <w:t xml:space="preserve">        </w:t>
       </w:r>
-      <w:proofErr w:type="spellStart"/>
-      <w:proofErr w:type="gramStart"/>
       <w:r>
         <w:rPr>
           <w:rFonts w:ascii="Consolas" w:eastAsia="Times New Roman" w:hAnsi="Consolas" w:cs="Times New Roman"/>
@@ -5468,41 +4272,7 @@
           <w:szCs w:val="20"/>
           <w:lang w:val="es-CO" w:eastAsia="es-CO"/>
         </w:rPr>
-        <w:t>.navigate</w:t>
-      </w:r>
-      <w:proofErr w:type="spellEnd"/>
-      <w:proofErr w:type="gramEnd"/>
-      <w:r>
-        <w:rPr>
-          <w:rFonts w:ascii="Consolas" w:eastAsia="Times New Roman" w:hAnsi="Consolas" w:cs="Times New Roman"/>
-          <w:color w:val="000000"/>
-          <w:sz w:val="20"/>
-          <w:szCs w:val="20"/>
-          <w:lang w:val="es-CO" w:eastAsia="es-CO"/>
-        </w:rPr>
-        <w:t>().</w:t>
-      </w:r>
-      <w:proofErr w:type="spellStart"/>
-      <w:r>
-        <w:rPr>
-          <w:rFonts w:ascii="Consolas" w:eastAsia="Times New Roman" w:hAnsi="Consolas" w:cs="Times New Roman"/>
-          <w:color w:val="000000"/>
-          <w:sz w:val="20"/>
-          <w:szCs w:val="20"/>
-          <w:lang w:val="es-CO" w:eastAsia="es-CO"/>
-        </w:rPr>
-        <w:t>refresh</w:t>
-      </w:r>
-      <w:proofErr w:type="spellEnd"/>
-      <w:r>
-        <w:rPr>
-          <w:rFonts w:ascii="Consolas" w:eastAsia="Times New Roman" w:hAnsi="Consolas" w:cs="Times New Roman"/>
-          <w:color w:val="000000"/>
-          <w:sz w:val="20"/>
-          <w:szCs w:val="20"/>
-          <w:lang w:val="es-CO" w:eastAsia="es-CO"/>
-        </w:rPr>
-        <w:t>();</w:t>
+        <w:t>.navigate().refresh();</w:t>
       </w:r>
     </w:p>
     <w:p>
@@ -5540,8 +4310,6 @@
         </w:rPr>
         <w:t xml:space="preserve">        </w:t>
       </w:r>
-      <w:proofErr w:type="spellStart"/>
-      <w:proofErr w:type="gramStart"/>
       <w:r>
         <w:rPr>
           <w:rFonts w:ascii="Consolas" w:eastAsia="Times New Roman" w:hAnsi="Consolas" w:cs="Times New Roman"/>
@@ -5562,30 +4330,7 @@
           <w:szCs w:val="20"/>
           <w:lang w:val="es-CO" w:eastAsia="es-CO"/>
         </w:rPr>
-        <w:t>.findElement</w:t>
-      </w:r>
-      <w:proofErr w:type="spellEnd"/>
-      <w:proofErr w:type="gramEnd"/>
-      <w:r>
-        <w:rPr>
-          <w:rFonts w:ascii="Consolas" w:eastAsia="Times New Roman" w:hAnsi="Consolas" w:cs="Times New Roman"/>
-          <w:color w:val="000000"/>
-          <w:sz w:val="20"/>
-          <w:szCs w:val="20"/>
-          <w:lang w:val="es-CO" w:eastAsia="es-CO"/>
-        </w:rPr>
-        <w:t>(</w:t>
-      </w:r>
-      <w:proofErr w:type="spellStart"/>
-      <w:r>
-        <w:rPr>
-          <w:rFonts w:ascii="Consolas" w:eastAsia="Times New Roman" w:hAnsi="Consolas" w:cs="Times New Roman"/>
-          <w:color w:val="000000"/>
-          <w:sz w:val="20"/>
-          <w:szCs w:val="20"/>
-          <w:lang w:val="es-CO" w:eastAsia="es-CO"/>
-        </w:rPr>
-        <w:t>By.</w:t>
+        <w:t>.findElement(By.</w:t>
       </w:r>
       <w:r>
         <w:rPr>
@@ -5599,7 +4344,6 @@
         </w:rPr>
         <w:t>id</w:t>
       </w:r>
-      <w:proofErr w:type="spellEnd"/>
       <w:r>
         <w:rPr>
           <w:rFonts w:ascii="Consolas" w:eastAsia="Times New Roman" w:hAnsi="Consolas" w:cs="Times New Roman"/>
@@ -5618,61 +4362,17 @@
           <w:szCs w:val="20"/>
           <w:lang w:val="es-CO" w:eastAsia="es-CO"/>
         </w:rPr>
-        <w:t>"</w:t>
-      </w:r>
-      <w:proofErr w:type="spellStart"/>
-      <w:r>
-        <w:rPr>
-          <w:rFonts w:ascii="Consolas" w:eastAsia="Times New Roman" w:hAnsi="Consolas" w:cs="Times New Roman"/>
-          <w:color w:val="2A00FF"/>
-          <w:sz w:val="20"/>
-          <w:szCs w:val="20"/>
-          <w:lang w:val="es-CO" w:eastAsia="es-CO"/>
-        </w:rPr>
-        <w:t>fullName</w:t>
-      </w:r>
-      <w:proofErr w:type="spellEnd"/>
-      <w:r>
-        <w:rPr>
-          <w:rFonts w:ascii="Consolas" w:eastAsia="Times New Roman" w:hAnsi="Consolas" w:cs="Times New Roman"/>
-          <w:color w:val="2A00FF"/>
-          <w:sz w:val="20"/>
-          <w:szCs w:val="20"/>
-          <w:lang w:val="es-CO" w:eastAsia="es-CO"/>
-        </w:rPr>
-        <w:t>"</w:t>
-      </w:r>
-      <w:r>
-        <w:rPr>
-          <w:rFonts w:ascii="Consolas" w:eastAsia="Times New Roman" w:hAnsi="Consolas" w:cs="Times New Roman"/>
-          <w:color w:val="000000"/>
-          <w:sz w:val="20"/>
-          <w:szCs w:val="20"/>
-          <w:lang w:val="es-CO" w:eastAsia="es-CO"/>
-        </w:rPr>
-        <w:t>)).</w:t>
-      </w:r>
-      <w:proofErr w:type="spellStart"/>
-      <w:r>
-        <w:rPr>
-          <w:rFonts w:ascii="Consolas" w:eastAsia="Times New Roman" w:hAnsi="Consolas" w:cs="Times New Roman"/>
-          <w:color w:val="000000"/>
-          <w:sz w:val="20"/>
-          <w:szCs w:val="20"/>
-          <w:lang w:val="es-CO" w:eastAsia="es-CO"/>
-        </w:rPr>
-        <w:t>sendKeys</w:t>
-      </w:r>
-      <w:proofErr w:type="spellEnd"/>
-      <w:r>
-        <w:rPr>
-          <w:rFonts w:ascii="Consolas" w:eastAsia="Times New Roman" w:hAnsi="Consolas" w:cs="Times New Roman"/>
-          <w:color w:val="000000"/>
-          <w:sz w:val="20"/>
-          <w:szCs w:val="20"/>
-          <w:lang w:val="es-CO" w:eastAsia="es-CO"/>
-        </w:rPr>
-        <w:t>(</w:t>
+        <w:t>"fullName"</w:t>
+      </w:r>
+      <w:r>
+        <w:rPr>
+          <w:rFonts w:ascii="Consolas" w:eastAsia="Times New Roman" w:hAnsi="Consolas" w:cs="Times New Roman"/>
+          <w:color w:val="000000"/>
+          <w:sz w:val="20"/>
+          <w:szCs w:val="20"/>
+          <w:lang w:val="es-CO" w:eastAsia="es-CO"/>
+        </w:rPr>
+        <w:t>)).sendKeys(</w:t>
       </w:r>
       <w:r>
         <w:rPr>
@@ -5717,8 +4417,6 @@
         </w:rPr>
         <w:t xml:space="preserve">        </w:t>
       </w:r>
-      <w:proofErr w:type="spellStart"/>
-      <w:proofErr w:type="gramStart"/>
       <w:r>
         <w:rPr>
           <w:rFonts w:ascii="Consolas" w:eastAsia="Times New Roman" w:hAnsi="Consolas" w:cs="Times New Roman"/>
@@ -5739,30 +4437,7 @@
           <w:szCs w:val="20"/>
           <w:lang w:val="es-CO" w:eastAsia="es-CO"/>
         </w:rPr>
-        <w:t>.findElement</w:t>
-      </w:r>
-      <w:proofErr w:type="spellEnd"/>
-      <w:proofErr w:type="gramEnd"/>
-      <w:r>
-        <w:rPr>
-          <w:rFonts w:ascii="Consolas" w:eastAsia="Times New Roman" w:hAnsi="Consolas" w:cs="Times New Roman"/>
-          <w:color w:val="000000"/>
-          <w:sz w:val="20"/>
-          <w:szCs w:val="20"/>
-          <w:lang w:val="es-CO" w:eastAsia="es-CO"/>
-        </w:rPr>
-        <w:t>(</w:t>
-      </w:r>
-      <w:proofErr w:type="spellStart"/>
-      <w:r>
-        <w:rPr>
-          <w:rFonts w:ascii="Consolas" w:eastAsia="Times New Roman" w:hAnsi="Consolas" w:cs="Times New Roman"/>
-          <w:color w:val="000000"/>
-          <w:sz w:val="20"/>
-          <w:szCs w:val="20"/>
-          <w:lang w:val="es-CO" w:eastAsia="es-CO"/>
-        </w:rPr>
-        <w:t>By.</w:t>
+        <w:t>.findElement(By.</w:t>
       </w:r>
       <w:r>
         <w:rPr>
@@ -5776,7 +4451,6 @@
         </w:rPr>
         <w:t>id</w:t>
       </w:r>
-      <w:proofErr w:type="spellEnd"/>
       <w:r>
         <w:rPr>
           <w:rFonts w:ascii="Consolas" w:eastAsia="Times New Roman" w:hAnsi="Consolas" w:cs="Times New Roman"/>
@@ -5805,29 +4479,7 @@
           <w:szCs w:val="20"/>
           <w:lang w:val="es-CO" w:eastAsia="es-CO"/>
         </w:rPr>
-        <w:t>)).</w:t>
-      </w:r>
-      <w:proofErr w:type="spellStart"/>
-      <w:r>
-        <w:rPr>
-          <w:rFonts w:ascii="Consolas" w:eastAsia="Times New Roman" w:hAnsi="Consolas" w:cs="Times New Roman"/>
-          <w:color w:val="000000"/>
-          <w:sz w:val="20"/>
-          <w:szCs w:val="20"/>
-          <w:lang w:val="es-CO" w:eastAsia="es-CO"/>
-        </w:rPr>
-        <w:t>sendKeys</w:t>
-      </w:r>
-      <w:proofErr w:type="spellEnd"/>
-      <w:r>
-        <w:rPr>
-          <w:rFonts w:ascii="Consolas" w:eastAsia="Times New Roman" w:hAnsi="Consolas" w:cs="Times New Roman"/>
-          <w:color w:val="000000"/>
-          <w:sz w:val="20"/>
-          <w:szCs w:val="20"/>
-          <w:lang w:val="es-CO" w:eastAsia="es-CO"/>
-        </w:rPr>
-        <w:t>(</w:t>
+        <w:t>)).sendKeys(</w:t>
       </w:r>
       <w:r>
         <w:rPr>
@@ -5902,8 +4554,6 @@
         </w:rPr>
         <w:t xml:space="preserve">        </w:t>
       </w:r>
-      <w:proofErr w:type="spellStart"/>
-      <w:proofErr w:type="gramStart"/>
       <w:r>
         <w:rPr>
           <w:rFonts w:ascii="Consolas" w:eastAsia="Times New Roman" w:hAnsi="Consolas" w:cs="Times New Roman"/>
@@ -5924,30 +4574,7 @@
           <w:szCs w:val="20"/>
           <w:lang w:val="es-CO" w:eastAsia="es-CO"/>
         </w:rPr>
-        <w:t>.findElement</w:t>
-      </w:r>
-      <w:proofErr w:type="spellEnd"/>
-      <w:proofErr w:type="gramEnd"/>
-      <w:r>
-        <w:rPr>
-          <w:rFonts w:ascii="Consolas" w:eastAsia="Times New Roman" w:hAnsi="Consolas" w:cs="Times New Roman"/>
-          <w:color w:val="000000"/>
-          <w:sz w:val="20"/>
-          <w:szCs w:val="20"/>
-          <w:lang w:val="es-CO" w:eastAsia="es-CO"/>
-        </w:rPr>
-        <w:t>(</w:t>
-      </w:r>
-      <w:proofErr w:type="spellStart"/>
-      <w:r>
-        <w:rPr>
-          <w:rFonts w:ascii="Consolas" w:eastAsia="Times New Roman" w:hAnsi="Consolas" w:cs="Times New Roman"/>
-          <w:color w:val="000000"/>
-          <w:sz w:val="20"/>
-          <w:szCs w:val="20"/>
-          <w:lang w:val="es-CO" w:eastAsia="es-CO"/>
-        </w:rPr>
-        <w:t>By.</w:t>
+        <w:t>.findElement(By.</w:t>
       </w:r>
       <w:r>
         <w:rPr>
@@ -5961,7 +4588,6 @@
         </w:rPr>
         <w:t>id</w:t>
       </w:r>
-      <w:proofErr w:type="spellEnd"/>
       <w:r>
         <w:rPr>
           <w:rFonts w:ascii="Consolas" w:eastAsia="Times New Roman" w:hAnsi="Consolas" w:cs="Times New Roman"/>
@@ -5980,61 +4606,17 @@
           <w:szCs w:val="20"/>
           <w:lang w:val="es-CO" w:eastAsia="es-CO"/>
         </w:rPr>
-        <w:t>"</w:t>
-      </w:r>
-      <w:proofErr w:type="spellStart"/>
-      <w:r>
-        <w:rPr>
-          <w:rFonts w:ascii="Consolas" w:eastAsia="Times New Roman" w:hAnsi="Consolas" w:cs="Times New Roman"/>
-          <w:color w:val="2A00FF"/>
-          <w:sz w:val="20"/>
-          <w:szCs w:val="20"/>
-          <w:lang w:val="es-CO" w:eastAsia="es-CO"/>
-        </w:rPr>
-        <w:t>password</w:t>
-      </w:r>
-      <w:proofErr w:type="spellEnd"/>
-      <w:r>
-        <w:rPr>
-          <w:rFonts w:ascii="Consolas" w:eastAsia="Times New Roman" w:hAnsi="Consolas" w:cs="Times New Roman"/>
-          <w:color w:val="2A00FF"/>
-          <w:sz w:val="20"/>
-          <w:szCs w:val="20"/>
-          <w:lang w:val="es-CO" w:eastAsia="es-CO"/>
-        </w:rPr>
-        <w:t>"</w:t>
-      </w:r>
-      <w:r>
-        <w:rPr>
-          <w:rFonts w:ascii="Consolas" w:eastAsia="Times New Roman" w:hAnsi="Consolas" w:cs="Times New Roman"/>
-          <w:color w:val="000000"/>
-          <w:sz w:val="20"/>
-          <w:szCs w:val="20"/>
-          <w:lang w:val="es-CO" w:eastAsia="es-CO"/>
-        </w:rPr>
-        <w:t>)).</w:t>
-      </w:r>
-      <w:proofErr w:type="spellStart"/>
-      <w:r>
-        <w:rPr>
-          <w:rFonts w:ascii="Consolas" w:eastAsia="Times New Roman" w:hAnsi="Consolas" w:cs="Times New Roman"/>
-          <w:color w:val="000000"/>
-          <w:sz w:val="20"/>
-          <w:szCs w:val="20"/>
-          <w:lang w:val="es-CO" w:eastAsia="es-CO"/>
-        </w:rPr>
-        <w:t>sendKeys</w:t>
-      </w:r>
-      <w:proofErr w:type="spellEnd"/>
-      <w:r>
-        <w:rPr>
-          <w:rFonts w:ascii="Consolas" w:eastAsia="Times New Roman" w:hAnsi="Consolas" w:cs="Times New Roman"/>
-          <w:color w:val="000000"/>
-          <w:sz w:val="20"/>
-          <w:szCs w:val="20"/>
-          <w:lang w:val="es-CO" w:eastAsia="es-CO"/>
-        </w:rPr>
-        <w:t>(</w:t>
+        <w:t>"password"</w:t>
+      </w:r>
+      <w:r>
+        <w:rPr>
+          <w:rFonts w:ascii="Consolas" w:eastAsia="Times New Roman" w:hAnsi="Consolas" w:cs="Times New Roman"/>
+          <w:color w:val="000000"/>
+          <w:sz w:val="20"/>
+          <w:szCs w:val="20"/>
+          <w:lang w:val="es-CO" w:eastAsia="es-CO"/>
+        </w:rPr>
+        <w:t>)).sendKeys(</w:t>
       </w:r>
       <w:r>
         <w:rPr>
@@ -6079,7 +4661,6 @@
         </w:rPr>
         <w:t xml:space="preserve">        </w:t>
       </w:r>
-      <w:proofErr w:type="gramStart"/>
       <w:r>
         <w:rPr>
           <w:rFonts w:ascii="Consolas" w:eastAsia="Times New Roman" w:hAnsi="Consolas" w:cs="Times New Roman"/>
@@ -6100,18 +4681,7 @@
           <w:szCs w:val="20"/>
           <w:lang w:val="es-CO" w:eastAsia="es-CO"/>
         </w:rPr>
-        <w:t>.findElement</w:t>
-      </w:r>
-      <w:proofErr w:type="gramEnd"/>
-      <w:r>
-        <w:rPr>
-          <w:rFonts w:ascii="Consolas" w:eastAsia="Times New Roman" w:hAnsi="Consolas" w:cs="Times New Roman"/>
-          <w:color w:val="000000"/>
-          <w:sz w:val="20"/>
-          <w:szCs w:val="20"/>
-          <w:lang w:val="es-CO" w:eastAsia="es-CO"/>
-        </w:rPr>
-        <w:t>(By.</w:t>
+        <w:t>.findElement(By.</w:t>
       </w:r>
       <w:r>
         <w:rPr>
@@ -6211,8 +4781,6 @@
         </w:rPr>
         <w:t xml:space="preserve">        </w:t>
       </w:r>
-      <w:proofErr w:type="spellStart"/>
-      <w:proofErr w:type="gramStart"/>
       <w:r>
         <w:rPr>
           <w:rFonts w:ascii="Consolas" w:eastAsia="Times New Roman" w:hAnsi="Consolas" w:cs="Times New Roman"/>
@@ -6233,30 +4801,7 @@
           <w:szCs w:val="20"/>
           <w:lang w:val="es-CO" w:eastAsia="es-CO"/>
         </w:rPr>
-        <w:t>.findElement</w:t>
-      </w:r>
-      <w:proofErr w:type="spellEnd"/>
-      <w:proofErr w:type="gramEnd"/>
-      <w:r>
-        <w:rPr>
-          <w:rFonts w:ascii="Consolas" w:eastAsia="Times New Roman" w:hAnsi="Consolas" w:cs="Times New Roman"/>
-          <w:color w:val="000000"/>
-          <w:sz w:val="20"/>
-          <w:szCs w:val="20"/>
-          <w:lang w:val="es-CO" w:eastAsia="es-CO"/>
-        </w:rPr>
-        <w:t>(</w:t>
-      </w:r>
-      <w:proofErr w:type="spellStart"/>
-      <w:r>
-        <w:rPr>
-          <w:rFonts w:ascii="Consolas" w:eastAsia="Times New Roman" w:hAnsi="Consolas" w:cs="Times New Roman"/>
-          <w:color w:val="000000"/>
-          <w:sz w:val="20"/>
-          <w:szCs w:val="20"/>
-          <w:lang w:val="es-CO" w:eastAsia="es-CO"/>
-        </w:rPr>
-        <w:t>By.</w:t>
+        <w:t>.findElement(By.</w:t>
       </w:r>
       <w:r>
         <w:rPr>
@@ -6270,7 +4815,6 @@
         </w:rPr>
         <w:t>cssSelector</w:t>
       </w:r>
-      <w:proofErr w:type="spellEnd"/>
       <w:r>
         <w:rPr>
           <w:rFonts w:ascii="Consolas" w:eastAsia="Times New Roman" w:hAnsi="Consolas" w:cs="Times New Roman"/>
@@ -6289,61 +4833,17 @@
           <w:szCs w:val="20"/>
           <w:lang w:val="es-CO" w:eastAsia="es-CO"/>
         </w:rPr>
-        <w:t>"</w:t>
-      </w:r>
-      <w:proofErr w:type="spellStart"/>
-      <w:r>
-        <w:rPr>
-          <w:rFonts w:ascii="Consolas" w:eastAsia="Times New Roman" w:hAnsi="Consolas" w:cs="Times New Roman"/>
-          <w:color w:val="2A00FF"/>
-          <w:sz w:val="20"/>
-          <w:szCs w:val="20"/>
-          <w:lang w:val="es-CO" w:eastAsia="es-CO"/>
-        </w:rPr>
-        <w:t>button</w:t>
-      </w:r>
-      <w:proofErr w:type="spellEnd"/>
-      <w:r>
-        <w:rPr>
-          <w:rFonts w:ascii="Consolas" w:eastAsia="Times New Roman" w:hAnsi="Consolas" w:cs="Times New Roman"/>
-          <w:color w:val="2A00FF"/>
-          <w:sz w:val="20"/>
-          <w:szCs w:val="20"/>
-          <w:lang w:val="es-CO" w:eastAsia="es-CO"/>
-        </w:rPr>
-        <w:t>"</w:t>
-      </w:r>
-      <w:r>
-        <w:rPr>
-          <w:rFonts w:ascii="Consolas" w:eastAsia="Times New Roman" w:hAnsi="Consolas" w:cs="Times New Roman"/>
-          <w:color w:val="000000"/>
-          <w:sz w:val="20"/>
-          <w:szCs w:val="20"/>
-          <w:lang w:val="es-CO" w:eastAsia="es-CO"/>
-        </w:rPr>
-        <w:t>)).</w:t>
-      </w:r>
-      <w:proofErr w:type="spellStart"/>
-      <w:r>
-        <w:rPr>
-          <w:rFonts w:ascii="Consolas" w:eastAsia="Times New Roman" w:hAnsi="Consolas" w:cs="Times New Roman"/>
-          <w:color w:val="000000"/>
-          <w:sz w:val="20"/>
-          <w:szCs w:val="20"/>
-          <w:lang w:val="es-CO" w:eastAsia="es-CO"/>
-        </w:rPr>
-        <w:t>click</w:t>
-      </w:r>
-      <w:proofErr w:type="spellEnd"/>
-      <w:r>
-        <w:rPr>
-          <w:rFonts w:ascii="Consolas" w:eastAsia="Times New Roman" w:hAnsi="Consolas" w:cs="Times New Roman"/>
-          <w:color w:val="000000"/>
-          <w:sz w:val="20"/>
-          <w:szCs w:val="20"/>
-          <w:lang w:val="es-CO" w:eastAsia="es-CO"/>
-        </w:rPr>
-        <w:t>();</w:t>
+        <w:t>"button"</w:t>
+      </w:r>
+      <w:r>
+        <w:rPr>
+          <w:rFonts w:ascii="Consolas" w:eastAsia="Times New Roman" w:hAnsi="Consolas" w:cs="Times New Roman"/>
+          <w:color w:val="000000"/>
+          <w:sz w:val="20"/>
+          <w:szCs w:val="20"/>
+          <w:lang w:val="es-CO" w:eastAsia="es-CO"/>
+        </w:rPr>
+        <w:t>)).click();</w:t>
       </w:r>
     </w:p>
     <w:p>
@@ -6379,29 +4879,7 @@
           <w:szCs w:val="20"/>
           <w:lang w:val="es-CO" w:eastAsia="es-CO"/>
         </w:rPr>
-        <w:t xml:space="preserve">        </w:t>
-      </w:r>
-      <w:proofErr w:type="spellStart"/>
-      <w:r>
-        <w:rPr>
-          <w:rFonts w:ascii="Consolas" w:eastAsia="Times New Roman" w:hAnsi="Consolas" w:cs="Times New Roman"/>
-          <w:color w:val="000000"/>
-          <w:sz w:val="20"/>
-          <w:szCs w:val="20"/>
-          <w:lang w:val="es-CO" w:eastAsia="es-CO"/>
-        </w:rPr>
-        <w:t>String</w:t>
-      </w:r>
-      <w:proofErr w:type="spellEnd"/>
-      <w:r>
-        <w:rPr>
-          <w:rFonts w:ascii="Consolas" w:eastAsia="Times New Roman" w:hAnsi="Consolas" w:cs="Times New Roman"/>
-          <w:color w:val="000000"/>
-          <w:sz w:val="20"/>
-          <w:szCs w:val="20"/>
-          <w:lang w:val="es-CO" w:eastAsia="es-CO"/>
-        </w:rPr>
-        <w:t xml:space="preserve"> </w:t>
+        <w:t xml:space="preserve">        String </w:t>
       </w:r>
       <w:r>
         <w:rPr>
@@ -6423,8 +4901,6 @@
         </w:rPr>
         <w:t xml:space="preserve"> = </w:t>
       </w:r>
-      <w:proofErr w:type="spellStart"/>
-      <w:proofErr w:type="gramStart"/>
       <w:r>
         <w:rPr>
           <w:rFonts w:ascii="Consolas" w:eastAsia="Times New Roman" w:hAnsi="Consolas" w:cs="Times New Roman"/>
@@ -6445,30 +4921,7 @@
           <w:szCs w:val="20"/>
           <w:lang w:val="es-CO" w:eastAsia="es-CO"/>
         </w:rPr>
-        <w:t>.findElement</w:t>
-      </w:r>
-      <w:proofErr w:type="spellEnd"/>
-      <w:proofErr w:type="gramEnd"/>
-      <w:r>
-        <w:rPr>
-          <w:rFonts w:ascii="Consolas" w:eastAsia="Times New Roman" w:hAnsi="Consolas" w:cs="Times New Roman"/>
-          <w:color w:val="000000"/>
-          <w:sz w:val="20"/>
-          <w:szCs w:val="20"/>
-          <w:lang w:val="es-CO" w:eastAsia="es-CO"/>
-        </w:rPr>
-        <w:t>(</w:t>
-      </w:r>
-      <w:proofErr w:type="spellStart"/>
-      <w:r>
-        <w:rPr>
-          <w:rFonts w:ascii="Consolas" w:eastAsia="Times New Roman" w:hAnsi="Consolas" w:cs="Times New Roman"/>
-          <w:color w:val="000000"/>
-          <w:sz w:val="20"/>
-          <w:szCs w:val="20"/>
-          <w:lang w:val="es-CO" w:eastAsia="es-CO"/>
-        </w:rPr>
-        <w:t>By.</w:t>
+        <w:t>.findElement(By.</w:t>
       </w:r>
       <w:r>
         <w:rPr>
@@ -6482,7 +4935,6 @@
         </w:rPr>
         <w:t>id</w:t>
       </w:r>
-      <w:proofErr w:type="spellEnd"/>
       <w:r>
         <w:rPr>
           <w:rFonts w:ascii="Consolas" w:eastAsia="Times New Roman" w:hAnsi="Consolas" w:cs="Times New Roman"/>
@@ -6501,61 +4953,17 @@
           <w:szCs w:val="20"/>
           <w:lang w:val="es-CO" w:eastAsia="es-CO"/>
         </w:rPr>
-        <w:t>"</w:t>
-      </w:r>
-      <w:proofErr w:type="spellStart"/>
-      <w:r>
-        <w:rPr>
-          <w:rFonts w:ascii="Consolas" w:eastAsia="Times New Roman" w:hAnsi="Consolas" w:cs="Times New Roman"/>
-          <w:color w:val="2A00FF"/>
-          <w:sz w:val="20"/>
-          <w:szCs w:val="20"/>
-          <w:lang w:val="es-CO" w:eastAsia="es-CO"/>
-        </w:rPr>
-        <w:t>emailError</w:t>
-      </w:r>
-      <w:proofErr w:type="spellEnd"/>
-      <w:r>
-        <w:rPr>
-          <w:rFonts w:ascii="Consolas" w:eastAsia="Times New Roman" w:hAnsi="Consolas" w:cs="Times New Roman"/>
-          <w:color w:val="2A00FF"/>
-          <w:sz w:val="20"/>
-          <w:szCs w:val="20"/>
-          <w:lang w:val="es-CO" w:eastAsia="es-CO"/>
-        </w:rPr>
-        <w:t>"</w:t>
-      </w:r>
-      <w:r>
-        <w:rPr>
-          <w:rFonts w:ascii="Consolas" w:eastAsia="Times New Roman" w:hAnsi="Consolas" w:cs="Times New Roman"/>
-          <w:color w:val="000000"/>
-          <w:sz w:val="20"/>
-          <w:szCs w:val="20"/>
-          <w:lang w:val="es-CO" w:eastAsia="es-CO"/>
-        </w:rPr>
-        <w:t>)).</w:t>
-      </w:r>
-      <w:proofErr w:type="spellStart"/>
-      <w:r>
-        <w:rPr>
-          <w:rFonts w:ascii="Consolas" w:eastAsia="Times New Roman" w:hAnsi="Consolas" w:cs="Times New Roman"/>
-          <w:color w:val="000000"/>
-          <w:sz w:val="20"/>
-          <w:szCs w:val="20"/>
-          <w:lang w:val="es-CO" w:eastAsia="es-CO"/>
-        </w:rPr>
-        <w:t>getText</w:t>
-      </w:r>
-      <w:proofErr w:type="spellEnd"/>
-      <w:r>
-        <w:rPr>
-          <w:rFonts w:ascii="Consolas" w:eastAsia="Times New Roman" w:hAnsi="Consolas" w:cs="Times New Roman"/>
-          <w:color w:val="000000"/>
-          <w:sz w:val="20"/>
-          <w:szCs w:val="20"/>
-          <w:lang w:val="es-CO" w:eastAsia="es-CO"/>
-        </w:rPr>
-        <w:t>();</w:t>
+        <w:t>"emailError"</w:t>
+      </w:r>
+      <w:r>
+        <w:rPr>
+          <w:rFonts w:ascii="Consolas" w:eastAsia="Times New Roman" w:hAnsi="Consolas" w:cs="Times New Roman"/>
+          <w:color w:val="000000"/>
+          <w:sz w:val="20"/>
+          <w:szCs w:val="20"/>
+          <w:lang w:val="es-CO" w:eastAsia="es-CO"/>
+        </w:rPr>
+        <w:t>)).getText();</w:t>
       </w:r>
     </w:p>
     <w:p>
@@ -6593,7 +5001,6 @@
         </w:rPr>
         <w:t xml:space="preserve">        </w:t>
       </w:r>
-      <w:proofErr w:type="spellStart"/>
       <w:r>
         <w:rPr>
           <w:rFonts w:ascii="Consolas" w:eastAsia="Times New Roman" w:hAnsi="Consolas" w:cs="Times New Roman"/>
@@ -6606,29 +5013,16 @@
         </w:rPr>
         <w:t>if</w:t>
       </w:r>
-      <w:proofErr w:type="spellEnd"/>
-      <w:r>
-        <w:rPr>
-          <w:rFonts w:ascii="Consolas" w:eastAsia="Times New Roman" w:hAnsi="Consolas" w:cs="Times New Roman"/>
-          <w:color w:val="000000"/>
-          <w:sz w:val="20"/>
-          <w:szCs w:val="20"/>
-          <w:lang w:val="es-CO" w:eastAsia="es-CO"/>
-        </w:rPr>
-        <w:t xml:space="preserve"> </w:t>
-      </w:r>
-      <w:proofErr w:type="gramStart"/>
-      <w:r>
-        <w:rPr>
-          <w:rFonts w:ascii="Consolas" w:eastAsia="Times New Roman" w:hAnsi="Consolas" w:cs="Times New Roman"/>
-          <w:color w:val="000000"/>
-          <w:sz w:val="20"/>
-          <w:szCs w:val="20"/>
-          <w:lang w:val="es-CO" w:eastAsia="es-CO"/>
-        </w:rPr>
-        <w:t>(!</w:t>
-      </w:r>
-      <w:proofErr w:type="spellStart"/>
+      <w:r>
+        <w:rPr>
+          <w:rFonts w:ascii="Consolas" w:eastAsia="Times New Roman" w:hAnsi="Consolas" w:cs="Times New Roman"/>
+          <w:color w:val="000000"/>
+          <w:sz w:val="20"/>
+          <w:szCs w:val="20"/>
+          <w:lang w:val="es-CO" w:eastAsia="es-CO"/>
+        </w:rPr>
+        <w:t xml:space="preserve"> (!</w:t>
+      </w:r>
       <w:r>
         <w:rPr>
           <w:rFonts w:ascii="Consolas" w:eastAsia="Times New Roman" w:hAnsi="Consolas" w:cs="Times New Roman"/>
@@ -6639,27 +5033,15 @@
         </w:rPr>
         <w:t>error</w:t>
       </w:r>
-      <w:proofErr w:type="gramEnd"/>
-      <w:r>
-        <w:rPr>
-          <w:rFonts w:ascii="Consolas" w:eastAsia="Times New Roman" w:hAnsi="Consolas" w:cs="Times New Roman"/>
-          <w:color w:val="000000"/>
-          <w:sz w:val="20"/>
-          <w:szCs w:val="20"/>
-          <w:lang w:val="es-CO" w:eastAsia="es-CO"/>
-        </w:rPr>
-        <w:t>.isEmpty</w:t>
-      </w:r>
-      <w:proofErr w:type="spellEnd"/>
-      <w:r>
-        <w:rPr>
-          <w:rFonts w:ascii="Consolas" w:eastAsia="Times New Roman" w:hAnsi="Consolas" w:cs="Times New Roman"/>
-          <w:color w:val="000000"/>
-          <w:sz w:val="20"/>
-          <w:szCs w:val="20"/>
-          <w:lang w:val="es-CO" w:eastAsia="es-CO"/>
-        </w:rPr>
-        <w:t>()) {</w:t>
+      <w:r>
+        <w:rPr>
+          <w:rFonts w:ascii="Consolas" w:eastAsia="Times New Roman" w:hAnsi="Consolas" w:cs="Times New Roman"/>
+          <w:color w:val="000000"/>
+          <w:sz w:val="20"/>
+          <w:szCs w:val="20"/>
+          <w:lang w:val="es-CO" w:eastAsia="es-CO"/>
+        </w:rPr>
+        <w:t>.isEmpty()) {</w:t>
       </w:r>
     </w:p>
     <w:p>
@@ -6682,18 +5064,7 @@
           <w:szCs w:val="20"/>
           <w:lang w:val="es-CO" w:eastAsia="es-CO"/>
         </w:rPr>
-        <w:t xml:space="preserve">            </w:t>
-      </w:r>
-      <w:proofErr w:type="spellStart"/>
-      <w:r>
-        <w:rPr>
-          <w:rFonts w:ascii="Consolas" w:eastAsia="Times New Roman" w:hAnsi="Consolas" w:cs="Times New Roman"/>
-          <w:color w:val="000000"/>
-          <w:sz w:val="20"/>
-          <w:szCs w:val="20"/>
-          <w:lang w:val="es-CO" w:eastAsia="es-CO"/>
-        </w:rPr>
-        <w:t>System.</w:t>
+        <w:t xml:space="preserve">            System.</w:t>
       </w:r>
       <w:r>
         <w:rPr>
@@ -6717,18 +5088,7 @@
           <w:szCs w:val="20"/>
           <w:lang w:val="es-CO" w:eastAsia="es-CO"/>
         </w:rPr>
-        <w:t>.println</w:t>
-      </w:r>
-      <w:proofErr w:type="spellEnd"/>
-      <w:r>
-        <w:rPr>
-          <w:rFonts w:ascii="Consolas" w:eastAsia="Times New Roman" w:hAnsi="Consolas" w:cs="Times New Roman"/>
-          <w:color w:val="000000"/>
-          <w:sz w:val="20"/>
-          <w:szCs w:val="20"/>
-          <w:lang w:val="es-CO" w:eastAsia="es-CO"/>
-        </w:rPr>
-        <w:t>(</w:t>
+        <w:t>.println(</w:t>
       </w:r>
       <w:r>
         <w:rPr>
@@ -6773,7 +5133,6 @@
         </w:rPr>
         <w:t xml:space="preserve">        } </w:t>
       </w:r>
-      <w:proofErr w:type="spellStart"/>
       <w:r>
         <w:rPr>
           <w:rFonts w:ascii="Consolas" w:eastAsia="Times New Roman" w:hAnsi="Consolas" w:cs="Times New Roman"/>
@@ -6786,7 +5145,6 @@
         </w:rPr>
         <w:t>else</w:t>
       </w:r>
-      <w:proofErr w:type="spellEnd"/>
       <w:r>
         <w:rPr>
           <w:rFonts w:ascii="Consolas" w:eastAsia="Times New Roman" w:hAnsi="Consolas" w:cs="Times New Roman"/>
@@ -6818,18 +5176,7 @@
           <w:szCs w:val="20"/>
           <w:lang w:val="es-CO" w:eastAsia="es-CO"/>
         </w:rPr>
-        <w:t xml:space="preserve">            </w:t>
-      </w:r>
-      <w:proofErr w:type="spellStart"/>
-      <w:r>
-        <w:rPr>
-          <w:rFonts w:ascii="Consolas" w:eastAsia="Times New Roman" w:hAnsi="Consolas" w:cs="Times New Roman"/>
-          <w:color w:val="000000"/>
-          <w:sz w:val="20"/>
-          <w:szCs w:val="20"/>
-          <w:lang w:val="es-CO" w:eastAsia="es-CO"/>
-        </w:rPr>
-        <w:t>System.</w:t>
+        <w:t xml:space="preserve">            System.</w:t>
       </w:r>
       <w:r>
         <w:rPr>
@@ -6853,18 +5200,7 @@
           <w:szCs w:val="20"/>
           <w:lang w:val="es-CO" w:eastAsia="es-CO"/>
         </w:rPr>
-        <w:t>.println</w:t>
-      </w:r>
-      <w:proofErr w:type="spellEnd"/>
-      <w:r>
-        <w:rPr>
-          <w:rFonts w:ascii="Consolas" w:eastAsia="Times New Roman" w:hAnsi="Consolas" w:cs="Times New Roman"/>
-          <w:color w:val="000000"/>
-          <w:sz w:val="20"/>
-          <w:szCs w:val="20"/>
-          <w:lang w:val="es-CO" w:eastAsia="es-CO"/>
-        </w:rPr>
-        <w:t>(</w:t>
+        <w:t>.println(</w:t>
       </w:r>
       <w:r>
         <w:rPr>
@@ -6996,29 +5332,7 @@
           <w:szCs w:val="20"/>
           <w:lang w:val="es-CO" w:eastAsia="es-CO"/>
         </w:rPr>
-        <w:t xml:space="preserve"> CP03 - </w:t>
-      </w:r>
-      <w:proofErr w:type="spellStart"/>
-      <w:r>
-        <w:rPr>
-          <w:rFonts w:ascii="Consolas" w:eastAsia="Times New Roman" w:hAnsi="Consolas" w:cs="Times New Roman"/>
-          <w:color w:val="3F7F5F"/>
-          <w:sz w:val="20"/>
-          <w:szCs w:val="20"/>
-          <w:lang w:val="es-CO" w:eastAsia="es-CO"/>
-        </w:rPr>
-        <w:t>Password</w:t>
-      </w:r>
-      <w:proofErr w:type="spellEnd"/>
-      <w:r>
-        <w:rPr>
-          <w:rFonts w:ascii="Consolas" w:eastAsia="Times New Roman" w:hAnsi="Consolas" w:cs="Times New Roman"/>
-          <w:color w:val="3F7F5F"/>
-          <w:sz w:val="20"/>
-          <w:szCs w:val="20"/>
-          <w:lang w:val="es-CO" w:eastAsia="es-CO"/>
-        </w:rPr>
-        <w:t xml:space="preserve"> </w:t>
+        <w:t xml:space="preserve"> CP03 - Password </w:t>
       </w:r>
       <w:r>
         <w:rPr>
@@ -7054,7 +5368,6 @@
         </w:rPr>
         <w:t xml:space="preserve">    </w:t>
       </w:r>
-      <w:proofErr w:type="spellStart"/>
       <w:r>
         <w:rPr>
           <w:rFonts w:ascii="Consolas" w:eastAsia="Times New Roman" w:hAnsi="Consolas" w:cs="Times New Roman"/>
@@ -7067,7 +5380,6 @@
         </w:rPr>
         <w:t>public</w:t>
       </w:r>
-      <w:proofErr w:type="spellEnd"/>
       <w:r>
         <w:rPr>
           <w:rFonts w:ascii="Consolas" w:eastAsia="Times New Roman" w:hAnsi="Consolas" w:cs="Times New Roman"/>
@@ -7078,7 +5390,6 @@
         </w:rPr>
         <w:t xml:space="preserve"> </w:t>
       </w:r>
-      <w:proofErr w:type="spellStart"/>
       <w:r>
         <w:rPr>
           <w:rFonts w:ascii="Consolas" w:eastAsia="Times New Roman" w:hAnsi="Consolas" w:cs="Times New Roman"/>
@@ -7091,7 +5402,6 @@
         </w:rPr>
         <w:t>static</w:t>
       </w:r>
-      <w:proofErr w:type="spellEnd"/>
       <w:r>
         <w:rPr>
           <w:rFonts w:ascii="Consolas" w:eastAsia="Times New Roman" w:hAnsi="Consolas" w:cs="Times New Roman"/>
@@ -7102,7 +5412,6 @@
         </w:rPr>
         <w:t xml:space="preserve"> </w:t>
       </w:r>
-      <w:proofErr w:type="spellStart"/>
       <w:r>
         <w:rPr>
           <w:rFonts w:ascii="Consolas" w:eastAsia="Times New Roman" w:hAnsi="Consolas" w:cs="Times New Roman"/>
@@ -7115,38 +5424,15 @@
         </w:rPr>
         <w:t>void</w:t>
       </w:r>
-      <w:proofErr w:type="spellEnd"/>
-      <w:r>
-        <w:rPr>
-          <w:rFonts w:ascii="Consolas" w:eastAsia="Times New Roman" w:hAnsi="Consolas" w:cs="Times New Roman"/>
-          <w:color w:val="000000"/>
-          <w:sz w:val="20"/>
-          <w:szCs w:val="20"/>
-          <w:lang w:val="es-CO" w:eastAsia="es-CO"/>
-        </w:rPr>
-        <w:t xml:space="preserve"> cp03_</w:t>
-      </w:r>
-      <w:proofErr w:type="gramStart"/>
-      <w:r>
-        <w:rPr>
-          <w:rFonts w:ascii="Consolas" w:eastAsia="Times New Roman" w:hAnsi="Consolas" w:cs="Times New Roman"/>
-          <w:color w:val="000000"/>
-          <w:sz w:val="20"/>
-          <w:szCs w:val="20"/>
-          <w:lang w:val="es-CO" w:eastAsia="es-CO"/>
-        </w:rPr>
-        <w:t>passwordCorta(</w:t>
-      </w:r>
-      <w:proofErr w:type="gramEnd"/>
-      <w:r>
-        <w:rPr>
-          <w:rFonts w:ascii="Consolas" w:eastAsia="Times New Roman" w:hAnsi="Consolas" w:cs="Times New Roman"/>
-          <w:color w:val="000000"/>
-          <w:sz w:val="20"/>
-          <w:szCs w:val="20"/>
-          <w:lang w:val="es-CO" w:eastAsia="es-CO"/>
-        </w:rPr>
-        <w:t>) {</w:t>
+      <w:r>
+        <w:rPr>
+          <w:rFonts w:ascii="Consolas" w:eastAsia="Times New Roman" w:hAnsi="Consolas" w:cs="Times New Roman"/>
+          <w:color w:val="000000"/>
+          <w:sz w:val="20"/>
+          <w:szCs w:val="20"/>
+          <w:lang w:val="es-CO" w:eastAsia="es-CO"/>
+        </w:rPr>
+        <w:t xml:space="preserve"> cp03_passwordCorta() {</w:t>
       </w:r>
     </w:p>
     <w:p>
@@ -7184,8 +5470,6 @@
         </w:rPr>
         <w:t xml:space="preserve">        </w:t>
       </w:r>
-      <w:proofErr w:type="spellStart"/>
-      <w:proofErr w:type="gramStart"/>
       <w:r>
         <w:rPr>
           <w:rFonts w:ascii="Consolas" w:eastAsia="Times New Roman" w:hAnsi="Consolas" w:cs="Times New Roman"/>
@@ -7206,41 +5490,7 @@
           <w:szCs w:val="20"/>
           <w:lang w:val="es-CO" w:eastAsia="es-CO"/>
         </w:rPr>
-        <w:t>.navigate</w:t>
-      </w:r>
-      <w:proofErr w:type="spellEnd"/>
-      <w:proofErr w:type="gramEnd"/>
-      <w:r>
-        <w:rPr>
-          <w:rFonts w:ascii="Consolas" w:eastAsia="Times New Roman" w:hAnsi="Consolas" w:cs="Times New Roman"/>
-          <w:color w:val="000000"/>
-          <w:sz w:val="20"/>
-          <w:szCs w:val="20"/>
-          <w:lang w:val="es-CO" w:eastAsia="es-CO"/>
-        </w:rPr>
-        <w:t>().</w:t>
-      </w:r>
-      <w:proofErr w:type="spellStart"/>
-      <w:r>
-        <w:rPr>
-          <w:rFonts w:ascii="Consolas" w:eastAsia="Times New Roman" w:hAnsi="Consolas" w:cs="Times New Roman"/>
-          <w:color w:val="000000"/>
-          <w:sz w:val="20"/>
-          <w:szCs w:val="20"/>
-          <w:lang w:val="es-CO" w:eastAsia="es-CO"/>
-        </w:rPr>
-        <w:t>refresh</w:t>
-      </w:r>
-      <w:proofErr w:type="spellEnd"/>
-      <w:r>
-        <w:rPr>
-          <w:rFonts w:ascii="Consolas" w:eastAsia="Times New Roman" w:hAnsi="Consolas" w:cs="Times New Roman"/>
-          <w:color w:val="000000"/>
-          <w:sz w:val="20"/>
-          <w:szCs w:val="20"/>
-          <w:lang w:val="es-CO" w:eastAsia="es-CO"/>
-        </w:rPr>
-        <w:t>();</w:t>
+        <w:t>.navigate().refresh();</w:t>
       </w:r>
     </w:p>
     <w:p>
@@ -7278,8 +5528,6 @@
         </w:rPr>
         <w:t xml:space="preserve">        </w:t>
       </w:r>
-      <w:proofErr w:type="spellStart"/>
-      <w:proofErr w:type="gramStart"/>
       <w:r>
         <w:rPr>
           <w:rFonts w:ascii="Consolas" w:eastAsia="Times New Roman" w:hAnsi="Consolas" w:cs="Times New Roman"/>
@@ -7300,30 +5548,7 @@
           <w:szCs w:val="20"/>
           <w:lang w:val="es-CO" w:eastAsia="es-CO"/>
         </w:rPr>
-        <w:t>.findElement</w:t>
-      </w:r>
-      <w:proofErr w:type="spellEnd"/>
-      <w:proofErr w:type="gramEnd"/>
-      <w:r>
-        <w:rPr>
-          <w:rFonts w:ascii="Consolas" w:eastAsia="Times New Roman" w:hAnsi="Consolas" w:cs="Times New Roman"/>
-          <w:color w:val="000000"/>
-          <w:sz w:val="20"/>
-          <w:szCs w:val="20"/>
-          <w:lang w:val="es-CO" w:eastAsia="es-CO"/>
-        </w:rPr>
-        <w:t>(</w:t>
-      </w:r>
-      <w:proofErr w:type="spellStart"/>
-      <w:r>
-        <w:rPr>
-          <w:rFonts w:ascii="Consolas" w:eastAsia="Times New Roman" w:hAnsi="Consolas" w:cs="Times New Roman"/>
-          <w:color w:val="000000"/>
-          <w:sz w:val="20"/>
-          <w:szCs w:val="20"/>
-          <w:lang w:val="es-CO" w:eastAsia="es-CO"/>
-        </w:rPr>
-        <w:t>By.</w:t>
+        <w:t>.findElement(By.</w:t>
       </w:r>
       <w:r>
         <w:rPr>
@@ -7337,7 +5562,6 @@
         </w:rPr>
         <w:t>id</w:t>
       </w:r>
-      <w:proofErr w:type="spellEnd"/>
       <w:r>
         <w:rPr>
           <w:rFonts w:ascii="Consolas" w:eastAsia="Times New Roman" w:hAnsi="Consolas" w:cs="Times New Roman"/>
@@ -7356,61 +5580,17 @@
           <w:szCs w:val="20"/>
           <w:lang w:val="es-CO" w:eastAsia="es-CO"/>
         </w:rPr>
-        <w:t>"</w:t>
-      </w:r>
-      <w:proofErr w:type="spellStart"/>
-      <w:r>
-        <w:rPr>
-          <w:rFonts w:ascii="Consolas" w:eastAsia="Times New Roman" w:hAnsi="Consolas" w:cs="Times New Roman"/>
-          <w:color w:val="2A00FF"/>
-          <w:sz w:val="20"/>
-          <w:szCs w:val="20"/>
-          <w:lang w:val="es-CO" w:eastAsia="es-CO"/>
-        </w:rPr>
-        <w:t>fullName</w:t>
-      </w:r>
-      <w:proofErr w:type="spellEnd"/>
-      <w:r>
-        <w:rPr>
-          <w:rFonts w:ascii="Consolas" w:eastAsia="Times New Roman" w:hAnsi="Consolas" w:cs="Times New Roman"/>
-          <w:color w:val="2A00FF"/>
-          <w:sz w:val="20"/>
-          <w:szCs w:val="20"/>
-          <w:lang w:val="es-CO" w:eastAsia="es-CO"/>
-        </w:rPr>
-        <w:t>"</w:t>
-      </w:r>
-      <w:r>
-        <w:rPr>
-          <w:rFonts w:ascii="Consolas" w:eastAsia="Times New Roman" w:hAnsi="Consolas" w:cs="Times New Roman"/>
-          <w:color w:val="000000"/>
-          <w:sz w:val="20"/>
-          <w:szCs w:val="20"/>
-          <w:lang w:val="es-CO" w:eastAsia="es-CO"/>
-        </w:rPr>
-        <w:t>)).</w:t>
-      </w:r>
-      <w:proofErr w:type="spellStart"/>
-      <w:r>
-        <w:rPr>
-          <w:rFonts w:ascii="Consolas" w:eastAsia="Times New Roman" w:hAnsi="Consolas" w:cs="Times New Roman"/>
-          <w:color w:val="000000"/>
-          <w:sz w:val="20"/>
-          <w:szCs w:val="20"/>
-          <w:lang w:val="es-CO" w:eastAsia="es-CO"/>
-        </w:rPr>
-        <w:t>sendKeys</w:t>
-      </w:r>
-      <w:proofErr w:type="spellEnd"/>
-      <w:r>
-        <w:rPr>
-          <w:rFonts w:ascii="Consolas" w:eastAsia="Times New Roman" w:hAnsi="Consolas" w:cs="Times New Roman"/>
-          <w:color w:val="000000"/>
-          <w:sz w:val="20"/>
-          <w:szCs w:val="20"/>
-          <w:lang w:val="es-CO" w:eastAsia="es-CO"/>
-        </w:rPr>
-        <w:t>(</w:t>
+        <w:t>"fullName"</w:t>
+      </w:r>
+      <w:r>
+        <w:rPr>
+          <w:rFonts w:ascii="Consolas" w:eastAsia="Times New Roman" w:hAnsi="Consolas" w:cs="Times New Roman"/>
+          <w:color w:val="000000"/>
+          <w:sz w:val="20"/>
+          <w:szCs w:val="20"/>
+          <w:lang w:val="es-CO" w:eastAsia="es-CO"/>
+        </w:rPr>
+        <w:t>)).sendKeys(</w:t>
       </w:r>
       <w:r>
         <w:rPr>
@@ -7455,8 +5635,6 @@
         </w:rPr>
         <w:t xml:space="preserve">        </w:t>
       </w:r>
-      <w:proofErr w:type="spellStart"/>
-      <w:proofErr w:type="gramStart"/>
       <w:r>
         <w:rPr>
           <w:rFonts w:ascii="Consolas" w:eastAsia="Times New Roman" w:hAnsi="Consolas" w:cs="Times New Roman"/>
@@ -7477,30 +5655,7 @@
           <w:szCs w:val="20"/>
           <w:lang w:val="es-CO" w:eastAsia="es-CO"/>
         </w:rPr>
-        <w:t>.findElement</w:t>
-      </w:r>
-      <w:proofErr w:type="spellEnd"/>
-      <w:proofErr w:type="gramEnd"/>
-      <w:r>
-        <w:rPr>
-          <w:rFonts w:ascii="Consolas" w:eastAsia="Times New Roman" w:hAnsi="Consolas" w:cs="Times New Roman"/>
-          <w:color w:val="000000"/>
-          <w:sz w:val="20"/>
-          <w:szCs w:val="20"/>
-          <w:lang w:val="es-CO" w:eastAsia="es-CO"/>
-        </w:rPr>
-        <w:t>(</w:t>
-      </w:r>
-      <w:proofErr w:type="spellStart"/>
-      <w:r>
-        <w:rPr>
-          <w:rFonts w:ascii="Consolas" w:eastAsia="Times New Roman" w:hAnsi="Consolas" w:cs="Times New Roman"/>
-          <w:color w:val="000000"/>
-          <w:sz w:val="20"/>
-          <w:szCs w:val="20"/>
-          <w:lang w:val="es-CO" w:eastAsia="es-CO"/>
-        </w:rPr>
-        <w:t>By.</w:t>
+        <w:t>.findElement(By.</w:t>
       </w:r>
       <w:r>
         <w:rPr>
@@ -7514,7 +5669,6 @@
         </w:rPr>
         <w:t>id</w:t>
       </w:r>
-      <w:proofErr w:type="spellEnd"/>
       <w:r>
         <w:rPr>
           <w:rFonts w:ascii="Consolas" w:eastAsia="Times New Roman" w:hAnsi="Consolas" w:cs="Times New Roman"/>
@@ -7543,29 +5697,7 @@
           <w:szCs w:val="20"/>
           <w:lang w:val="es-CO" w:eastAsia="es-CO"/>
         </w:rPr>
-        <w:t>)).</w:t>
-      </w:r>
-      <w:proofErr w:type="spellStart"/>
-      <w:r>
-        <w:rPr>
-          <w:rFonts w:ascii="Consolas" w:eastAsia="Times New Roman" w:hAnsi="Consolas" w:cs="Times New Roman"/>
-          <w:color w:val="000000"/>
-          <w:sz w:val="20"/>
-          <w:szCs w:val="20"/>
-          <w:lang w:val="es-CO" w:eastAsia="es-CO"/>
-        </w:rPr>
-        <w:t>sendKeys</w:t>
-      </w:r>
-      <w:proofErr w:type="spellEnd"/>
-      <w:r>
-        <w:rPr>
-          <w:rFonts w:ascii="Consolas" w:eastAsia="Times New Roman" w:hAnsi="Consolas" w:cs="Times New Roman"/>
-          <w:color w:val="000000"/>
-          <w:sz w:val="20"/>
-          <w:szCs w:val="20"/>
-          <w:lang w:val="es-CO" w:eastAsia="es-CO"/>
-        </w:rPr>
-        <w:t>(</w:t>
+        <w:t>)).sendKeys(</w:t>
       </w:r>
       <w:r>
         <w:rPr>
@@ -7610,8 +5742,6 @@
         </w:rPr>
         <w:t xml:space="preserve">        </w:t>
       </w:r>
-      <w:proofErr w:type="spellStart"/>
-      <w:proofErr w:type="gramStart"/>
       <w:r>
         <w:rPr>
           <w:rFonts w:ascii="Consolas" w:eastAsia="Times New Roman" w:hAnsi="Consolas" w:cs="Times New Roman"/>
@@ -7632,30 +5762,7 @@
           <w:szCs w:val="20"/>
           <w:lang w:val="es-CO" w:eastAsia="es-CO"/>
         </w:rPr>
-        <w:t>.findElement</w:t>
-      </w:r>
-      <w:proofErr w:type="spellEnd"/>
-      <w:proofErr w:type="gramEnd"/>
-      <w:r>
-        <w:rPr>
-          <w:rFonts w:ascii="Consolas" w:eastAsia="Times New Roman" w:hAnsi="Consolas" w:cs="Times New Roman"/>
-          <w:color w:val="000000"/>
-          <w:sz w:val="20"/>
-          <w:szCs w:val="20"/>
-          <w:lang w:val="es-CO" w:eastAsia="es-CO"/>
-        </w:rPr>
-        <w:t>(</w:t>
-      </w:r>
-      <w:proofErr w:type="spellStart"/>
-      <w:r>
-        <w:rPr>
-          <w:rFonts w:ascii="Consolas" w:eastAsia="Times New Roman" w:hAnsi="Consolas" w:cs="Times New Roman"/>
-          <w:color w:val="000000"/>
-          <w:sz w:val="20"/>
-          <w:szCs w:val="20"/>
-          <w:lang w:val="es-CO" w:eastAsia="es-CO"/>
-        </w:rPr>
-        <w:t>By.</w:t>
+        <w:t>.findElement(By.</w:t>
       </w:r>
       <w:r>
         <w:rPr>
@@ -7669,7 +5776,6 @@
         </w:rPr>
         <w:t>id</w:t>
       </w:r>
-      <w:proofErr w:type="spellEnd"/>
       <w:r>
         <w:rPr>
           <w:rFonts w:ascii="Consolas" w:eastAsia="Times New Roman" w:hAnsi="Consolas" w:cs="Times New Roman"/>
@@ -7688,9 +5794,18 @@
           <w:szCs w:val="20"/>
           <w:lang w:val="es-CO" w:eastAsia="es-CO"/>
         </w:rPr>
-        <w:t>"</w:t>
-      </w:r>
-      <w:proofErr w:type="spellStart"/>
+        <w:t>"password"</w:t>
+      </w:r>
+      <w:r>
+        <w:rPr>
+          <w:rFonts w:ascii="Consolas" w:eastAsia="Times New Roman" w:hAnsi="Consolas" w:cs="Times New Roman"/>
+          <w:color w:val="000000"/>
+          <w:sz w:val="20"/>
+          <w:szCs w:val="20"/>
+          <w:lang w:val="es-CO" w:eastAsia="es-CO"/>
+        </w:rPr>
+        <w:t>)).sendKeys(</w:t>
+      </w:r>
       <w:r>
         <w:rPr>
           <w:rFonts w:ascii="Consolas" w:eastAsia="Times New Roman" w:hAnsi="Consolas" w:cs="Times New Roman"/>
@@ -7699,82 +5814,7 @@
           <w:szCs w:val="20"/>
           <w:lang w:val="es-CO" w:eastAsia="es-CO"/>
         </w:rPr>
-        <w:t>password</w:t>
-      </w:r>
-      <w:proofErr w:type="spellEnd"/>
-      <w:r>
-        <w:rPr>
-          <w:rFonts w:ascii="Consolas" w:eastAsia="Times New Roman" w:hAnsi="Consolas" w:cs="Times New Roman"/>
-          <w:color w:val="2A00FF"/>
-          <w:sz w:val="20"/>
-          <w:szCs w:val="20"/>
-          <w:lang w:val="es-CO" w:eastAsia="es-CO"/>
-        </w:rPr>
-        <w:t>"</w:t>
-      </w:r>
-      <w:r>
-        <w:rPr>
-          <w:rFonts w:ascii="Consolas" w:eastAsia="Times New Roman" w:hAnsi="Consolas" w:cs="Times New Roman"/>
-          <w:color w:val="000000"/>
-          <w:sz w:val="20"/>
-          <w:szCs w:val="20"/>
-          <w:lang w:val="es-CO" w:eastAsia="es-CO"/>
-        </w:rPr>
-        <w:t>)).</w:t>
-      </w:r>
-      <w:proofErr w:type="spellStart"/>
-      <w:r>
-        <w:rPr>
-          <w:rFonts w:ascii="Consolas" w:eastAsia="Times New Roman" w:hAnsi="Consolas" w:cs="Times New Roman"/>
-          <w:color w:val="000000"/>
-          <w:sz w:val="20"/>
-          <w:szCs w:val="20"/>
-          <w:lang w:val="es-CO" w:eastAsia="es-CO"/>
-        </w:rPr>
-        <w:t>sendKeys</w:t>
-      </w:r>
-      <w:proofErr w:type="spellEnd"/>
-      <w:r>
-        <w:rPr>
-          <w:rFonts w:ascii="Consolas" w:eastAsia="Times New Roman" w:hAnsi="Consolas" w:cs="Times New Roman"/>
-          <w:color w:val="000000"/>
-          <w:sz w:val="20"/>
-          <w:szCs w:val="20"/>
-          <w:lang w:val="es-CO" w:eastAsia="es-CO"/>
-        </w:rPr>
-        <w:t>(</w:t>
-      </w:r>
-      <w:r>
-        <w:rPr>
-          <w:rFonts w:ascii="Consolas" w:eastAsia="Times New Roman" w:hAnsi="Consolas" w:cs="Times New Roman"/>
-          <w:color w:val="2A00FF"/>
-          <w:sz w:val="20"/>
-          <w:szCs w:val="20"/>
-          <w:lang w:val="es-CO" w:eastAsia="es-CO"/>
-        </w:rPr>
-        <w:t>"</w:t>
-      </w:r>
-      <w:proofErr w:type="spellStart"/>
-      <w:r>
-        <w:rPr>
-          <w:rFonts w:ascii="Consolas" w:eastAsia="Times New Roman" w:hAnsi="Consolas" w:cs="Times New Roman"/>
-          <w:color w:val="2A00FF"/>
-          <w:sz w:val="20"/>
-          <w:szCs w:val="20"/>
-          <w:lang w:val="es-CO" w:eastAsia="es-CO"/>
-        </w:rPr>
-        <w:t>abc</w:t>
-      </w:r>
-      <w:proofErr w:type="spellEnd"/>
-      <w:r>
-        <w:rPr>
-          <w:rFonts w:ascii="Consolas" w:eastAsia="Times New Roman" w:hAnsi="Consolas" w:cs="Times New Roman"/>
-          <w:color w:val="2A00FF"/>
-          <w:sz w:val="20"/>
-          <w:szCs w:val="20"/>
-          <w:lang w:val="es-CO" w:eastAsia="es-CO"/>
-        </w:rPr>
-        <w:t>"</w:t>
+        <w:t>"abc"</w:t>
       </w:r>
       <w:r>
         <w:rPr>
@@ -7809,8 +5849,6 @@
         </w:rPr>
         <w:t xml:space="preserve">        </w:t>
       </w:r>
-      <w:proofErr w:type="spellStart"/>
-      <w:proofErr w:type="gramStart"/>
       <w:r>
         <w:rPr>
           <w:rFonts w:ascii="Consolas" w:eastAsia="Times New Roman" w:hAnsi="Consolas" w:cs="Times New Roman"/>
@@ -7831,30 +5869,7 @@
           <w:szCs w:val="20"/>
           <w:lang w:val="es-CO" w:eastAsia="es-CO"/>
         </w:rPr>
-        <w:t>.findElement</w:t>
-      </w:r>
-      <w:proofErr w:type="spellEnd"/>
-      <w:proofErr w:type="gramEnd"/>
-      <w:r>
-        <w:rPr>
-          <w:rFonts w:ascii="Consolas" w:eastAsia="Times New Roman" w:hAnsi="Consolas" w:cs="Times New Roman"/>
-          <w:color w:val="000000"/>
-          <w:sz w:val="20"/>
-          <w:szCs w:val="20"/>
-          <w:lang w:val="es-CO" w:eastAsia="es-CO"/>
-        </w:rPr>
-        <w:t>(</w:t>
-      </w:r>
-      <w:proofErr w:type="spellStart"/>
-      <w:r>
-        <w:rPr>
-          <w:rFonts w:ascii="Consolas" w:eastAsia="Times New Roman" w:hAnsi="Consolas" w:cs="Times New Roman"/>
-          <w:color w:val="000000"/>
-          <w:sz w:val="20"/>
-          <w:szCs w:val="20"/>
-          <w:lang w:val="es-CO" w:eastAsia="es-CO"/>
-        </w:rPr>
-        <w:t>By.</w:t>
+        <w:t>.findElement(By.</w:t>
       </w:r>
       <w:r>
         <w:rPr>
@@ -7868,7 +5883,6 @@
         </w:rPr>
         <w:t>id</w:t>
       </w:r>
-      <w:proofErr w:type="spellEnd"/>
       <w:r>
         <w:rPr>
           <w:rFonts w:ascii="Consolas" w:eastAsia="Times New Roman" w:hAnsi="Consolas" w:cs="Times New Roman"/>
@@ -7887,9 +5901,18 @@
           <w:szCs w:val="20"/>
           <w:lang w:val="es-CO" w:eastAsia="es-CO"/>
         </w:rPr>
-        <w:t>"</w:t>
-      </w:r>
-      <w:proofErr w:type="spellStart"/>
+        <w:t>"confirmPassword"</w:t>
+      </w:r>
+      <w:r>
+        <w:rPr>
+          <w:rFonts w:ascii="Consolas" w:eastAsia="Times New Roman" w:hAnsi="Consolas" w:cs="Times New Roman"/>
+          <w:color w:val="000000"/>
+          <w:sz w:val="20"/>
+          <w:szCs w:val="20"/>
+          <w:lang w:val="es-CO" w:eastAsia="es-CO"/>
+        </w:rPr>
+        <w:t>)).sendKeys(</w:t>
+      </w:r>
       <w:r>
         <w:rPr>
           <w:rFonts w:ascii="Consolas" w:eastAsia="Times New Roman" w:hAnsi="Consolas" w:cs="Times New Roman"/>
@@ -7898,82 +5921,7 @@
           <w:szCs w:val="20"/>
           <w:lang w:val="es-CO" w:eastAsia="es-CO"/>
         </w:rPr>
-        <w:t>confirmPassword</w:t>
-      </w:r>
-      <w:proofErr w:type="spellEnd"/>
-      <w:r>
-        <w:rPr>
-          <w:rFonts w:ascii="Consolas" w:eastAsia="Times New Roman" w:hAnsi="Consolas" w:cs="Times New Roman"/>
-          <w:color w:val="2A00FF"/>
-          <w:sz w:val="20"/>
-          <w:szCs w:val="20"/>
-          <w:lang w:val="es-CO" w:eastAsia="es-CO"/>
-        </w:rPr>
-        <w:t>"</w:t>
-      </w:r>
-      <w:r>
-        <w:rPr>
-          <w:rFonts w:ascii="Consolas" w:eastAsia="Times New Roman" w:hAnsi="Consolas" w:cs="Times New Roman"/>
-          <w:color w:val="000000"/>
-          <w:sz w:val="20"/>
-          <w:szCs w:val="20"/>
-          <w:lang w:val="es-CO" w:eastAsia="es-CO"/>
-        </w:rPr>
-        <w:t>)).</w:t>
-      </w:r>
-      <w:proofErr w:type="spellStart"/>
-      <w:r>
-        <w:rPr>
-          <w:rFonts w:ascii="Consolas" w:eastAsia="Times New Roman" w:hAnsi="Consolas" w:cs="Times New Roman"/>
-          <w:color w:val="000000"/>
-          <w:sz w:val="20"/>
-          <w:szCs w:val="20"/>
-          <w:lang w:val="es-CO" w:eastAsia="es-CO"/>
-        </w:rPr>
-        <w:t>sendKeys</w:t>
-      </w:r>
-      <w:proofErr w:type="spellEnd"/>
-      <w:r>
-        <w:rPr>
-          <w:rFonts w:ascii="Consolas" w:eastAsia="Times New Roman" w:hAnsi="Consolas" w:cs="Times New Roman"/>
-          <w:color w:val="000000"/>
-          <w:sz w:val="20"/>
-          <w:szCs w:val="20"/>
-          <w:lang w:val="es-CO" w:eastAsia="es-CO"/>
-        </w:rPr>
-        <w:t>(</w:t>
-      </w:r>
-      <w:r>
-        <w:rPr>
-          <w:rFonts w:ascii="Consolas" w:eastAsia="Times New Roman" w:hAnsi="Consolas" w:cs="Times New Roman"/>
-          <w:color w:val="2A00FF"/>
-          <w:sz w:val="20"/>
-          <w:szCs w:val="20"/>
-          <w:lang w:val="es-CO" w:eastAsia="es-CO"/>
-        </w:rPr>
-        <w:t>"</w:t>
-      </w:r>
-      <w:proofErr w:type="spellStart"/>
-      <w:r>
-        <w:rPr>
-          <w:rFonts w:ascii="Consolas" w:eastAsia="Times New Roman" w:hAnsi="Consolas" w:cs="Times New Roman"/>
-          <w:color w:val="2A00FF"/>
-          <w:sz w:val="20"/>
-          <w:szCs w:val="20"/>
-          <w:lang w:val="es-CO" w:eastAsia="es-CO"/>
-        </w:rPr>
-        <w:t>abc</w:t>
-      </w:r>
-      <w:proofErr w:type="spellEnd"/>
-      <w:r>
-        <w:rPr>
-          <w:rFonts w:ascii="Consolas" w:eastAsia="Times New Roman" w:hAnsi="Consolas" w:cs="Times New Roman"/>
-          <w:color w:val="2A00FF"/>
-          <w:sz w:val="20"/>
-          <w:szCs w:val="20"/>
-          <w:lang w:val="es-CO" w:eastAsia="es-CO"/>
-        </w:rPr>
-        <w:t>"</w:t>
+        <w:t>"abc"</w:t>
       </w:r>
       <w:r>
         <w:rPr>
@@ -8021,8 +5969,6 @@
         </w:rPr>
         <w:t xml:space="preserve">        </w:t>
       </w:r>
-      <w:proofErr w:type="spellStart"/>
-      <w:proofErr w:type="gramStart"/>
       <w:r>
         <w:rPr>
           <w:rFonts w:ascii="Consolas" w:eastAsia="Times New Roman" w:hAnsi="Consolas" w:cs="Times New Roman"/>
@@ -8043,30 +5989,7 @@
           <w:szCs w:val="20"/>
           <w:lang w:val="es-CO" w:eastAsia="es-CO"/>
         </w:rPr>
-        <w:t>.findElement</w:t>
-      </w:r>
-      <w:proofErr w:type="spellEnd"/>
-      <w:proofErr w:type="gramEnd"/>
-      <w:r>
-        <w:rPr>
-          <w:rFonts w:ascii="Consolas" w:eastAsia="Times New Roman" w:hAnsi="Consolas" w:cs="Times New Roman"/>
-          <w:color w:val="000000"/>
-          <w:sz w:val="20"/>
-          <w:szCs w:val="20"/>
-          <w:lang w:val="es-CO" w:eastAsia="es-CO"/>
-        </w:rPr>
-        <w:t>(</w:t>
-      </w:r>
-      <w:proofErr w:type="spellStart"/>
-      <w:r>
-        <w:rPr>
-          <w:rFonts w:ascii="Consolas" w:eastAsia="Times New Roman" w:hAnsi="Consolas" w:cs="Times New Roman"/>
-          <w:color w:val="000000"/>
-          <w:sz w:val="20"/>
-          <w:szCs w:val="20"/>
-          <w:lang w:val="es-CO" w:eastAsia="es-CO"/>
-        </w:rPr>
-        <w:t>By.</w:t>
+        <w:t>.findElement(By.</w:t>
       </w:r>
       <w:r>
         <w:rPr>
@@ -8080,7 +6003,6 @@
         </w:rPr>
         <w:t>cssSelector</w:t>
       </w:r>
-      <w:proofErr w:type="spellEnd"/>
       <w:r>
         <w:rPr>
           <w:rFonts w:ascii="Consolas" w:eastAsia="Times New Roman" w:hAnsi="Consolas" w:cs="Times New Roman"/>
@@ -8099,61 +6021,17 @@
           <w:szCs w:val="20"/>
           <w:lang w:val="es-CO" w:eastAsia="es-CO"/>
         </w:rPr>
-        <w:t>"</w:t>
-      </w:r>
-      <w:proofErr w:type="spellStart"/>
-      <w:r>
-        <w:rPr>
-          <w:rFonts w:ascii="Consolas" w:eastAsia="Times New Roman" w:hAnsi="Consolas" w:cs="Times New Roman"/>
-          <w:color w:val="2A00FF"/>
-          <w:sz w:val="20"/>
-          <w:szCs w:val="20"/>
-          <w:lang w:val="es-CO" w:eastAsia="es-CO"/>
-        </w:rPr>
-        <w:t>button</w:t>
-      </w:r>
-      <w:proofErr w:type="spellEnd"/>
-      <w:r>
-        <w:rPr>
-          <w:rFonts w:ascii="Consolas" w:eastAsia="Times New Roman" w:hAnsi="Consolas" w:cs="Times New Roman"/>
-          <w:color w:val="2A00FF"/>
-          <w:sz w:val="20"/>
-          <w:szCs w:val="20"/>
-          <w:lang w:val="es-CO" w:eastAsia="es-CO"/>
-        </w:rPr>
-        <w:t>"</w:t>
-      </w:r>
-      <w:r>
-        <w:rPr>
-          <w:rFonts w:ascii="Consolas" w:eastAsia="Times New Roman" w:hAnsi="Consolas" w:cs="Times New Roman"/>
-          <w:color w:val="000000"/>
-          <w:sz w:val="20"/>
-          <w:szCs w:val="20"/>
-          <w:lang w:val="es-CO" w:eastAsia="es-CO"/>
-        </w:rPr>
-        <w:t>)).</w:t>
-      </w:r>
-      <w:proofErr w:type="spellStart"/>
-      <w:r>
-        <w:rPr>
-          <w:rFonts w:ascii="Consolas" w:eastAsia="Times New Roman" w:hAnsi="Consolas" w:cs="Times New Roman"/>
-          <w:color w:val="000000"/>
-          <w:sz w:val="20"/>
-          <w:szCs w:val="20"/>
-          <w:lang w:val="es-CO" w:eastAsia="es-CO"/>
-        </w:rPr>
-        <w:t>click</w:t>
-      </w:r>
-      <w:proofErr w:type="spellEnd"/>
-      <w:r>
-        <w:rPr>
-          <w:rFonts w:ascii="Consolas" w:eastAsia="Times New Roman" w:hAnsi="Consolas" w:cs="Times New Roman"/>
-          <w:color w:val="000000"/>
-          <w:sz w:val="20"/>
-          <w:szCs w:val="20"/>
-          <w:lang w:val="es-CO" w:eastAsia="es-CO"/>
-        </w:rPr>
-        <w:t>();</w:t>
+        <w:t>"button"</w:t>
+      </w:r>
+      <w:r>
+        <w:rPr>
+          <w:rFonts w:ascii="Consolas" w:eastAsia="Times New Roman" w:hAnsi="Consolas" w:cs="Times New Roman"/>
+          <w:color w:val="000000"/>
+          <w:sz w:val="20"/>
+          <w:szCs w:val="20"/>
+          <w:lang w:val="es-CO" w:eastAsia="es-CO"/>
+        </w:rPr>
+        <w:t>)).click();</w:t>
       </w:r>
     </w:p>
     <w:p>
@@ -8189,29 +6067,7 @@
           <w:szCs w:val="20"/>
           <w:lang w:val="es-CO" w:eastAsia="es-CO"/>
         </w:rPr>
-        <w:t xml:space="preserve">        </w:t>
-      </w:r>
-      <w:proofErr w:type="spellStart"/>
-      <w:r>
-        <w:rPr>
-          <w:rFonts w:ascii="Consolas" w:eastAsia="Times New Roman" w:hAnsi="Consolas" w:cs="Times New Roman"/>
-          <w:color w:val="000000"/>
-          <w:sz w:val="20"/>
-          <w:szCs w:val="20"/>
-          <w:lang w:val="es-CO" w:eastAsia="es-CO"/>
-        </w:rPr>
-        <w:t>String</w:t>
-      </w:r>
-      <w:proofErr w:type="spellEnd"/>
-      <w:r>
-        <w:rPr>
-          <w:rFonts w:ascii="Consolas" w:eastAsia="Times New Roman" w:hAnsi="Consolas" w:cs="Times New Roman"/>
-          <w:color w:val="000000"/>
-          <w:sz w:val="20"/>
-          <w:szCs w:val="20"/>
-          <w:lang w:val="es-CO" w:eastAsia="es-CO"/>
-        </w:rPr>
-        <w:t xml:space="preserve"> </w:t>
+        <w:t xml:space="preserve">        String </w:t>
       </w:r>
       <w:r>
         <w:rPr>
@@ -8233,8 +6089,6 @@
         </w:rPr>
         <w:t xml:space="preserve"> = </w:t>
       </w:r>
-      <w:proofErr w:type="spellStart"/>
-      <w:proofErr w:type="gramStart"/>
       <w:r>
         <w:rPr>
           <w:rFonts w:ascii="Consolas" w:eastAsia="Times New Roman" w:hAnsi="Consolas" w:cs="Times New Roman"/>
@@ -8255,30 +6109,7 @@
           <w:szCs w:val="20"/>
           <w:lang w:val="es-CO" w:eastAsia="es-CO"/>
         </w:rPr>
-        <w:t>.findElement</w:t>
-      </w:r>
-      <w:proofErr w:type="spellEnd"/>
-      <w:proofErr w:type="gramEnd"/>
-      <w:r>
-        <w:rPr>
-          <w:rFonts w:ascii="Consolas" w:eastAsia="Times New Roman" w:hAnsi="Consolas" w:cs="Times New Roman"/>
-          <w:color w:val="000000"/>
-          <w:sz w:val="20"/>
-          <w:szCs w:val="20"/>
-          <w:lang w:val="es-CO" w:eastAsia="es-CO"/>
-        </w:rPr>
-        <w:t>(</w:t>
-      </w:r>
-      <w:proofErr w:type="spellStart"/>
-      <w:r>
-        <w:rPr>
-          <w:rFonts w:ascii="Consolas" w:eastAsia="Times New Roman" w:hAnsi="Consolas" w:cs="Times New Roman"/>
-          <w:color w:val="000000"/>
-          <w:sz w:val="20"/>
-          <w:szCs w:val="20"/>
-          <w:lang w:val="es-CO" w:eastAsia="es-CO"/>
-        </w:rPr>
-        <w:t>By.</w:t>
+        <w:t>.findElement(By.</w:t>
       </w:r>
       <w:r>
         <w:rPr>
@@ -8292,7 +6123,6 @@
         </w:rPr>
         <w:t>id</w:t>
       </w:r>
-      <w:proofErr w:type="spellEnd"/>
       <w:r>
         <w:rPr>
           <w:rFonts w:ascii="Consolas" w:eastAsia="Times New Roman" w:hAnsi="Consolas" w:cs="Times New Roman"/>
@@ -8311,61 +6141,17 @@
           <w:szCs w:val="20"/>
           <w:lang w:val="es-CO" w:eastAsia="es-CO"/>
         </w:rPr>
-        <w:t>"</w:t>
-      </w:r>
-      <w:proofErr w:type="spellStart"/>
-      <w:r>
-        <w:rPr>
-          <w:rFonts w:ascii="Consolas" w:eastAsia="Times New Roman" w:hAnsi="Consolas" w:cs="Times New Roman"/>
-          <w:color w:val="2A00FF"/>
-          <w:sz w:val="20"/>
-          <w:szCs w:val="20"/>
-          <w:lang w:val="es-CO" w:eastAsia="es-CO"/>
-        </w:rPr>
-        <w:t>passwordError</w:t>
-      </w:r>
-      <w:proofErr w:type="spellEnd"/>
-      <w:r>
-        <w:rPr>
-          <w:rFonts w:ascii="Consolas" w:eastAsia="Times New Roman" w:hAnsi="Consolas" w:cs="Times New Roman"/>
-          <w:color w:val="2A00FF"/>
-          <w:sz w:val="20"/>
-          <w:szCs w:val="20"/>
-          <w:lang w:val="es-CO" w:eastAsia="es-CO"/>
-        </w:rPr>
-        <w:t>"</w:t>
-      </w:r>
-      <w:r>
-        <w:rPr>
-          <w:rFonts w:ascii="Consolas" w:eastAsia="Times New Roman" w:hAnsi="Consolas" w:cs="Times New Roman"/>
-          <w:color w:val="000000"/>
-          <w:sz w:val="20"/>
-          <w:szCs w:val="20"/>
-          <w:lang w:val="es-CO" w:eastAsia="es-CO"/>
-        </w:rPr>
-        <w:t>)).</w:t>
-      </w:r>
-      <w:proofErr w:type="spellStart"/>
-      <w:r>
-        <w:rPr>
-          <w:rFonts w:ascii="Consolas" w:eastAsia="Times New Roman" w:hAnsi="Consolas" w:cs="Times New Roman"/>
-          <w:color w:val="000000"/>
-          <w:sz w:val="20"/>
-          <w:szCs w:val="20"/>
-          <w:lang w:val="es-CO" w:eastAsia="es-CO"/>
-        </w:rPr>
-        <w:t>getText</w:t>
-      </w:r>
-      <w:proofErr w:type="spellEnd"/>
-      <w:r>
-        <w:rPr>
-          <w:rFonts w:ascii="Consolas" w:eastAsia="Times New Roman" w:hAnsi="Consolas" w:cs="Times New Roman"/>
-          <w:color w:val="000000"/>
-          <w:sz w:val="20"/>
-          <w:szCs w:val="20"/>
-          <w:lang w:val="es-CO" w:eastAsia="es-CO"/>
-        </w:rPr>
-        <w:t>();</w:t>
+        <w:t>"passwordError"</w:t>
+      </w:r>
+      <w:r>
+        <w:rPr>
+          <w:rFonts w:ascii="Consolas" w:eastAsia="Times New Roman" w:hAnsi="Consolas" w:cs="Times New Roman"/>
+          <w:color w:val="000000"/>
+          <w:sz w:val="20"/>
+          <w:szCs w:val="20"/>
+          <w:lang w:val="es-CO" w:eastAsia="es-CO"/>
+        </w:rPr>
+        <w:t>)).getText();</w:t>
       </w:r>
     </w:p>
     <w:p>
@@ -8403,7 +6189,6 @@
         </w:rPr>
         <w:t xml:space="preserve">        </w:t>
       </w:r>
-      <w:proofErr w:type="spellStart"/>
       <w:r>
         <w:rPr>
           <w:rFonts w:ascii="Consolas" w:eastAsia="Times New Roman" w:hAnsi="Consolas" w:cs="Times New Roman"/>
@@ -8416,29 +6201,16 @@
         </w:rPr>
         <w:t>if</w:t>
       </w:r>
-      <w:proofErr w:type="spellEnd"/>
-      <w:r>
-        <w:rPr>
-          <w:rFonts w:ascii="Consolas" w:eastAsia="Times New Roman" w:hAnsi="Consolas" w:cs="Times New Roman"/>
-          <w:color w:val="000000"/>
-          <w:sz w:val="20"/>
-          <w:szCs w:val="20"/>
-          <w:lang w:val="es-CO" w:eastAsia="es-CO"/>
-        </w:rPr>
-        <w:t xml:space="preserve"> </w:t>
-      </w:r>
-      <w:proofErr w:type="gramStart"/>
-      <w:r>
-        <w:rPr>
-          <w:rFonts w:ascii="Consolas" w:eastAsia="Times New Roman" w:hAnsi="Consolas" w:cs="Times New Roman"/>
-          <w:color w:val="000000"/>
-          <w:sz w:val="20"/>
-          <w:szCs w:val="20"/>
-          <w:lang w:val="es-CO" w:eastAsia="es-CO"/>
-        </w:rPr>
-        <w:t>(!</w:t>
-      </w:r>
-      <w:proofErr w:type="spellStart"/>
+      <w:r>
+        <w:rPr>
+          <w:rFonts w:ascii="Consolas" w:eastAsia="Times New Roman" w:hAnsi="Consolas" w:cs="Times New Roman"/>
+          <w:color w:val="000000"/>
+          <w:sz w:val="20"/>
+          <w:szCs w:val="20"/>
+          <w:lang w:val="es-CO" w:eastAsia="es-CO"/>
+        </w:rPr>
+        <w:t xml:space="preserve"> (!</w:t>
+      </w:r>
       <w:r>
         <w:rPr>
           <w:rFonts w:ascii="Consolas" w:eastAsia="Times New Roman" w:hAnsi="Consolas" w:cs="Times New Roman"/>
@@ -8449,27 +6221,15 @@
         </w:rPr>
         <w:t>error</w:t>
       </w:r>
-      <w:proofErr w:type="gramEnd"/>
-      <w:r>
-        <w:rPr>
-          <w:rFonts w:ascii="Consolas" w:eastAsia="Times New Roman" w:hAnsi="Consolas" w:cs="Times New Roman"/>
-          <w:color w:val="000000"/>
-          <w:sz w:val="20"/>
-          <w:szCs w:val="20"/>
-          <w:lang w:val="es-CO" w:eastAsia="es-CO"/>
-        </w:rPr>
-        <w:t>.isEmpty</w:t>
-      </w:r>
-      <w:proofErr w:type="spellEnd"/>
-      <w:r>
-        <w:rPr>
-          <w:rFonts w:ascii="Consolas" w:eastAsia="Times New Roman" w:hAnsi="Consolas" w:cs="Times New Roman"/>
-          <w:color w:val="000000"/>
-          <w:sz w:val="20"/>
-          <w:szCs w:val="20"/>
-          <w:lang w:val="es-CO" w:eastAsia="es-CO"/>
-        </w:rPr>
-        <w:t>()) {</w:t>
+      <w:r>
+        <w:rPr>
+          <w:rFonts w:ascii="Consolas" w:eastAsia="Times New Roman" w:hAnsi="Consolas" w:cs="Times New Roman"/>
+          <w:color w:val="000000"/>
+          <w:sz w:val="20"/>
+          <w:szCs w:val="20"/>
+          <w:lang w:val="es-CO" w:eastAsia="es-CO"/>
+        </w:rPr>
+        <w:t>.isEmpty()) {</w:t>
       </w:r>
     </w:p>
     <w:p>
@@ -8492,18 +6252,7 @@
           <w:szCs w:val="20"/>
           <w:lang w:val="es-CO" w:eastAsia="es-CO"/>
         </w:rPr>
-        <w:t xml:space="preserve">            </w:t>
-      </w:r>
-      <w:proofErr w:type="spellStart"/>
-      <w:r>
-        <w:rPr>
-          <w:rFonts w:ascii="Consolas" w:eastAsia="Times New Roman" w:hAnsi="Consolas" w:cs="Times New Roman"/>
-          <w:color w:val="000000"/>
-          <w:sz w:val="20"/>
-          <w:szCs w:val="20"/>
-          <w:lang w:val="es-CO" w:eastAsia="es-CO"/>
-        </w:rPr>
-        <w:t>System.</w:t>
+        <w:t xml:space="preserve">            System.</w:t>
       </w:r>
       <w:r>
         <w:rPr>
@@ -8527,18 +6276,7 @@
           <w:szCs w:val="20"/>
           <w:lang w:val="es-CO" w:eastAsia="es-CO"/>
         </w:rPr>
-        <w:t>.println</w:t>
-      </w:r>
-      <w:proofErr w:type="spellEnd"/>
-      <w:r>
-        <w:rPr>
-          <w:rFonts w:ascii="Consolas" w:eastAsia="Times New Roman" w:hAnsi="Consolas" w:cs="Times New Roman"/>
-          <w:color w:val="000000"/>
-          <w:sz w:val="20"/>
-          <w:szCs w:val="20"/>
-          <w:lang w:val="es-CO" w:eastAsia="es-CO"/>
-        </w:rPr>
-        <w:t>(</w:t>
+        <w:t>.println(</w:t>
       </w:r>
       <w:r>
         <w:rPr>
@@ -8583,7 +6321,6 @@
         </w:rPr>
         <w:t xml:space="preserve">        } </w:t>
       </w:r>
-      <w:proofErr w:type="spellStart"/>
       <w:r>
         <w:rPr>
           <w:rFonts w:ascii="Consolas" w:eastAsia="Times New Roman" w:hAnsi="Consolas" w:cs="Times New Roman"/>
@@ -8596,7 +6333,6 @@
         </w:rPr>
         <w:t>else</w:t>
       </w:r>
-      <w:proofErr w:type="spellEnd"/>
       <w:r>
         <w:rPr>
           <w:rFonts w:ascii="Consolas" w:eastAsia="Times New Roman" w:hAnsi="Consolas" w:cs="Times New Roman"/>
@@ -8628,18 +6364,7 @@
           <w:szCs w:val="20"/>
           <w:lang w:val="es-CO" w:eastAsia="es-CO"/>
         </w:rPr>
-        <w:t xml:space="preserve">            </w:t>
-      </w:r>
-      <w:proofErr w:type="spellStart"/>
-      <w:r>
-        <w:rPr>
-          <w:rFonts w:ascii="Consolas" w:eastAsia="Times New Roman" w:hAnsi="Consolas" w:cs="Times New Roman"/>
-          <w:color w:val="000000"/>
-          <w:sz w:val="20"/>
-          <w:szCs w:val="20"/>
-          <w:lang w:val="es-CO" w:eastAsia="es-CO"/>
-        </w:rPr>
-        <w:t>System.</w:t>
+        <w:t xml:space="preserve">            System.</w:t>
       </w:r>
       <w:r>
         <w:rPr>
@@ -8663,18 +6388,7 @@
           <w:szCs w:val="20"/>
           <w:lang w:val="es-CO" w:eastAsia="es-CO"/>
         </w:rPr>
-        <w:t>.println</w:t>
-      </w:r>
-      <w:proofErr w:type="spellEnd"/>
-      <w:r>
-        <w:rPr>
-          <w:rFonts w:ascii="Consolas" w:eastAsia="Times New Roman" w:hAnsi="Consolas" w:cs="Times New Roman"/>
-          <w:color w:val="000000"/>
-          <w:sz w:val="20"/>
-          <w:szCs w:val="20"/>
-          <w:lang w:val="es-CO" w:eastAsia="es-CO"/>
-        </w:rPr>
-        <w:t>(</w:t>
+        <w:t>.println(</w:t>
       </w:r>
       <w:r>
         <w:rPr>
@@ -8863,7 +6577,6 @@
         </w:rPr>
         <w:t xml:space="preserve">    </w:t>
       </w:r>
-      <w:proofErr w:type="spellStart"/>
       <w:r>
         <w:rPr>
           <w:rFonts w:ascii="Consolas" w:eastAsia="Times New Roman" w:hAnsi="Consolas" w:cs="Times New Roman"/>
@@ -8876,7 +6589,6 @@
         </w:rPr>
         <w:t>public</w:t>
       </w:r>
-      <w:proofErr w:type="spellEnd"/>
       <w:r>
         <w:rPr>
           <w:rFonts w:ascii="Consolas" w:eastAsia="Times New Roman" w:hAnsi="Consolas" w:cs="Times New Roman"/>
@@ -8887,7 +6599,6 @@
         </w:rPr>
         <w:t xml:space="preserve"> </w:t>
       </w:r>
-      <w:proofErr w:type="spellStart"/>
       <w:r>
         <w:rPr>
           <w:rFonts w:ascii="Consolas" w:eastAsia="Times New Roman" w:hAnsi="Consolas" w:cs="Times New Roman"/>
@@ -8900,7 +6611,6 @@
         </w:rPr>
         <w:t>static</w:t>
       </w:r>
-      <w:proofErr w:type="spellEnd"/>
       <w:r>
         <w:rPr>
           <w:rFonts w:ascii="Consolas" w:eastAsia="Times New Roman" w:hAnsi="Consolas" w:cs="Times New Roman"/>
@@ -8911,7 +6621,6 @@
         </w:rPr>
         <w:t xml:space="preserve"> </w:t>
       </w:r>
-      <w:proofErr w:type="spellStart"/>
       <w:r>
         <w:rPr>
           <w:rFonts w:ascii="Consolas" w:eastAsia="Times New Roman" w:hAnsi="Consolas" w:cs="Times New Roman"/>
@@ -8924,38 +6633,15 @@
         </w:rPr>
         <w:t>void</w:t>
       </w:r>
-      <w:proofErr w:type="spellEnd"/>
-      <w:r>
-        <w:rPr>
-          <w:rFonts w:ascii="Consolas" w:eastAsia="Times New Roman" w:hAnsi="Consolas" w:cs="Times New Roman"/>
-          <w:color w:val="000000"/>
-          <w:sz w:val="20"/>
-          <w:szCs w:val="20"/>
-          <w:lang w:val="es-CO" w:eastAsia="es-CO"/>
-        </w:rPr>
-        <w:t xml:space="preserve"> cp04_</w:t>
-      </w:r>
-      <w:proofErr w:type="gramStart"/>
-      <w:r>
-        <w:rPr>
-          <w:rFonts w:ascii="Consolas" w:eastAsia="Times New Roman" w:hAnsi="Consolas" w:cs="Times New Roman"/>
-          <w:color w:val="000000"/>
-          <w:sz w:val="20"/>
-          <w:szCs w:val="20"/>
-          <w:lang w:val="es-CO" w:eastAsia="es-CO"/>
-        </w:rPr>
-        <w:t>passwordNoCoincide(</w:t>
-      </w:r>
-      <w:proofErr w:type="gramEnd"/>
-      <w:r>
-        <w:rPr>
-          <w:rFonts w:ascii="Consolas" w:eastAsia="Times New Roman" w:hAnsi="Consolas" w:cs="Times New Roman"/>
-          <w:color w:val="000000"/>
-          <w:sz w:val="20"/>
-          <w:szCs w:val="20"/>
-          <w:lang w:val="es-CO" w:eastAsia="es-CO"/>
-        </w:rPr>
-        <w:t>) {</w:t>
+      <w:r>
+        <w:rPr>
+          <w:rFonts w:ascii="Consolas" w:eastAsia="Times New Roman" w:hAnsi="Consolas" w:cs="Times New Roman"/>
+          <w:color w:val="000000"/>
+          <w:sz w:val="20"/>
+          <w:szCs w:val="20"/>
+          <w:lang w:val="es-CO" w:eastAsia="es-CO"/>
+        </w:rPr>
+        <w:t xml:space="preserve"> cp04_passwordNoCoincide() {</w:t>
       </w:r>
     </w:p>
     <w:p>
@@ -8993,8 +6679,6 @@
         </w:rPr>
         <w:t xml:space="preserve">        </w:t>
       </w:r>
-      <w:proofErr w:type="spellStart"/>
-      <w:proofErr w:type="gramStart"/>
       <w:r>
         <w:rPr>
           <w:rFonts w:ascii="Consolas" w:eastAsia="Times New Roman" w:hAnsi="Consolas" w:cs="Times New Roman"/>
@@ -9015,41 +6699,7 @@
           <w:szCs w:val="20"/>
           <w:lang w:val="es-CO" w:eastAsia="es-CO"/>
         </w:rPr>
-        <w:t>.navigate</w:t>
-      </w:r>
-      <w:proofErr w:type="spellEnd"/>
-      <w:proofErr w:type="gramEnd"/>
-      <w:r>
-        <w:rPr>
-          <w:rFonts w:ascii="Consolas" w:eastAsia="Times New Roman" w:hAnsi="Consolas" w:cs="Times New Roman"/>
-          <w:color w:val="000000"/>
-          <w:sz w:val="20"/>
-          <w:szCs w:val="20"/>
-          <w:lang w:val="es-CO" w:eastAsia="es-CO"/>
-        </w:rPr>
-        <w:t>().</w:t>
-      </w:r>
-      <w:proofErr w:type="spellStart"/>
-      <w:r>
-        <w:rPr>
-          <w:rFonts w:ascii="Consolas" w:eastAsia="Times New Roman" w:hAnsi="Consolas" w:cs="Times New Roman"/>
-          <w:color w:val="000000"/>
-          <w:sz w:val="20"/>
-          <w:szCs w:val="20"/>
-          <w:lang w:val="es-CO" w:eastAsia="es-CO"/>
-        </w:rPr>
-        <w:t>refresh</w:t>
-      </w:r>
-      <w:proofErr w:type="spellEnd"/>
-      <w:r>
-        <w:rPr>
-          <w:rFonts w:ascii="Consolas" w:eastAsia="Times New Roman" w:hAnsi="Consolas" w:cs="Times New Roman"/>
-          <w:color w:val="000000"/>
-          <w:sz w:val="20"/>
-          <w:szCs w:val="20"/>
-          <w:lang w:val="es-CO" w:eastAsia="es-CO"/>
-        </w:rPr>
-        <w:t>();</w:t>
+        <w:t>.navigate().refresh();</w:t>
       </w:r>
     </w:p>
     <w:p>
@@ -9087,8 +6737,6 @@
         </w:rPr>
         <w:t xml:space="preserve">        </w:t>
       </w:r>
-      <w:proofErr w:type="spellStart"/>
-      <w:proofErr w:type="gramStart"/>
       <w:r>
         <w:rPr>
           <w:rFonts w:ascii="Consolas" w:eastAsia="Times New Roman" w:hAnsi="Consolas" w:cs="Times New Roman"/>
@@ -9109,30 +6757,7 @@
           <w:szCs w:val="20"/>
           <w:lang w:val="es-CO" w:eastAsia="es-CO"/>
         </w:rPr>
-        <w:t>.findElement</w:t>
-      </w:r>
-      <w:proofErr w:type="spellEnd"/>
-      <w:proofErr w:type="gramEnd"/>
-      <w:r>
-        <w:rPr>
-          <w:rFonts w:ascii="Consolas" w:eastAsia="Times New Roman" w:hAnsi="Consolas" w:cs="Times New Roman"/>
-          <w:color w:val="000000"/>
-          <w:sz w:val="20"/>
-          <w:szCs w:val="20"/>
-          <w:lang w:val="es-CO" w:eastAsia="es-CO"/>
-        </w:rPr>
-        <w:t>(</w:t>
-      </w:r>
-      <w:proofErr w:type="spellStart"/>
-      <w:r>
-        <w:rPr>
-          <w:rFonts w:ascii="Consolas" w:eastAsia="Times New Roman" w:hAnsi="Consolas" w:cs="Times New Roman"/>
-          <w:color w:val="000000"/>
-          <w:sz w:val="20"/>
-          <w:szCs w:val="20"/>
-          <w:lang w:val="es-CO" w:eastAsia="es-CO"/>
-        </w:rPr>
-        <w:t>By.</w:t>
+        <w:t>.findElement(By.</w:t>
       </w:r>
       <w:r>
         <w:rPr>
@@ -9146,7 +6771,6 @@
         </w:rPr>
         <w:t>id</w:t>
       </w:r>
-      <w:proofErr w:type="spellEnd"/>
       <w:r>
         <w:rPr>
           <w:rFonts w:ascii="Consolas" w:eastAsia="Times New Roman" w:hAnsi="Consolas" w:cs="Times New Roman"/>
@@ -9165,61 +6789,17 @@
           <w:szCs w:val="20"/>
           <w:lang w:val="es-CO" w:eastAsia="es-CO"/>
         </w:rPr>
-        <w:t>"</w:t>
-      </w:r>
-      <w:proofErr w:type="spellStart"/>
-      <w:r>
-        <w:rPr>
-          <w:rFonts w:ascii="Consolas" w:eastAsia="Times New Roman" w:hAnsi="Consolas" w:cs="Times New Roman"/>
-          <w:color w:val="2A00FF"/>
-          <w:sz w:val="20"/>
-          <w:szCs w:val="20"/>
-          <w:lang w:val="es-CO" w:eastAsia="es-CO"/>
-        </w:rPr>
-        <w:t>fullName</w:t>
-      </w:r>
-      <w:proofErr w:type="spellEnd"/>
-      <w:r>
-        <w:rPr>
-          <w:rFonts w:ascii="Consolas" w:eastAsia="Times New Roman" w:hAnsi="Consolas" w:cs="Times New Roman"/>
-          <w:color w:val="2A00FF"/>
-          <w:sz w:val="20"/>
-          <w:szCs w:val="20"/>
-          <w:lang w:val="es-CO" w:eastAsia="es-CO"/>
-        </w:rPr>
-        <w:t>"</w:t>
-      </w:r>
-      <w:r>
-        <w:rPr>
-          <w:rFonts w:ascii="Consolas" w:eastAsia="Times New Roman" w:hAnsi="Consolas" w:cs="Times New Roman"/>
-          <w:color w:val="000000"/>
-          <w:sz w:val="20"/>
-          <w:szCs w:val="20"/>
-          <w:lang w:val="es-CO" w:eastAsia="es-CO"/>
-        </w:rPr>
-        <w:t>)).</w:t>
-      </w:r>
-      <w:proofErr w:type="spellStart"/>
-      <w:r>
-        <w:rPr>
-          <w:rFonts w:ascii="Consolas" w:eastAsia="Times New Roman" w:hAnsi="Consolas" w:cs="Times New Roman"/>
-          <w:color w:val="000000"/>
-          <w:sz w:val="20"/>
-          <w:szCs w:val="20"/>
-          <w:lang w:val="es-CO" w:eastAsia="es-CO"/>
-        </w:rPr>
-        <w:t>sendKeys</w:t>
-      </w:r>
-      <w:proofErr w:type="spellEnd"/>
-      <w:r>
-        <w:rPr>
-          <w:rFonts w:ascii="Consolas" w:eastAsia="Times New Roman" w:hAnsi="Consolas" w:cs="Times New Roman"/>
-          <w:color w:val="000000"/>
-          <w:sz w:val="20"/>
-          <w:szCs w:val="20"/>
-          <w:lang w:val="es-CO" w:eastAsia="es-CO"/>
-        </w:rPr>
-        <w:t>(</w:t>
+        <w:t>"fullName"</w:t>
+      </w:r>
+      <w:r>
+        <w:rPr>
+          <w:rFonts w:ascii="Consolas" w:eastAsia="Times New Roman" w:hAnsi="Consolas" w:cs="Times New Roman"/>
+          <w:color w:val="000000"/>
+          <w:sz w:val="20"/>
+          <w:szCs w:val="20"/>
+          <w:lang w:val="es-CO" w:eastAsia="es-CO"/>
+        </w:rPr>
+        <w:t>)).sendKeys(</w:t>
       </w:r>
       <w:r>
         <w:rPr>
@@ -9264,8 +6844,6 @@
         </w:rPr>
         <w:t xml:space="preserve">        </w:t>
       </w:r>
-      <w:proofErr w:type="spellStart"/>
-      <w:proofErr w:type="gramStart"/>
       <w:r>
         <w:rPr>
           <w:rFonts w:ascii="Consolas" w:eastAsia="Times New Roman" w:hAnsi="Consolas" w:cs="Times New Roman"/>
@@ -9286,30 +6864,7 @@
           <w:szCs w:val="20"/>
           <w:lang w:val="es-CO" w:eastAsia="es-CO"/>
         </w:rPr>
-        <w:t>.findElement</w:t>
-      </w:r>
-      <w:proofErr w:type="spellEnd"/>
-      <w:proofErr w:type="gramEnd"/>
-      <w:r>
-        <w:rPr>
-          <w:rFonts w:ascii="Consolas" w:eastAsia="Times New Roman" w:hAnsi="Consolas" w:cs="Times New Roman"/>
-          <w:color w:val="000000"/>
-          <w:sz w:val="20"/>
-          <w:szCs w:val="20"/>
-          <w:lang w:val="es-CO" w:eastAsia="es-CO"/>
-        </w:rPr>
-        <w:t>(</w:t>
-      </w:r>
-      <w:proofErr w:type="spellStart"/>
-      <w:r>
-        <w:rPr>
-          <w:rFonts w:ascii="Consolas" w:eastAsia="Times New Roman" w:hAnsi="Consolas" w:cs="Times New Roman"/>
-          <w:color w:val="000000"/>
-          <w:sz w:val="20"/>
-          <w:szCs w:val="20"/>
-          <w:lang w:val="es-CO" w:eastAsia="es-CO"/>
-        </w:rPr>
-        <w:t>By.</w:t>
+        <w:t>.findElement(By.</w:t>
       </w:r>
       <w:r>
         <w:rPr>
@@ -9323,7 +6878,6 @@
         </w:rPr>
         <w:t>id</w:t>
       </w:r>
-      <w:proofErr w:type="spellEnd"/>
       <w:r>
         <w:rPr>
           <w:rFonts w:ascii="Consolas" w:eastAsia="Times New Roman" w:hAnsi="Consolas" w:cs="Times New Roman"/>
@@ -9352,29 +6906,7 @@
           <w:szCs w:val="20"/>
           <w:lang w:val="es-CO" w:eastAsia="es-CO"/>
         </w:rPr>
-        <w:t>)).</w:t>
-      </w:r>
-      <w:proofErr w:type="spellStart"/>
-      <w:r>
-        <w:rPr>
-          <w:rFonts w:ascii="Consolas" w:eastAsia="Times New Roman" w:hAnsi="Consolas" w:cs="Times New Roman"/>
-          <w:color w:val="000000"/>
-          <w:sz w:val="20"/>
-          <w:szCs w:val="20"/>
-          <w:lang w:val="es-CO" w:eastAsia="es-CO"/>
-        </w:rPr>
-        <w:t>sendKeys</w:t>
-      </w:r>
-      <w:proofErr w:type="spellEnd"/>
-      <w:r>
-        <w:rPr>
-          <w:rFonts w:ascii="Consolas" w:eastAsia="Times New Roman" w:hAnsi="Consolas" w:cs="Times New Roman"/>
-          <w:color w:val="000000"/>
-          <w:sz w:val="20"/>
-          <w:szCs w:val="20"/>
-          <w:lang w:val="es-CO" w:eastAsia="es-CO"/>
-        </w:rPr>
-        <w:t>(</w:t>
+        <w:t>)).sendKeys(</w:t>
       </w:r>
       <w:r>
         <w:rPr>
@@ -9419,8 +6951,6 @@
         </w:rPr>
         <w:t xml:space="preserve">        </w:t>
       </w:r>
-      <w:proofErr w:type="spellStart"/>
-      <w:proofErr w:type="gramStart"/>
       <w:r>
         <w:rPr>
           <w:rFonts w:ascii="Consolas" w:eastAsia="Times New Roman" w:hAnsi="Consolas" w:cs="Times New Roman"/>
@@ -9441,30 +6971,7 @@
           <w:szCs w:val="20"/>
           <w:lang w:val="es-CO" w:eastAsia="es-CO"/>
         </w:rPr>
-        <w:t>.findElement</w:t>
-      </w:r>
-      <w:proofErr w:type="spellEnd"/>
-      <w:proofErr w:type="gramEnd"/>
-      <w:r>
-        <w:rPr>
-          <w:rFonts w:ascii="Consolas" w:eastAsia="Times New Roman" w:hAnsi="Consolas" w:cs="Times New Roman"/>
-          <w:color w:val="000000"/>
-          <w:sz w:val="20"/>
-          <w:szCs w:val="20"/>
-          <w:lang w:val="es-CO" w:eastAsia="es-CO"/>
-        </w:rPr>
-        <w:t>(</w:t>
-      </w:r>
-      <w:proofErr w:type="spellStart"/>
-      <w:r>
-        <w:rPr>
-          <w:rFonts w:ascii="Consolas" w:eastAsia="Times New Roman" w:hAnsi="Consolas" w:cs="Times New Roman"/>
-          <w:color w:val="000000"/>
-          <w:sz w:val="20"/>
-          <w:szCs w:val="20"/>
-          <w:lang w:val="es-CO" w:eastAsia="es-CO"/>
-        </w:rPr>
-        <w:t>By.</w:t>
+        <w:t>.findElement(By.</w:t>
       </w:r>
       <w:r>
         <w:rPr>
@@ -9478,7 +6985,6 @@
         </w:rPr>
         <w:t>id</w:t>
       </w:r>
-      <w:proofErr w:type="spellEnd"/>
       <w:r>
         <w:rPr>
           <w:rFonts w:ascii="Consolas" w:eastAsia="Times New Roman" w:hAnsi="Consolas" w:cs="Times New Roman"/>
@@ -9497,61 +7003,17 @@
           <w:szCs w:val="20"/>
           <w:lang w:val="es-CO" w:eastAsia="es-CO"/>
         </w:rPr>
-        <w:t>"</w:t>
-      </w:r>
-      <w:proofErr w:type="spellStart"/>
-      <w:r>
-        <w:rPr>
-          <w:rFonts w:ascii="Consolas" w:eastAsia="Times New Roman" w:hAnsi="Consolas" w:cs="Times New Roman"/>
-          <w:color w:val="2A00FF"/>
-          <w:sz w:val="20"/>
-          <w:szCs w:val="20"/>
-          <w:lang w:val="es-CO" w:eastAsia="es-CO"/>
-        </w:rPr>
-        <w:t>password</w:t>
-      </w:r>
-      <w:proofErr w:type="spellEnd"/>
-      <w:r>
-        <w:rPr>
-          <w:rFonts w:ascii="Consolas" w:eastAsia="Times New Roman" w:hAnsi="Consolas" w:cs="Times New Roman"/>
-          <w:color w:val="2A00FF"/>
-          <w:sz w:val="20"/>
-          <w:szCs w:val="20"/>
-          <w:lang w:val="es-CO" w:eastAsia="es-CO"/>
-        </w:rPr>
-        <w:t>"</w:t>
-      </w:r>
-      <w:r>
-        <w:rPr>
-          <w:rFonts w:ascii="Consolas" w:eastAsia="Times New Roman" w:hAnsi="Consolas" w:cs="Times New Roman"/>
-          <w:color w:val="000000"/>
-          <w:sz w:val="20"/>
-          <w:szCs w:val="20"/>
-          <w:lang w:val="es-CO" w:eastAsia="es-CO"/>
-        </w:rPr>
-        <w:t>)).</w:t>
-      </w:r>
-      <w:proofErr w:type="spellStart"/>
-      <w:r>
-        <w:rPr>
-          <w:rFonts w:ascii="Consolas" w:eastAsia="Times New Roman" w:hAnsi="Consolas" w:cs="Times New Roman"/>
-          <w:color w:val="000000"/>
-          <w:sz w:val="20"/>
-          <w:szCs w:val="20"/>
-          <w:lang w:val="es-CO" w:eastAsia="es-CO"/>
-        </w:rPr>
-        <w:t>sendKeys</w:t>
-      </w:r>
-      <w:proofErr w:type="spellEnd"/>
-      <w:r>
-        <w:rPr>
-          <w:rFonts w:ascii="Consolas" w:eastAsia="Times New Roman" w:hAnsi="Consolas" w:cs="Times New Roman"/>
-          <w:color w:val="000000"/>
-          <w:sz w:val="20"/>
-          <w:szCs w:val="20"/>
-          <w:lang w:val="es-CO" w:eastAsia="es-CO"/>
-        </w:rPr>
-        <w:t>(</w:t>
+        <w:t>"password"</w:t>
+      </w:r>
+      <w:r>
+        <w:rPr>
+          <w:rFonts w:ascii="Consolas" w:eastAsia="Times New Roman" w:hAnsi="Consolas" w:cs="Times New Roman"/>
+          <w:color w:val="000000"/>
+          <w:sz w:val="20"/>
+          <w:szCs w:val="20"/>
+          <w:lang w:val="es-CO" w:eastAsia="es-CO"/>
+        </w:rPr>
+        <w:t>)).sendKeys(</w:t>
       </w:r>
       <w:r>
         <w:rPr>
@@ -9597,7 +7059,6 @@
         <w:lastRenderedPageBreak/>
         <w:t xml:space="preserve">        </w:t>
       </w:r>
-      <w:proofErr w:type="gramStart"/>
       <w:r>
         <w:rPr>
           <w:rFonts w:ascii="Consolas" w:eastAsia="Times New Roman" w:hAnsi="Consolas" w:cs="Times New Roman"/>
@@ -9618,18 +7079,7 @@
           <w:szCs w:val="20"/>
           <w:lang w:val="es-CO" w:eastAsia="es-CO"/>
         </w:rPr>
-        <w:t>.findElement</w:t>
-      </w:r>
-      <w:proofErr w:type="gramEnd"/>
-      <w:r>
-        <w:rPr>
-          <w:rFonts w:ascii="Consolas" w:eastAsia="Times New Roman" w:hAnsi="Consolas" w:cs="Times New Roman"/>
-          <w:color w:val="000000"/>
-          <w:sz w:val="20"/>
-          <w:szCs w:val="20"/>
-          <w:lang w:val="es-CO" w:eastAsia="es-CO"/>
-        </w:rPr>
-        <w:t>(By.</w:t>
+        <w:t>.findElement(By.</w:t>
       </w:r>
       <w:r>
         <w:rPr>
@@ -9729,8 +7179,6 @@
         </w:rPr>
         <w:t xml:space="preserve">        </w:t>
       </w:r>
-      <w:proofErr w:type="spellStart"/>
-      <w:proofErr w:type="gramStart"/>
       <w:r>
         <w:rPr>
           <w:rFonts w:ascii="Consolas" w:eastAsia="Times New Roman" w:hAnsi="Consolas" w:cs="Times New Roman"/>
@@ -9751,30 +7199,7 @@
           <w:szCs w:val="20"/>
           <w:lang w:val="es-CO" w:eastAsia="es-CO"/>
         </w:rPr>
-        <w:t>.findElement</w:t>
-      </w:r>
-      <w:proofErr w:type="spellEnd"/>
-      <w:proofErr w:type="gramEnd"/>
-      <w:r>
-        <w:rPr>
-          <w:rFonts w:ascii="Consolas" w:eastAsia="Times New Roman" w:hAnsi="Consolas" w:cs="Times New Roman"/>
-          <w:color w:val="000000"/>
-          <w:sz w:val="20"/>
-          <w:szCs w:val="20"/>
-          <w:lang w:val="es-CO" w:eastAsia="es-CO"/>
-        </w:rPr>
-        <w:t>(</w:t>
-      </w:r>
-      <w:proofErr w:type="spellStart"/>
-      <w:r>
-        <w:rPr>
-          <w:rFonts w:ascii="Consolas" w:eastAsia="Times New Roman" w:hAnsi="Consolas" w:cs="Times New Roman"/>
-          <w:color w:val="000000"/>
-          <w:sz w:val="20"/>
-          <w:szCs w:val="20"/>
-          <w:lang w:val="es-CO" w:eastAsia="es-CO"/>
-        </w:rPr>
-        <w:t>By.</w:t>
+        <w:t>.findElement(By.</w:t>
       </w:r>
       <w:r>
         <w:rPr>
@@ -9788,7 +7213,6 @@
         </w:rPr>
         <w:t>cssSelector</w:t>
       </w:r>
-      <w:proofErr w:type="spellEnd"/>
       <w:r>
         <w:rPr>
           <w:rFonts w:ascii="Consolas" w:eastAsia="Times New Roman" w:hAnsi="Consolas" w:cs="Times New Roman"/>
@@ -9807,61 +7231,17 @@
           <w:szCs w:val="20"/>
           <w:lang w:val="es-CO" w:eastAsia="es-CO"/>
         </w:rPr>
-        <w:t>"</w:t>
-      </w:r>
-      <w:proofErr w:type="spellStart"/>
-      <w:r>
-        <w:rPr>
-          <w:rFonts w:ascii="Consolas" w:eastAsia="Times New Roman" w:hAnsi="Consolas" w:cs="Times New Roman"/>
-          <w:color w:val="2A00FF"/>
-          <w:sz w:val="20"/>
-          <w:szCs w:val="20"/>
-          <w:lang w:val="es-CO" w:eastAsia="es-CO"/>
-        </w:rPr>
-        <w:t>button</w:t>
-      </w:r>
-      <w:proofErr w:type="spellEnd"/>
-      <w:r>
-        <w:rPr>
-          <w:rFonts w:ascii="Consolas" w:eastAsia="Times New Roman" w:hAnsi="Consolas" w:cs="Times New Roman"/>
-          <w:color w:val="2A00FF"/>
-          <w:sz w:val="20"/>
-          <w:szCs w:val="20"/>
-          <w:lang w:val="es-CO" w:eastAsia="es-CO"/>
-        </w:rPr>
-        <w:t>"</w:t>
-      </w:r>
-      <w:r>
-        <w:rPr>
-          <w:rFonts w:ascii="Consolas" w:eastAsia="Times New Roman" w:hAnsi="Consolas" w:cs="Times New Roman"/>
-          <w:color w:val="000000"/>
-          <w:sz w:val="20"/>
-          <w:szCs w:val="20"/>
-          <w:lang w:val="es-CO" w:eastAsia="es-CO"/>
-        </w:rPr>
-        <w:t>)).</w:t>
-      </w:r>
-      <w:proofErr w:type="spellStart"/>
-      <w:r>
-        <w:rPr>
-          <w:rFonts w:ascii="Consolas" w:eastAsia="Times New Roman" w:hAnsi="Consolas" w:cs="Times New Roman"/>
-          <w:color w:val="000000"/>
-          <w:sz w:val="20"/>
-          <w:szCs w:val="20"/>
-          <w:lang w:val="es-CO" w:eastAsia="es-CO"/>
-        </w:rPr>
-        <w:t>click</w:t>
-      </w:r>
-      <w:proofErr w:type="spellEnd"/>
-      <w:r>
-        <w:rPr>
-          <w:rFonts w:ascii="Consolas" w:eastAsia="Times New Roman" w:hAnsi="Consolas" w:cs="Times New Roman"/>
-          <w:color w:val="000000"/>
-          <w:sz w:val="20"/>
-          <w:szCs w:val="20"/>
-          <w:lang w:val="es-CO" w:eastAsia="es-CO"/>
-        </w:rPr>
-        <w:t>();</w:t>
+        <w:t>"button"</w:t>
+      </w:r>
+      <w:r>
+        <w:rPr>
+          <w:rFonts w:ascii="Consolas" w:eastAsia="Times New Roman" w:hAnsi="Consolas" w:cs="Times New Roman"/>
+          <w:color w:val="000000"/>
+          <w:sz w:val="20"/>
+          <w:szCs w:val="20"/>
+          <w:lang w:val="es-CO" w:eastAsia="es-CO"/>
+        </w:rPr>
+        <w:t>)).click();</w:t>
       </w:r>
     </w:p>
     <w:p>
@@ -9897,29 +7277,7 @@
           <w:szCs w:val="20"/>
           <w:lang w:val="es-CO" w:eastAsia="es-CO"/>
         </w:rPr>
-        <w:t xml:space="preserve">        </w:t>
-      </w:r>
-      <w:proofErr w:type="spellStart"/>
-      <w:r>
-        <w:rPr>
-          <w:rFonts w:ascii="Consolas" w:eastAsia="Times New Roman" w:hAnsi="Consolas" w:cs="Times New Roman"/>
-          <w:color w:val="000000"/>
-          <w:sz w:val="20"/>
-          <w:szCs w:val="20"/>
-          <w:lang w:val="es-CO" w:eastAsia="es-CO"/>
-        </w:rPr>
-        <w:t>String</w:t>
-      </w:r>
-      <w:proofErr w:type="spellEnd"/>
-      <w:r>
-        <w:rPr>
-          <w:rFonts w:ascii="Consolas" w:eastAsia="Times New Roman" w:hAnsi="Consolas" w:cs="Times New Roman"/>
-          <w:color w:val="000000"/>
-          <w:sz w:val="20"/>
-          <w:szCs w:val="20"/>
-          <w:lang w:val="es-CO" w:eastAsia="es-CO"/>
-        </w:rPr>
-        <w:t xml:space="preserve"> </w:t>
+        <w:t xml:space="preserve">        String </w:t>
       </w:r>
       <w:r>
         <w:rPr>
@@ -9941,8 +7299,6 @@
         </w:rPr>
         <w:t xml:space="preserve"> = </w:t>
       </w:r>
-      <w:proofErr w:type="spellStart"/>
-      <w:proofErr w:type="gramStart"/>
       <w:r>
         <w:rPr>
           <w:rFonts w:ascii="Consolas" w:eastAsia="Times New Roman" w:hAnsi="Consolas" w:cs="Times New Roman"/>
@@ -9963,30 +7319,7 @@
           <w:szCs w:val="20"/>
           <w:lang w:val="es-CO" w:eastAsia="es-CO"/>
         </w:rPr>
-        <w:t>.findElement</w:t>
-      </w:r>
-      <w:proofErr w:type="spellEnd"/>
-      <w:proofErr w:type="gramEnd"/>
-      <w:r>
-        <w:rPr>
-          <w:rFonts w:ascii="Consolas" w:eastAsia="Times New Roman" w:hAnsi="Consolas" w:cs="Times New Roman"/>
-          <w:color w:val="000000"/>
-          <w:sz w:val="20"/>
-          <w:szCs w:val="20"/>
-          <w:lang w:val="es-CO" w:eastAsia="es-CO"/>
-        </w:rPr>
-        <w:t>(</w:t>
-      </w:r>
-      <w:proofErr w:type="spellStart"/>
-      <w:r>
-        <w:rPr>
-          <w:rFonts w:ascii="Consolas" w:eastAsia="Times New Roman" w:hAnsi="Consolas" w:cs="Times New Roman"/>
-          <w:color w:val="000000"/>
-          <w:sz w:val="20"/>
-          <w:szCs w:val="20"/>
-          <w:lang w:val="es-CO" w:eastAsia="es-CO"/>
-        </w:rPr>
-        <w:t>By.</w:t>
+        <w:t>.findElement(By.</w:t>
       </w:r>
       <w:r>
         <w:rPr>
@@ -10000,7 +7333,6 @@
         </w:rPr>
         <w:t>id</w:t>
       </w:r>
-      <w:proofErr w:type="spellEnd"/>
       <w:r>
         <w:rPr>
           <w:rFonts w:ascii="Consolas" w:eastAsia="Times New Roman" w:hAnsi="Consolas" w:cs="Times New Roman"/>
@@ -10019,61 +7351,17 @@
           <w:szCs w:val="20"/>
           <w:lang w:val="es-CO" w:eastAsia="es-CO"/>
         </w:rPr>
-        <w:t>"</w:t>
-      </w:r>
-      <w:proofErr w:type="spellStart"/>
-      <w:r>
-        <w:rPr>
-          <w:rFonts w:ascii="Consolas" w:eastAsia="Times New Roman" w:hAnsi="Consolas" w:cs="Times New Roman"/>
-          <w:color w:val="2A00FF"/>
-          <w:sz w:val="20"/>
-          <w:szCs w:val="20"/>
-          <w:lang w:val="es-CO" w:eastAsia="es-CO"/>
-        </w:rPr>
-        <w:t>confirmPasswordError</w:t>
-      </w:r>
-      <w:proofErr w:type="spellEnd"/>
-      <w:r>
-        <w:rPr>
-          <w:rFonts w:ascii="Consolas" w:eastAsia="Times New Roman" w:hAnsi="Consolas" w:cs="Times New Roman"/>
-          <w:color w:val="2A00FF"/>
-          <w:sz w:val="20"/>
-          <w:szCs w:val="20"/>
-          <w:lang w:val="es-CO" w:eastAsia="es-CO"/>
-        </w:rPr>
-        <w:t>"</w:t>
-      </w:r>
-      <w:r>
-        <w:rPr>
-          <w:rFonts w:ascii="Consolas" w:eastAsia="Times New Roman" w:hAnsi="Consolas" w:cs="Times New Roman"/>
-          <w:color w:val="000000"/>
-          <w:sz w:val="20"/>
-          <w:szCs w:val="20"/>
-          <w:lang w:val="es-CO" w:eastAsia="es-CO"/>
-        </w:rPr>
-        <w:t>)).</w:t>
-      </w:r>
-      <w:proofErr w:type="spellStart"/>
-      <w:r>
-        <w:rPr>
-          <w:rFonts w:ascii="Consolas" w:eastAsia="Times New Roman" w:hAnsi="Consolas" w:cs="Times New Roman"/>
-          <w:color w:val="000000"/>
-          <w:sz w:val="20"/>
-          <w:szCs w:val="20"/>
-          <w:lang w:val="es-CO" w:eastAsia="es-CO"/>
-        </w:rPr>
-        <w:t>getText</w:t>
-      </w:r>
-      <w:proofErr w:type="spellEnd"/>
-      <w:r>
-        <w:rPr>
-          <w:rFonts w:ascii="Consolas" w:eastAsia="Times New Roman" w:hAnsi="Consolas" w:cs="Times New Roman"/>
-          <w:color w:val="000000"/>
-          <w:sz w:val="20"/>
-          <w:szCs w:val="20"/>
-          <w:lang w:val="es-CO" w:eastAsia="es-CO"/>
-        </w:rPr>
-        <w:t>();</w:t>
+        <w:t>"confirmPasswordError"</w:t>
+      </w:r>
+      <w:r>
+        <w:rPr>
+          <w:rFonts w:ascii="Consolas" w:eastAsia="Times New Roman" w:hAnsi="Consolas" w:cs="Times New Roman"/>
+          <w:color w:val="000000"/>
+          <w:sz w:val="20"/>
+          <w:szCs w:val="20"/>
+          <w:lang w:val="es-CO" w:eastAsia="es-CO"/>
+        </w:rPr>
+        <w:t>)).getText();</w:t>
       </w:r>
     </w:p>
     <w:p>
@@ -10111,7 +7399,6 @@
         </w:rPr>
         <w:t xml:space="preserve">        </w:t>
       </w:r>
-      <w:proofErr w:type="spellStart"/>
       <w:r>
         <w:rPr>
           <w:rFonts w:ascii="Consolas" w:eastAsia="Times New Roman" w:hAnsi="Consolas" w:cs="Times New Roman"/>
@@ -10124,29 +7411,16 @@
         </w:rPr>
         <w:t>if</w:t>
       </w:r>
-      <w:proofErr w:type="spellEnd"/>
-      <w:r>
-        <w:rPr>
-          <w:rFonts w:ascii="Consolas" w:eastAsia="Times New Roman" w:hAnsi="Consolas" w:cs="Times New Roman"/>
-          <w:color w:val="000000"/>
-          <w:sz w:val="20"/>
-          <w:szCs w:val="20"/>
-          <w:lang w:val="es-CO" w:eastAsia="es-CO"/>
-        </w:rPr>
-        <w:t xml:space="preserve"> </w:t>
-      </w:r>
-      <w:proofErr w:type="gramStart"/>
-      <w:r>
-        <w:rPr>
-          <w:rFonts w:ascii="Consolas" w:eastAsia="Times New Roman" w:hAnsi="Consolas" w:cs="Times New Roman"/>
-          <w:color w:val="000000"/>
-          <w:sz w:val="20"/>
-          <w:szCs w:val="20"/>
-          <w:lang w:val="es-CO" w:eastAsia="es-CO"/>
-        </w:rPr>
-        <w:t>(!</w:t>
-      </w:r>
-      <w:proofErr w:type="spellStart"/>
+      <w:r>
+        <w:rPr>
+          <w:rFonts w:ascii="Consolas" w:eastAsia="Times New Roman" w:hAnsi="Consolas" w:cs="Times New Roman"/>
+          <w:color w:val="000000"/>
+          <w:sz w:val="20"/>
+          <w:szCs w:val="20"/>
+          <w:lang w:val="es-CO" w:eastAsia="es-CO"/>
+        </w:rPr>
+        <w:t xml:space="preserve"> (!</w:t>
+      </w:r>
       <w:r>
         <w:rPr>
           <w:rFonts w:ascii="Consolas" w:eastAsia="Times New Roman" w:hAnsi="Consolas" w:cs="Times New Roman"/>
@@ -10157,27 +7431,15 @@
         </w:rPr>
         <w:t>error</w:t>
       </w:r>
-      <w:proofErr w:type="gramEnd"/>
-      <w:r>
-        <w:rPr>
-          <w:rFonts w:ascii="Consolas" w:eastAsia="Times New Roman" w:hAnsi="Consolas" w:cs="Times New Roman"/>
-          <w:color w:val="000000"/>
-          <w:sz w:val="20"/>
-          <w:szCs w:val="20"/>
-          <w:lang w:val="es-CO" w:eastAsia="es-CO"/>
-        </w:rPr>
-        <w:t>.isEmpty</w:t>
-      </w:r>
-      <w:proofErr w:type="spellEnd"/>
-      <w:r>
-        <w:rPr>
-          <w:rFonts w:ascii="Consolas" w:eastAsia="Times New Roman" w:hAnsi="Consolas" w:cs="Times New Roman"/>
-          <w:color w:val="000000"/>
-          <w:sz w:val="20"/>
-          <w:szCs w:val="20"/>
-          <w:lang w:val="es-CO" w:eastAsia="es-CO"/>
-        </w:rPr>
-        <w:t>()) {</w:t>
+      <w:r>
+        <w:rPr>
+          <w:rFonts w:ascii="Consolas" w:eastAsia="Times New Roman" w:hAnsi="Consolas" w:cs="Times New Roman"/>
+          <w:color w:val="000000"/>
+          <w:sz w:val="20"/>
+          <w:szCs w:val="20"/>
+          <w:lang w:val="es-CO" w:eastAsia="es-CO"/>
+        </w:rPr>
+        <w:t>.isEmpty()) {</w:t>
       </w:r>
     </w:p>
     <w:p>
@@ -10200,18 +7462,7 @@
           <w:szCs w:val="20"/>
           <w:lang w:val="es-CO" w:eastAsia="es-CO"/>
         </w:rPr>
-        <w:t xml:space="preserve">            </w:t>
-      </w:r>
-      <w:proofErr w:type="spellStart"/>
-      <w:r>
-        <w:rPr>
-          <w:rFonts w:ascii="Consolas" w:eastAsia="Times New Roman" w:hAnsi="Consolas" w:cs="Times New Roman"/>
-          <w:color w:val="000000"/>
-          <w:sz w:val="20"/>
-          <w:szCs w:val="20"/>
-          <w:lang w:val="es-CO" w:eastAsia="es-CO"/>
-        </w:rPr>
-        <w:t>System.</w:t>
+        <w:t xml:space="preserve">            System.</w:t>
       </w:r>
       <w:r>
         <w:rPr>
@@ -10235,18 +7486,7 @@
           <w:szCs w:val="20"/>
           <w:lang w:val="es-CO" w:eastAsia="es-CO"/>
         </w:rPr>
-        <w:t>.println</w:t>
-      </w:r>
-      <w:proofErr w:type="spellEnd"/>
-      <w:r>
-        <w:rPr>
-          <w:rFonts w:ascii="Consolas" w:eastAsia="Times New Roman" w:hAnsi="Consolas" w:cs="Times New Roman"/>
-          <w:color w:val="000000"/>
-          <w:sz w:val="20"/>
-          <w:szCs w:val="20"/>
-          <w:lang w:val="es-CO" w:eastAsia="es-CO"/>
-        </w:rPr>
-        <w:t>(</w:t>
+        <w:t>.println(</w:t>
       </w:r>
       <w:r>
         <w:rPr>
@@ -10291,7 +7531,6 @@
         </w:rPr>
         <w:t xml:space="preserve">        } </w:t>
       </w:r>
-      <w:proofErr w:type="spellStart"/>
       <w:r>
         <w:rPr>
           <w:rFonts w:ascii="Consolas" w:eastAsia="Times New Roman" w:hAnsi="Consolas" w:cs="Times New Roman"/>
@@ -10304,7 +7543,6 @@
         </w:rPr>
         <w:t>else</w:t>
       </w:r>
-      <w:proofErr w:type="spellEnd"/>
       <w:r>
         <w:rPr>
           <w:rFonts w:ascii="Consolas" w:eastAsia="Times New Roman" w:hAnsi="Consolas" w:cs="Times New Roman"/>
@@ -10336,18 +7574,7 @@
           <w:szCs w:val="20"/>
           <w:lang w:val="es-CO" w:eastAsia="es-CO"/>
         </w:rPr>
-        <w:t xml:space="preserve">            </w:t>
-      </w:r>
-      <w:proofErr w:type="spellStart"/>
-      <w:r>
-        <w:rPr>
-          <w:rFonts w:ascii="Consolas" w:eastAsia="Times New Roman" w:hAnsi="Consolas" w:cs="Times New Roman"/>
-          <w:color w:val="000000"/>
-          <w:sz w:val="20"/>
-          <w:szCs w:val="20"/>
-          <w:lang w:val="es-CO" w:eastAsia="es-CO"/>
-        </w:rPr>
-        <w:t>System.</w:t>
+        <w:t xml:space="preserve">            System.</w:t>
       </w:r>
       <w:r>
         <w:rPr>
@@ -10371,18 +7598,7 @@
           <w:szCs w:val="20"/>
           <w:lang w:val="es-CO" w:eastAsia="es-CO"/>
         </w:rPr>
-        <w:t>.println</w:t>
-      </w:r>
-      <w:proofErr w:type="spellEnd"/>
-      <w:r>
-        <w:rPr>
-          <w:rFonts w:ascii="Consolas" w:eastAsia="Times New Roman" w:hAnsi="Consolas" w:cs="Times New Roman"/>
-          <w:color w:val="000000"/>
-          <w:sz w:val="20"/>
-          <w:szCs w:val="20"/>
-          <w:lang w:val="es-CO" w:eastAsia="es-CO"/>
-        </w:rPr>
-        <w:t>(</w:t>
+        <w:t>.println(</w:t>
       </w:r>
       <w:r>
         <w:rPr>
@@ -10571,7 +7787,6 @@
         </w:rPr>
         <w:t xml:space="preserve">    </w:t>
       </w:r>
-      <w:proofErr w:type="spellStart"/>
       <w:r>
         <w:rPr>
           <w:rFonts w:ascii="Consolas" w:eastAsia="Times New Roman" w:hAnsi="Consolas" w:cs="Times New Roman"/>
@@ -10584,7 +7799,6 @@
         </w:rPr>
         <w:t>public</w:t>
       </w:r>
-      <w:proofErr w:type="spellEnd"/>
       <w:r>
         <w:rPr>
           <w:rFonts w:ascii="Consolas" w:eastAsia="Times New Roman" w:hAnsi="Consolas" w:cs="Times New Roman"/>
@@ -10595,7 +7809,6 @@
         </w:rPr>
         <w:t xml:space="preserve"> </w:t>
       </w:r>
-      <w:proofErr w:type="spellStart"/>
       <w:r>
         <w:rPr>
           <w:rFonts w:ascii="Consolas" w:eastAsia="Times New Roman" w:hAnsi="Consolas" w:cs="Times New Roman"/>
@@ -10608,7 +7821,6 @@
         </w:rPr>
         <w:t>static</w:t>
       </w:r>
-      <w:proofErr w:type="spellEnd"/>
       <w:r>
         <w:rPr>
           <w:rFonts w:ascii="Consolas" w:eastAsia="Times New Roman" w:hAnsi="Consolas" w:cs="Times New Roman"/>
@@ -10619,7 +7831,6 @@
         </w:rPr>
         <w:t xml:space="preserve"> </w:t>
       </w:r>
-      <w:proofErr w:type="spellStart"/>
       <w:r>
         <w:rPr>
           <w:rFonts w:ascii="Consolas" w:eastAsia="Times New Roman" w:hAnsi="Consolas" w:cs="Times New Roman"/>
@@ -10632,38 +7843,15 @@
         </w:rPr>
         <w:t>void</w:t>
       </w:r>
-      <w:proofErr w:type="spellEnd"/>
-      <w:r>
-        <w:rPr>
-          <w:rFonts w:ascii="Consolas" w:eastAsia="Times New Roman" w:hAnsi="Consolas" w:cs="Times New Roman"/>
-          <w:color w:val="000000"/>
-          <w:sz w:val="20"/>
-          <w:szCs w:val="20"/>
-          <w:lang w:val="es-CO" w:eastAsia="es-CO"/>
-        </w:rPr>
-        <w:t xml:space="preserve"> cp05_</w:t>
-      </w:r>
-      <w:proofErr w:type="gramStart"/>
-      <w:r>
-        <w:rPr>
-          <w:rFonts w:ascii="Consolas" w:eastAsia="Times New Roman" w:hAnsi="Consolas" w:cs="Times New Roman"/>
-          <w:color w:val="000000"/>
-          <w:sz w:val="20"/>
-          <w:szCs w:val="20"/>
-          <w:lang w:val="es-CO" w:eastAsia="es-CO"/>
-        </w:rPr>
-        <w:t>correoDuplicado(</w:t>
-      </w:r>
-      <w:proofErr w:type="gramEnd"/>
-      <w:r>
-        <w:rPr>
-          <w:rFonts w:ascii="Consolas" w:eastAsia="Times New Roman" w:hAnsi="Consolas" w:cs="Times New Roman"/>
-          <w:color w:val="000000"/>
-          <w:sz w:val="20"/>
-          <w:szCs w:val="20"/>
-          <w:lang w:val="es-CO" w:eastAsia="es-CO"/>
-        </w:rPr>
-        <w:t>) {</w:t>
+      <w:r>
+        <w:rPr>
+          <w:rFonts w:ascii="Consolas" w:eastAsia="Times New Roman" w:hAnsi="Consolas" w:cs="Times New Roman"/>
+          <w:color w:val="000000"/>
+          <w:sz w:val="20"/>
+          <w:szCs w:val="20"/>
+          <w:lang w:val="es-CO" w:eastAsia="es-CO"/>
+        </w:rPr>
+        <w:t xml:space="preserve"> cp05_correoDuplicado() {</w:t>
       </w:r>
     </w:p>
     <w:p>
@@ -10701,8 +7889,6 @@
         </w:rPr>
         <w:t xml:space="preserve">        </w:t>
       </w:r>
-      <w:proofErr w:type="spellStart"/>
-      <w:proofErr w:type="gramStart"/>
       <w:r>
         <w:rPr>
           <w:rFonts w:ascii="Consolas" w:eastAsia="Times New Roman" w:hAnsi="Consolas" w:cs="Times New Roman"/>
@@ -10723,41 +7909,7 @@
           <w:szCs w:val="20"/>
           <w:lang w:val="es-CO" w:eastAsia="es-CO"/>
         </w:rPr>
-        <w:t>.navigate</w:t>
-      </w:r>
-      <w:proofErr w:type="spellEnd"/>
-      <w:proofErr w:type="gramEnd"/>
-      <w:r>
-        <w:rPr>
-          <w:rFonts w:ascii="Consolas" w:eastAsia="Times New Roman" w:hAnsi="Consolas" w:cs="Times New Roman"/>
-          <w:color w:val="000000"/>
-          <w:sz w:val="20"/>
-          <w:szCs w:val="20"/>
-          <w:lang w:val="es-CO" w:eastAsia="es-CO"/>
-        </w:rPr>
-        <w:t>().</w:t>
-      </w:r>
-      <w:proofErr w:type="spellStart"/>
-      <w:r>
-        <w:rPr>
-          <w:rFonts w:ascii="Consolas" w:eastAsia="Times New Roman" w:hAnsi="Consolas" w:cs="Times New Roman"/>
-          <w:color w:val="000000"/>
-          <w:sz w:val="20"/>
-          <w:szCs w:val="20"/>
-          <w:lang w:val="es-CO" w:eastAsia="es-CO"/>
-        </w:rPr>
-        <w:t>refresh</w:t>
-      </w:r>
-      <w:proofErr w:type="spellEnd"/>
-      <w:r>
-        <w:rPr>
-          <w:rFonts w:ascii="Consolas" w:eastAsia="Times New Roman" w:hAnsi="Consolas" w:cs="Times New Roman"/>
-          <w:color w:val="000000"/>
-          <w:sz w:val="20"/>
-          <w:szCs w:val="20"/>
-          <w:lang w:val="es-CO" w:eastAsia="es-CO"/>
-        </w:rPr>
-        <w:t>();</w:t>
+        <w:t>.navigate().refresh();</w:t>
       </w:r>
     </w:p>
     <w:p>
@@ -10890,8 +8042,6 @@
         </w:rPr>
         <w:t xml:space="preserve">        </w:t>
       </w:r>
-      <w:proofErr w:type="spellStart"/>
-      <w:proofErr w:type="gramStart"/>
       <w:r>
         <w:rPr>
           <w:rFonts w:ascii="Consolas" w:eastAsia="Times New Roman" w:hAnsi="Consolas" w:cs="Times New Roman"/>
@@ -10912,30 +8062,7 @@
           <w:szCs w:val="20"/>
           <w:lang w:val="es-CO" w:eastAsia="es-CO"/>
         </w:rPr>
-        <w:t>.findElement</w:t>
-      </w:r>
-      <w:proofErr w:type="spellEnd"/>
-      <w:proofErr w:type="gramEnd"/>
-      <w:r>
-        <w:rPr>
-          <w:rFonts w:ascii="Consolas" w:eastAsia="Times New Roman" w:hAnsi="Consolas" w:cs="Times New Roman"/>
-          <w:color w:val="000000"/>
-          <w:sz w:val="20"/>
-          <w:szCs w:val="20"/>
-          <w:lang w:val="es-CO" w:eastAsia="es-CO"/>
-        </w:rPr>
-        <w:t>(</w:t>
-      </w:r>
-      <w:proofErr w:type="spellStart"/>
-      <w:r>
-        <w:rPr>
-          <w:rFonts w:ascii="Consolas" w:eastAsia="Times New Roman" w:hAnsi="Consolas" w:cs="Times New Roman"/>
-          <w:color w:val="000000"/>
-          <w:sz w:val="20"/>
-          <w:szCs w:val="20"/>
-          <w:lang w:val="es-CO" w:eastAsia="es-CO"/>
-        </w:rPr>
-        <w:t>By.</w:t>
+        <w:t>.findElement(By.</w:t>
       </w:r>
       <w:r>
         <w:rPr>
@@ -10949,7 +8076,6 @@
         </w:rPr>
         <w:t>id</w:t>
       </w:r>
-      <w:proofErr w:type="spellEnd"/>
       <w:r>
         <w:rPr>
           <w:rFonts w:ascii="Consolas" w:eastAsia="Times New Roman" w:hAnsi="Consolas" w:cs="Times New Roman"/>
@@ -10968,61 +8094,17 @@
           <w:szCs w:val="20"/>
           <w:lang w:val="es-CO" w:eastAsia="es-CO"/>
         </w:rPr>
-        <w:t>"</w:t>
-      </w:r>
-      <w:proofErr w:type="spellStart"/>
-      <w:r>
-        <w:rPr>
-          <w:rFonts w:ascii="Consolas" w:eastAsia="Times New Roman" w:hAnsi="Consolas" w:cs="Times New Roman"/>
-          <w:color w:val="2A00FF"/>
-          <w:sz w:val="20"/>
-          <w:szCs w:val="20"/>
-          <w:lang w:val="es-CO" w:eastAsia="es-CO"/>
-        </w:rPr>
-        <w:t>fullName</w:t>
-      </w:r>
-      <w:proofErr w:type="spellEnd"/>
-      <w:r>
-        <w:rPr>
-          <w:rFonts w:ascii="Consolas" w:eastAsia="Times New Roman" w:hAnsi="Consolas" w:cs="Times New Roman"/>
-          <w:color w:val="2A00FF"/>
-          <w:sz w:val="20"/>
-          <w:szCs w:val="20"/>
-          <w:lang w:val="es-CO" w:eastAsia="es-CO"/>
-        </w:rPr>
-        <w:t>"</w:t>
-      </w:r>
-      <w:r>
-        <w:rPr>
-          <w:rFonts w:ascii="Consolas" w:eastAsia="Times New Roman" w:hAnsi="Consolas" w:cs="Times New Roman"/>
-          <w:color w:val="000000"/>
-          <w:sz w:val="20"/>
-          <w:szCs w:val="20"/>
-          <w:lang w:val="es-CO" w:eastAsia="es-CO"/>
-        </w:rPr>
-        <w:t>)).</w:t>
-      </w:r>
-      <w:proofErr w:type="spellStart"/>
-      <w:r>
-        <w:rPr>
-          <w:rFonts w:ascii="Consolas" w:eastAsia="Times New Roman" w:hAnsi="Consolas" w:cs="Times New Roman"/>
-          <w:color w:val="000000"/>
-          <w:sz w:val="20"/>
-          <w:szCs w:val="20"/>
-          <w:lang w:val="es-CO" w:eastAsia="es-CO"/>
-        </w:rPr>
-        <w:t>sendKeys</w:t>
-      </w:r>
-      <w:proofErr w:type="spellEnd"/>
-      <w:r>
-        <w:rPr>
-          <w:rFonts w:ascii="Consolas" w:eastAsia="Times New Roman" w:hAnsi="Consolas" w:cs="Times New Roman"/>
-          <w:color w:val="000000"/>
-          <w:sz w:val="20"/>
-          <w:szCs w:val="20"/>
-          <w:lang w:val="es-CO" w:eastAsia="es-CO"/>
-        </w:rPr>
-        <w:t>(</w:t>
+        <w:t>"fullName"</w:t>
+      </w:r>
+      <w:r>
+        <w:rPr>
+          <w:rFonts w:ascii="Consolas" w:eastAsia="Times New Roman" w:hAnsi="Consolas" w:cs="Times New Roman"/>
+          <w:color w:val="000000"/>
+          <w:sz w:val="20"/>
+          <w:szCs w:val="20"/>
+          <w:lang w:val="es-CO" w:eastAsia="es-CO"/>
+        </w:rPr>
+        <w:t>)).sendKeys(</w:t>
       </w:r>
       <w:r>
         <w:rPr>
@@ -11067,8 +8149,6 @@
         </w:rPr>
         <w:t xml:space="preserve">        </w:t>
       </w:r>
-      <w:proofErr w:type="spellStart"/>
-      <w:proofErr w:type="gramStart"/>
       <w:r>
         <w:rPr>
           <w:rFonts w:ascii="Consolas" w:eastAsia="Times New Roman" w:hAnsi="Consolas" w:cs="Times New Roman"/>
@@ -11089,30 +8169,7 @@
           <w:szCs w:val="20"/>
           <w:lang w:val="es-CO" w:eastAsia="es-CO"/>
         </w:rPr>
-        <w:t>.findElement</w:t>
-      </w:r>
-      <w:proofErr w:type="spellEnd"/>
-      <w:proofErr w:type="gramEnd"/>
-      <w:r>
-        <w:rPr>
-          <w:rFonts w:ascii="Consolas" w:eastAsia="Times New Roman" w:hAnsi="Consolas" w:cs="Times New Roman"/>
-          <w:color w:val="000000"/>
-          <w:sz w:val="20"/>
-          <w:szCs w:val="20"/>
-          <w:lang w:val="es-CO" w:eastAsia="es-CO"/>
-        </w:rPr>
-        <w:t>(</w:t>
-      </w:r>
-      <w:proofErr w:type="spellStart"/>
-      <w:r>
-        <w:rPr>
-          <w:rFonts w:ascii="Consolas" w:eastAsia="Times New Roman" w:hAnsi="Consolas" w:cs="Times New Roman"/>
-          <w:color w:val="000000"/>
-          <w:sz w:val="20"/>
-          <w:szCs w:val="20"/>
-          <w:lang w:val="es-CO" w:eastAsia="es-CO"/>
-        </w:rPr>
-        <w:t>By.</w:t>
+        <w:t>.findElement(By.</w:t>
       </w:r>
       <w:r>
         <w:rPr>
@@ -11126,7 +8183,6 @@
         </w:rPr>
         <w:t>id</w:t>
       </w:r>
-      <w:proofErr w:type="spellEnd"/>
       <w:r>
         <w:rPr>
           <w:rFonts w:ascii="Consolas" w:eastAsia="Times New Roman" w:hAnsi="Consolas" w:cs="Times New Roman"/>
@@ -11155,29 +8211,7 @@
           <w:szCs w:val="20"/>
           <w:lang w:val="es-CO" w:eastAsia="es-CO"/>
         </w:rPr>
-        <w:t>)).</w:t>
-      </w:r>
-      <w:proofErr w:type="spellStart"/>
-      <w:r>
-        <w:rPr>
-          <w:rFonts w:ascii="Consolas" w:eastAsia="Times New Roman" w:hAnsi="Consolas" w:cs="Times New Roman"/>
-          <w:color w:val="000000"/>
-          <w:sz w:val="20"/>
-          <w:szCs w:val="20"/>
-          <w:lang w:val="es-CO" w:eastAsia="es-CO"/>
-        </w:rPr>
-        <w:t>sendKeys</w:t>
-      </w:r>
-      <w:proofErr w:type="spellEnd"/>
-      <w:r>
-        <w:rPr>
-          <w:rFonts w:ascii="Consolas" w:eastAsia="Times New Roman" w:hAnsi="Consolas" w:cs="Times New Roman"/>
-          <w:color w:val="000000"/>
-          <w:sz w:val="20"/>
-          <w:szCs w:val="20"/>
-          <w:lang w:val="es-CO" w:eastAsia="es-CO"/>
-        </w:rPr>
-        <w:t>(</w:t>
+        <w:t>)).sendKeys(</w:t>
       </w:r>
       <w:r>
         <w:rPr>
@@ -11222,8 +8256,6 @@
         </w:rPr>
         <w:t xml:space="preserve">        </w:t>
       </w:r>
-      <w:proofErr w:type="spellStart"/>
-      <w:proofErr w:type="gramStart"/>
       <w:r>
         <w:rPr>
           <w:rFonts w:ascii="Consolas" w:eastAsia="Times New Roman" w:hAnsi="Consolas" w:cs="Times New Roman"/>
@@ -11244,30 +8276,7 @@
           <w:szCs w:val="20"/>
           <w:lang w:val="es-CO" w:eastAsia="es-CO"/>
         </w:rPr>
-        <w:t>.findElement</w:t>
-      </w:r>
-      <w:proofErr w:type="spellEnd"/>
-      <w:proofErr w:type="gramEnd"/>
-      <w:r>
-        <w:rPr>
-          <w:rFonts w:ascii="Consolas" w:eastAsia="Times New Roman" w:hAnsi="Consolas" w:cs="Times New Roman"/>
-          <w:color w:val="000000"/>
-          <w:sz w:val="20"/>
-          <w:szCs w:val="20"/>
-          <w:lang w:val="es-CO" w:eastAsia="es-CO"/>
-        </w:rPr>
-        <w:t>(</w:t>
-      </w:r>
-      <w:proofErr w:type="spellStart"/>
-      <w:r>
-        <w:rPr>
-          <w:rFonts w:ascii="Consolas" w:eastAsia="Times New Roman" w:hAnsi="Consolas" w:cs="Times New Roman"/>
-          <w:color w:val="000000"/>
-          <w:sz w:val="20"/>
-          <w:szCs w:val="20"/>
-          <w:lang w:val="es-CO" w:eastAsia="es-CO"/>
-        </w:rPr>
-        <w:t>By.</w:t>
+        <w:t>.findElement(By.</w:t>
       </w:r>
       <w:r>
         <w:rPr>
@@ -11281,7 +8290,6 @@
         </w:rPr>
         <w:t>id</w:t>
       </w:r>
-      <w:proofErr w:type="spellEnd"/>
       <w:r>
         <w:rPr>
           <w:rFonts w:ascii="Consolas" w:eastAsia="Times New Roman" w:hAnsi="Consolas" w:cs="Times New Roman"/>
@@ -11300,61 +8308,17 @@
           <w:szCs w:val="20"/>
           <w:lang w:val="es-CO" w:eastAsia="es-CO"/>
         </w:rPr>
-        <w:t>"</w:t>
-      </w:r>
-      <w:proofErr w:type="spellStart"/>
-      <w:r>
-        <w:rPr>
-          <w:rFonts w:ascii="Consolas" w:eastAsia="Times New Roman" w:hAnsi="Consolas" w:cs="Times New Roman"/>
-          <w:color w:val="2A00FF"/>
-          <w:sz w:val="20"/>
-          <w:szCs w:val="20"/>
-          <w:lang w:val="es-CO" w:eastAsia="es-CO"/>
-        </w:rPr>
-        <w:t>password</w:t>
-      </w:r>
-      <w:proofErr w:type="spellEnd"/>
-      <w:r>
-        <w:rPr>
-          <w:rFonts w:ascii="Consolas" w:eastAsia="Times New Roman" w:hAnsi="Consolas" w:cs="Times New Roman"/>
-          <w:color w:val="2A00FF"/>
-          <w:sz w:val="20"/>
-          <w:szCs w:val="20"/>
-          <w:lang w:val="es-CO" w:eastAsia="es-CO"/>
-        </w:rPr>
-        <w:t>"</w:t>
-      </w:r>
-      <w:r>
-        <w:rPr>
-          <w:rFonts w:ascii="Consolas" w:eastAsia="Times New Roman" w:hAnsi="Consolas" w:cs="Times New Roman"/>
-          <w:color w:val="000000"/>
-          <w:sz w:val="20"/>
-          <w:szCs w:val="20"/>
-          <w:lang w:val="es-CO" w:eastAsia="es-CO"/>
-        </w:rPr>
-        <w:t>)).</w:t>
-      </w:r>
-      <w:proofErr w:type="spellStart"/>
-      <w:r>
-        <w:rPr>
-          <w:rFonts w:ascii="Consolas" w:eastAsia="Times New Roman" w:hAnsi="Consolas" w:cs="Times New Roman"/>
-          <w:color w:val="000000"/>
-          <w:sz w:val="20"/>
-          <w:szCs w:val="20"/>
-          <w:lang w:val="es-CO" w:eastAsia="es-CO"/>
-        </w:rPr>
-        <w:t>sendKeys</w:t>
-      </w:r>
-      <w:proofErr w:type="spellEnd"/>
-      <w:r>
-        <w:rPr>
-          <w:rFonts w:ascii="Consolas" w:eastAsia="Times New Roman" w:hAnsi="Consolas" w:cs="Times New Roman"/>
-          <w:color w:val="000000"/>
-          <w:sz w:val="20"/>
-          <w:szCs w:val="20"/>
-          <w:lang w:val="es-CO" w:eastAsia="es-CO"/>
-        </w:rPr>
-        <w:t>(</w:t>
+        <w:t>"password"</w:t>
+      </w:r>
+      <w:r>
+        <w:rPr>
+          <w:rFonts w:ascii="Consolas" w:eastAsia="Times New Roman" w:hAnsi="Consolas" w:cs="Times New Roman"/>
+          <w:color w:val="000000"/>
+          <w:sz w:val="20"/>
+          <w:szCs w:val="20"/>
+          <w:lang w:val="es-CO" w:eastAsia="es-CO"/>
+        </w:rPr>
+        <w:t>)).sendKeys(</w:t>
       </w:r>
       <w:r>
         <w:rPr>
@@ -11399,7 +8363,6 @@
         </w:rPr>
         <w:t xml:space="preserve">        </w:t>
       </w:r>
-      <w:proofErr w:type="gramStart"/>
       <w:r>
         <w:rPr>
           <w:rFonts w:ascii="Consolas" w:eastAsia="Times New Roman" w:hAnsi="Consolas" w:cs="Times New Roman"/>
@@ -11420,18 +8383,7 @@
           <w:szCs w:val="20"/>
           <w:lang w:val="es-CO" w:eastAsia="es-CO"/>
         </w:rPr>
-        <w:t>.findElement</w:t>
-      </w:r>
-      <w:proofErr w:type="gramEnd"/>
-      <w:r>
-        <w:rPr>
-          <w:rFonts w:ascii="Consolas" w:eastAsia="Times New Roman" w:hAnsi="Consolas" w:cs="Times New Roman"/>
-          <w:color w:val="000000"/>
-          <w:sz w:val="20"/>
-          <w:szCs w:val="20"/>
-          <w:lang w:val="es-CO" w:eastAsia="es-CO"/>
-        </w:rPr>
-        <w:t>(By.</w:t>
+        <w:t>.findElement(By.</w:t>
       </w:r>
       <w:r>
         <w:rPr>
@@ -11518,8 +8470,6 @@
         </w:rPr>
         <w:t xml:space="preserve">        </w:t>
       </w:r>
-      <w:proofErr w:type="spellStart"/>
-      <w:proofErr w:type="gramStart"/>
       <w:r>
         <w:rPr>
           <w:rFonts w:ascii="Consolas" w:eastAsia="Times New Roman" w:hAnsi="Consolas" w:cs="Times New Roman"/>
@@ -11540,30 +8490,7 @@
           <w:szCs w:val="20"/>
           <w:lang w:val="es-CO" w:eastAsia="es-CO"/>
         </w:rPr>
-        <w:t>.findElement</w:t>
-      </w:r>
-      <w:proofErr w:type="spellEnd"/>
-      <w:proofErr w:type="gramEnd"/>
-      <w:r>
-        <w:rPr>
-          <w:rFonts w:ascii="Consolas" w:eastAsia="Times New Roman" w:hAnsi="Consolas" w:cs="Times New Roman"/>
-          <w:color w:val="000000"/>
-          <w:sz w:val="20"/>
-          <w:szCs w:val="20"/>
-          <w:lang w:val="es-CO" w:eastAsia="es-CO"/>
-        </w:rPr>
-        <w:t>(</w:t>
-      </w:r>
-      <w:proofErr w:type="spellStart"/>
-      <w:r>
-        <w:rPr>
-          <w:rFonts w:ascii="Consolas" w:eastAsia="Times New Roman" w:hAnsi="Consolas" w:cs="Times New Roman"/>
-          <w:color w:val="000000"/>
-          <w:sz w:val="20"/>
-          <w:szCs w:val="20"/>
-          <w:lang w:val="es-CO" w:eastAsia="es-CO"/>
-        </w:rPr>
-        <w:t>By.</w:t>
+        <w:t>.findElement(By.</w:t>
       </w:r>
       <w:r>
         <w:rPr>
@@ -11577,7 +8504,6 @@
         </w:rPr>
         <w:t>cssSelector</w:t>
       </w:r>
-      <w:proofErr w:type="spellEnd"/>
       <w:r>
         <w:rPr>
           <w:rFonts w:ascii="Consolas" w:eastAsia="Times New Roman" w:hAnsi="Consolas" w:cs="Times New Roman"/>
@@ -11596,61 +8522,17 @@
           <w:szCs w:val="20"/>
           <w:lang w:val="es-CO" w:eastAsia="es-CO"/>
         </w:rPr>
-        <w:t>"</w:t>
-      </w:r>
-      <w:proofErr w:type="spellStart"/>
-      <w:r>
-        <w:rPr>
-          <w:rFonts w:ascii="Consolas" w:eastAsia="Times New Roman" w:hAnsi="Consolas" w:cs="Times New Roman"/>
-          <w:color w:val="2A00FF"/>
-          <w:sz w:val="20"/>
-          <w:szCs w:val="20"/>
-          <w:lang w:val="es-CO" w:eastAsia="es-CO"/>
-        </w:rPr>
-        <w:t>button</w:t>
-      </w:r>
-      <w:proofErr w:type="spellEnd"/>
-      <w:r>
-        <w:rPr>
-          <w:rFonts w:ascii="Consolas" w:eastAsia="Times New Roman" w:hAnsi="Consolas" w:cs="Times New Roman"/>
-          <w:color w:val="2A00FF"/>
-          <w:sz w:val="20"/>
-          <w:szCs w:val="20"/>
-          <w:lang w:val="es-CO" w:eastAsia="es-CO"/>
-        </w:rPr>
-        <w:t>"</w:t>
-      </w:r>
-      <w:r>
-        <w:rPr>
-          <w:rFonts w:ascii="Consolas" w:eastAsia="Times New Roman" w:hAnsi="Consolas" w:cs="Times New Roman"/>
-          <w:color w:val="000000"/>
-          <w:sz w:val="20"/>
-          <w:szCs w:val="20"/>
-          <w:lang w:val="es-CO" w:eastAsia="es-CO"/>
-        </w:rPr>
-        <w:t>)).</w:t>
-      </w:r>
-      <w:proofErr w:type="spellStart"/>
-      <w:r>
-        <w:rPr>
-          <w:rFonts w:ascii="Consolas" w:eastAsia="Times New Roman" w:hAnsi="Consolas" w:cs="Times New Roman"/>
-          <w:color w:val="000000"/>
-          <w:sz w:val="20"/>
-          <w:szCs w:val="20"/>
-          <w:lang w:val="es-CO" w:eastAsia="es-CO"/>
-        </w:rPr>
-        <w:t>click</w:t>
-      </w:r>
-      <w:proofErr w:type="spellEnd"/>
-      <w:r>
-        <w:rPr>
-          <w:rFonts w:ascii="Consolas" w:eastAsia="Times New Roman" w:hAnsi="Consolas" w:cs="Times New Roman"/>
-          <w:color w:val="000000"/>
-          <w:sz w:val="20"/>
-          <w:szCs w:val="20"/>
-          <w:lang w:val="es-CO" w:eastAsia="es-CO"/>
-        </w:rPr>
-        <w:t>();</w:t>
+        <w:t>"button"</w:t>
+      </w:r>
+      <w:r>
+        <w:rPr>
+          <w:rFonts w:ascii="Consolas" w:eastAsia="Times New Roman" w:hAnsi="Consolas" w:cs="Times New Roman"/>
+          <w:color w:val="000000"/>
+          <w:sz w:val="20"/>
+          <w:szCs w:val="20"/>
+          <w:lang w:val="es-CO" w:eastAsia="es-CO"/>
+        </w:rPr>
+        <w:t>)).click();</w:t>
       </w:r>
     </w:p>
     <w:p>
@@ -11688,8 +8570,6 @@
         </w:rPr>
         <w:t xml:space="preserve">        </w:t>
       </w:r>
-      <w:proofErr w:type="spellStart"/>
-      <w:proofErr w:type="gramStart"/>
       <w:r>
         <w:rPr>
           <w:rFonts w:ascii="Consolas" w:eastAsia="Times New Roman" w:hAnsi="Consolas" w:cs="Times New Roman"/>
@@ -11710,41 +8590,7 @@
           <w:szCs w:val="20"/>
           <w:lang w:val="es-CO" w:eastAsia="es-CO"/>
         </w:rPr>
-        <w:t>.navigate</w:t>
-      </w:r>
-      <w:proofErr w:type="spellEnd"/>
-      <w:proofErr w:type="gramEnd"/>
-      <w:r>
-        <w:rPr>
-          <w:rFonts w:ascii="Consolas" w:eastAsia="Times New Roman" w:hAnsi="Consolas" w:cs="Times New Roman"/>
-          <w:color w:val="000000"/>
-          <w:sz w:val="20"/>
-          <w:szCs w:val="20"/>
-          <w:lang w:val="es-CO" w:eastAsia="es-CO"/>
-        </w:rPr>
-        <w:t>().</w:t>
-      </w:r>
-      <w:proofErr w:type="spellStart"/>
-      <w:r>
-        <w:rPr>
-          <w:rFonts w:ascii="Consolas" w:eastAsia="Times New Roman" w:hAnsi="Consolas" w:cs="Times New Roman"/>
-          <w:color w:val="000000"/>
-          <w:sz w:val="20"/>
-          <w:szCs w:val="20"/>
-          <w:lang w:val="es-CO" w:eastAsia="es-CO"/>
-        </w:rPr>
-        <w:t>refresh</w:t>
-      </w:r>
-      <w:proofErr w:type="spellEnd"/>
-      <w:r>
-        <w:rPr>
-          <w:rFonts w:ascii="Consolas" w:eastAsia="Times New Roman" w:hAnsi="Consolas" w:cs="Times New Roman"/>
-          <w:color w:val="000000"/>
-          <w:sz w:val="20"/>
-          <w:szCs w:val="20"/>
-          <w:lang w:val="es-CO" w:eastAsia="es-CO"/>
-        </w:rPr>
-        <w:t>();</w:t>
+        <w:t>.navigate().refresh();</w:t>
       </w:r>
     </w:p>
     <w:p>
@@ -11930,8 +8776,6 @@
         </w:rPr>
         <w:t xml:space="preserve">        </w:t>
       </w:r>
-      <w:proofErr w:type="spellStart"/>
-      <w:proofErr w:type="gramStart"/>
       <w:r>
         <w:rPr>
           <w:rFonts w:ascii="Consolas" w:eastAsia="Times New Roman" w:hAnsi="Consolas" w:cs="Times New Roman"/>
@@ -11952,30 +8796,7 @@
           <w:szCs w:val="20"/>
           <w:lang w:val="es-CO" w:eastAsia="es-CO"/>
         </w:rPr>
-        <w:t>.findElement</w:t>
-      </w:r>
-      <w:proofErr w:type="spellEnd"/>
-      <w:proofErr w:type="gramEnd"/>
-      <w:r>
-        <w:rPr>
-          <w:rFonts w:ascii="Consolas" w:eastAsia="Times New Roman" w:hAnsi="Consolas" w:cs="Times New Roman"/>
-          <w:color w:val="000000"/>
-          <w:sz w:val="20"/>
-          <w:szCs w:val="20"/>
-          <w:lang w:val="es-CO" w:eastAsia="es-CO"/>
-        </w:rPr>
-        <w:t>(</w:t>
-      </w:r>
-      <w:proofErr w:type="spellStart"/>
-      <w:r>
-        <w:rPr>
-          <w:rFonts w:ascii="Consolas" w:eastAsia="Times New Roman" w:hAnsi="Consolas" w:cs="Times New Roman"/>
-          <w:color w:val="000000"/>
-          <w:sz w:val="20"/>
-          <w:szCs w:val="20"/>
-          <w:lang w:val="es-CO" w:eastAsia="es-CO"/>
-        </w:rPr>
-        <w:t>By.</w:t>
+        <w:t>.findElement(By.</w:t>
       </w:r>
       <w:r>
         <w:rPr>
@@ -11989,7 +8810,6 @@
         </w:rPr>
         <w:t>id</w:t>
       </w:r>
-      <w:proofErr w:type="spellEnd"/>
       <w:r>
         <w:rPr>
           <w:rFonts w:ascii="Consolas" w:eastAsia="Times New Roman" w:hAnsi="Consolas" w:cs="Times New Roman"/>
@@ -12008,61 +8828,17 @@
           <w:szCs w:val="20"/>
           <w:lang w:val="es-CO" w:eastAsia="es-CO"/>
         </w:rPr>
-        <w:t>"</w:t>
-      </w:r>
-      <w:proofErr w:type="spellStart"/>
-      <w:r>
-        <w:rPr>
-          <w:rFonts w:ascii="Consolas" w:eastAsia="Times New Roman" w:hAnsi="Consolas" w:cs="Times New Roman"/>
-          <w:color w:val="2A00FF"/>
-          <w:sz w:val="20"/>
-          <w:szCs w:val="20"/>
-          <w:lang w:val="es-CO" w:eastAsia="es-CO"/>
-        </w:rPr>
-        <w:t>fullName</w:t>
-      </w:r>
-      <w:proofErr w:type="spellEnd"/>
-      <w:r>
-        <w:rPr>
-          <w:rFonts w:ascii="Consolas" w:eastAsia="Times New Roman" w:hAnsi="Consolas" w:cs="Times New Roman"/>
-          <w:color w:val="2A00FF"/>
-          <w:sz w:val="20"/>
-          <w:szCs w:val="20"/>
-          <w:lang w:val="es-CO" w:eastAsia="es-CO"/>
-        </w:rPr>
-        <w:t>"</w:t>
-      </w:r>
-      <w:r>
-        <w:rPr>
-          <w:rFonts w:ascii="Consolas" w:eastAsia="Times New Roman" w:hAnsi="Consolas" w:cs="Times New Roman"/>
-          <w:color w:val="000000"/>
-          <w:sz w:val="20"/>
-          <w:szCs w:val="20"/>
-          <w:lang w:val="es-CO" w:eastAsia="es-CO"/>
-        </w:rPr>
-        <w:t>)).</w:t>
-      </w:r>
-      <w:proofErr w:type="spellStart"/>
-      <w:r>
-        <w:rPr>
-          <w:rFonts w:ascii="Consolas" w:eastAsia="Times New Roman" w:hAnsi="Consolas" w:cs="Times New Roman"/>
-          <w:color w:val="000000"/>
-          <w:sz w:val="20"/>
-          <w:szCs w:val="20"/>
-          <w:lang w:val="es-CO" w:eastAsia="es-CO"/>
-        </w:rPr>
-        <w:t>sendKeys</w:t>
-      </w:r>
-      <w:proofErr w:type="spellEnd"/>
-      <w:r>
-        <w:rPr>
-          <w:rFonts w:ascii="Consolas" w:eastAsia="Times New Roman" w:hAnsi="Consolas" w:cs="Times New Roman"/>
-          <w:color w:val="000000"/>
-          <w:sz w:val="20"/>
-          <w:szCs w:val="20"/>
-          <w:lang w:val="es-CO" w:eastAsia="es-CO"/>
-        </w:rPr>
-        <w:t>(</w:t>
+        <w:t>"fullName"</w:t>
+      </w:r>
+      <w:r>
+        <w:rPr>
+          <w:rFonts w:ascii="Consolas" w:eastAsia="Times New Roman" w:hAnsi="Consolas" w:cs="Times New Roman"/>
+          <w:color w:val="000000"/>
+          <w:sz w:val="20"/>
+          <w:szCs w:val="20"/>
+          <w:lang w:val="es-CO" w:eastAsia="es-CO"/>
+        </w:rPr>
+        <w:t>)).sendKeys(</w:t>
       </w:r>
       <w:r>
         <w:rPr>
@@ -12107,8 +8883,6 @@
         </w:rPr>
         <w:t xml:space="preserve">        </w:t>
       </w:r>
-      <w:proofErr w:type="spellStart"/>
-      <w:proofErr w:type="gramStart"/>
       <w:r>
         <w:rPr>
           <w:rFonts w:ascii="Consolas" w:eastAsia="Times New Roman" w:hAnsi="Consolas" w:cs="Times New Roman"/>
@@ -12129,30 +8903,7 @@
           <w:szCs w:val="20"/>
           <w:lang w:val="es-CO" w:eastAsia="es-CO"/>
         </w:rPr>
-        <w:t>.findElement</w:t>
-      </w:r>
-      <w:proofErr w:type="spellEnd"/>
-      <w:proofErr w:type="gramEnd"/>
-      <w:r>
-        <w:rPr>
-          <w:rFonts w:ascii="Consolas" w:eastAsia="Times New Roman" w:hAnsi="Consolas" w:cs="Times New Roman"/>
-          <w:color w:val="000000"/>
-          <w:sz w:val="20"/>
-          <w:szCs w:val="20"/>
-          <w:lang w:val="es-CO" w:eastAsia="es-CO"/>
-        </w:rPr>
-        <w:t>(</w:t>
-      </w:r>
-      <w:proofErr w:type="spellStart"/>
-      <w:r>
-        <w:rPr>
-          <w:rFonts w:ascii="Consolas" w:eastAsia="Times New Roman" w:hAnsi="Consolas" w:cs="Times New Roman"/>
-          <w:color w:val="000000"/>
-          <w:sz w:val="20"/>
-          <w:szCs w:val="20"/>
-          <w:lang w:val="es-CO" w:eastAsia="es-CO"/>
-        </w:rPr>
-        <w:t>By.</w:t>
+        <w:t>.findElement(By.</w:t>
       </w:r>
       <w:r>
         <w:rPr>
@@ -12166,7 +8917,6 @@
         </w:rPr>
         <w:t>id</w:t>
       </w:r>
-      <w:proofErr w:type="spellEnd"/>
       <w:r>
         <w:rPr>
           <w:rFonts w:ascii="Consolas" w:eastAsia="Times New Roman" w:hAnsi="Consolas" w:cs="Times New Roman"/>
@@ -12195,29 +8945,7 @@
           <w:szCs w:val="20"/>
           <w:lang w:val="es-CO" w:eastAsia="es-CO"/>
         </w:rPr>
-        <w:t>)).</w:t>
-      </w:r>
-      <w:proofErr w:type="spellStart"/>
-      <w:r>
-        <w:rPr>
-          <w:rFonts w:ascii="Consolas" w:eastAsia="Times New Roman" w:hAnsi="Consolas" w:cs="Times New Roman"/>
-          <w:color w:val="000000"/>
-          <w:sz w:val="20"/>
-          <w:szCs w:val="20"/>
-          <w:lang w:val="es-CO" w:eastAsia="es-CO"/>
-        </w:rPr>
-        <w:t>sendKeys</w:t>
-      </w:r>
-      <w:proofErr w:type="spellEnd"/>
-      <w:r>
-        <w:rPr>
-          <w:rFonts w:ascii="Consolas" w:eastAsia="Times New Roman" w:hAnsi="Consolas" w:cs="Times New Roman"/>
-          <w:color w:val="000000"/>
-          <w:sz w:val="20"/>
-          <w:szCs w:val="20"/>
-          <w:lang w:val="es-CO" w:eastAsia="es-CO"/>
-        </w:rPr>
-        <w:t>(</w:t>
+        <w:t>)).sendKeys(</w:t>
       </w:r>
       <w:r>
         <w:rPr>
@@ -12304,8 +9032,6 @@
         </w:rPr>
         <w:t xml:space="preserve">        </w:t>
       </w:r>
-      <w:proofErr w:type="spellStart"/>
-      <w:proofErr w:type="gramStart"/>
       <w:r>
         <w:rPr>
           <w:rFonts w:ascii="Consolas" w:eastAsia="Times New Roman" w:hAnsi="Consolas" w:cs="Times New Roman"/>
@@ -12326,30 +9052,7 @@
           <w:szCs w:val="20"/>
           <w:lang w:val="es-CO" w:eastAsia="es-CO"/>
         </w:rPr>
-        <w:t>.findElement</w:t>
-      </w:r>
-      <w:proofErr w:type="spellEnd"/>
-      <w:proofErr w:type="gramEnd"/>
-      <w:r>
-        <w:rPr>
-          <w:rFonts w:ascii="Consolas" w:eastAsia="Times New Roman" w:hAnsi="Consolas" w:cs="Times New Roman"/>
-          <w:color w:val="000000"/>
-          <w:sz w:val="20"/>
-          <w:szCs w:val="20"/>
-          <w:lang w:val="es-CO" w:eastAsia="es-CO"/>
-        </w:rPr>
-        <w:t>(</w:t>
-      </w:r>
-      <w:proofErr w:type="spellStart"/>
-      <w:r>
-        <w:rPr>
-          <w:rFonts w:ascii="Consolas" w:eastAsia="Times New Roman" w:hAnsi="Consolas" w:cs="Times New Roman"/>
-          <w:color w:val="000000"/>
-          <w:sz w:val="20"/>
-          <w:szCs w:val="20"/>
-          <w:lang w:val="es-CO" w:eastAsia="es-CO"/>
-        </w:rPr>
-        <w:t>By.</w:t>
+        <w:t>.findElement(By.</w:t>
       </w:r>
       <w:r>
         <w:rPr>
@@ -12363,7 +9066,6 @@
         </w:rPr>
         <w:t>id</w:t>
       </w:r>
-      <w:proofErr w:type="spellEnd"/>
       <w:r>
         <w:rPr>
           <w:rFonts w:ascii="Consolas" w:eastAsia="Times New Roman" w:hAnsi="Consolas" w:cs="Times New Roman"/>
@@ -12382,61 +9084,17 @@
           <w:szCs w:val="20"/>
           <w:lang w:val="es-CO" w:eastAsia="es-CO"/>
         </w:rPr>
-        <w:t>"</w:t>
-      </w:r>
-      <w:proofErr w:type="spellStart"/>
-      <w:r>
-        <w:rPr>
-          <w:rFonts w:ascii="Consolas" w:eastAsia="Times New Roman" w:hAnsi="Consolas" w:cs="Times New Roman"/>
-          <w:color w:val="2A00FF"/>
-          <w:sz w:val="20"/>
-          <w:szCs w:val="20"/>
-          <w:lang w:val="es-CO" w:eastAsia="es-CO"/>
-        </w:rPr>
-        <w:t>password</w:t>
-      </w:r>
-      <w:proofErr w:type="spellEnd"/>
-      <w:r>
-        <w:rPr>
-          <w:rFonts w:ascii="Consolas" w:eastAsia="Times New Roman" w:hAnsi="Consolas" w:cs="Times New Roman"/>
-          <w:color w:val="2A00FF"/>
-          <w:sz w:val="20"/>
-          <w:szCs w:val="20"/>
-          <w:lang w:val="es-CO" w:eastAsia="es-CO"/>
-        </w:rPr>
-        <w:t>"</w:t>
-      </w:r>
-      <w:r>
-        <w:rPr>
-          <w:rFonts w:ascii="Consolas" w:eastAsia="Times New Roman" w:hAnsi="Consolas" w:cs="Times New Roman"/>
-          <w:color w:val="000000"/>
-          <w:sz w:val="20"/>
-          <w:szCs w:val="20"/>
-          <w:lang w:val="es-CO" w:eastAsia="es-CO"/>
-        </w:rPr>
-        <w:t>)).</w:t>
-      </w:r>
-      <w:proofErr w:type="spellStart"/>
-      <w:r>
-        <w:rPr>
-          <w:rFonts w:ascii="Consolas" w:eastAsia="Times New Roman" w:hAnsi="Consolas" w:cs="Times New Roman"/>
-          <w:color w:val="000000"/>
-          <w:sz w:val="20"/>
-          <w:szCs w:val="20"/>
-          <w:lang w:val="es-CO" w:eastAsia="es-CO"/>
-        </w:rPr>
-        <w:t>sendKeys</w:t>
-      </w:r>
-      <w:proofErr w:type="spellEnd"/>
-      <w:r>
-        <w:rPr>
-          <w:rFonts w:ascii="Consolas" w:eastAsia="Times New Roman" w:hAnsi="Consolas" w:cs="Times New Roman"/>
-          <w:color w:val="000000"/>
-          <w:sz w:val="20"/>
-          <w:szCs w:val="20"/>
-          <w:lang w:val="es-CO" w:eastAsia="es-CO"/>
-        </w:rPr>
-        <w:t>(</w:t>
+        <w:t>"password"</w:t>
+      </w:r>
+      <w:r>
+        <w:rPr>
+          <w:rFonts w:ascii="Consolas" w:eastAsia="Times New Roman" w:hAnsi="Consolas" w:cs="Times New Roman"/>
+          <w:color w:val="000000"/>
+          <w:sz w:val="20"/>
+          <w:szCs w:val="20"/>
+          <w:lang w:val="es-CO" w:eastAsia="es-CO"/>
+        </w:rPr>
+        <w:t>)).sendKeys(</w:t>
       </w:r>
       <w:r>
         <w:rPr>
@@ -12481,7 +9139,6 @@
         </w:rPr>
         <w:t xml:space="preserve">        </w:t>
       </w:r>
-      <w:proofErr w:type="gramStart"/>
       <w:r>
         <w:rPr>
           <w:rFonts w:ascii="Consolas" w:eastAsia="Times New Roman" w:hAnsi="Consolas" w:cs="Times New Roman"/>
@@ -12502,18 +9159,7 @@
           <w:szCs w:val="20"/>
           <w:lang w:val="es-CO" w:eastAsia="es-CO"/>
         </w:rPr>
-        <w:t>.findElement</w:t>
-      </w:r>
-      <w:proofErr w:type="gramEnd"/>
-      <w:r>
-        <w:rPr>
-          <w:rFonts w:ascii="Consolas" w:eastAsia="Times New Roman" w:hAnsi="Consolas" w:cs="Times New Roman"/>
-          <w:color w:val="000000"/>
-          <w:sz w:val="20"/>
-          <w:szCs w:val="20"/>
-          <w:lang w:val="es-CO" w:eastAsia="es-CO"/>
-        </w:rPr>
-        <w:t>(By.</w:t>
+        <w:t>.findElement(By.</w:t>
       </w:r>
       <w:r>
         <w:rPr>
@@ -12613,8 +9259,6 @@
         </w:rPr>
         <w:t xml:space="preserve">        </w:t>
       </w:r>
-      <w:proofErr w:type="spellStart"/>
-      <w:proofErr w:type="gramStart"/>
       <w:r>
         <w:rPr>
           <w:rFonts w:ascii="Consolas" w:eastAsia="Times New Roman" w:hAnsi="Consolas" w:cs="Times New Roman"/>
@@ -12635,30 +9279,7 @@
           <w:szCs w:val="20"/>
           <w:lang w:val="es-CO" w:eastAsia="es-CO"/>
         </w:rPr>
-        <w:t>.findElement</w:t>
-      </w:r>
-      <w:proofErr w:type="spellEnd"/>
-      <w:proofErr w:type="gramEnd"/>
-      <w:r>
-        <w:rPr>
-          <w:rFonts w:ascii="Consolas" w:eastAsia="Times New Roman" w:hAnsi="Consolas" w:cs="Times New Roman"/>
-          <w:color w:val="000000"/>
-          <w:sz w:val="20"/>
-          <w:szCs w:val="20"/>
-          <w:lang w:val="es-CO" w:eastAsia="es-CO"/>
-        </w:rPr>
-        <w:t>(</w:t>
-      </w:r>
-      <w:proofErr w:type="spellStart"/>
-      <w:r>
-        <w:rPr>
-          <w:rFonts w:ascii="Consolas" w:eastAsia="Times New Roman" w:hAnsi="Consolas" w:cs="Times New Roman"/>
-          <w:color w:val="000000"/>
-          <w:sz w:val="20"/>
-          <w:szCs w:val="20"/>
-          <w:lang w:val="es-CO" w:eastAsia="es-CO"/>
-        </w:rPr>
-        <w:t>By.</w:t>
+        <w:t>.findElement(By.</w:t>
       </w:r>
       <w:r>
         <w:rPr>
@@ -12672,7 +9293,6 @@
         </w:rPr>
         <w:t>cssSelector</w:t>
       </w:r>
-      <w:proofErr w:type="spellEnd"/>
       <w:r>
         <w:rPr>
           <w:rFonts w:ascii="Consolas" w:eastAsia="Times New Roman" w:hAnsi="Consolas" w:cs="Times New Roman"/>
@@ -12691,61 +9311,17 @@
           <w:szCs w:val="20"/>
           <w:lang w:val="es-CO" w:eastAsia="es-CO"/>
         </w:rPr>
-        <w:t>"</w:t>
-      </w:r>
-      <w:proofErr w:type="spellStart"/>
-      <w:r>
-        <w:rPr>
-          <w:rFonts w:ascii="Consolas" w:eastAsia="Times New Roman" w:hAnsi="Consolas" w:cs="Times New Roman"/>
-          <w:color w:val="2A00FF"/>
-          <w:sz w:val="20"/>
-          <w:szCs w:val="20"/>
-          <w:lang w:val="es-CO" w:eastAsia="es-CO"/>
-        </w:rPr>
-        <w:t>button</w:t>
-      </w:r>
-      <w:proofErr w:type="spellEnd"/>
-      <w:r>
-        <w:rPr>
-          <w:rFonts w:ascii="Consolas" w:eastAsia="Times New Roman" w:hAnsi="Consolas" w:cs="Times New Roman"/>
-          <w:color w:val="2A00FF"/>
-          <w:sz w:val="20"/>
-          <w:szCs w:val="20"/>
-          <w:lang w:val="es-CO" w:eastAsia="es-CO"/>
-        </w:rPr>
-        <w:t>"</w:t>
-      </w:r>
-      <w:r>
-        <w:rPr>
-          <w:rFonts w:ascii="Consolas" w:eastAsia="Times New Roman" w:hAnsi="Consolas" w:cs="Times New Roman"/>
-          <w:color w:val="000000"/>
-          <w:sz w:val="20"/>
-          <w:szCs w:val="20"/>
-          <w:lang w:val="es-CO" w:eastAsia="es-CO"/>
-        </w:rPr>
-        <w:t>)).</w:t>
-      </w:r>
-      <w:proofErr w:type="spellStart"/>
-      <w:r>
-        <w:rPr>
-          <w:rFonts w:ascii="Consolas" w:eastAsia="Times New Roman" w:hAnsi="Consolas" w:cs="Times New Roman"/>
-          <w:color w:val="000000"/>
-          <w:sz w:val="20"/>
-          <w:szCs w:val="20"/>
-          <w:lang w:val="es-CO" w:eastAsia="es-CO"/>
-        </w:rPr>
-        <w:t>click</w:t>
-      </w:r>
-      <w:proofErr w:type="spellEnd"/>
-      <w:r>
-        <w:rPr>
-          <w:rFonts w:ascii="Consolas" w:eastAsia="Times New Roman" w:hAnsi="Consolas" w:cs="Times New Roman"/>
-          <w:color w:val="000000"/>
-          <w:sz w:val="20"/>
-          <w:szCs w:val="20"/>
-          <w:lang w:val="es-CO" w:eastAsia="es-CO"/>
-        </w:rPr>
-        <w:t>();</w:t>
+        <w:t>"button"</w:t>
+      </w:r>
+      <w:r>
+        <w:rPr>
+          <w:rFonts w:ascii="Consolas" w:eastAsia="Times New Roman" w:hAnsi="Consolas" w:cs="Times New Roman"/>
+          <w:color w:val="000000"/>
+          <w:sz w:val="20"/>
+          <w:szCs w:val="20"/>
+          <w:lang w:val="es-CO" w:eastAsia="es-CO"/>
+        </w:rPr>
+        <w:t>)).click();</w:t>
       </w:r>
     </w:p>
     <w:p>
@@ -12781,31 +9357,8 @@
           <w:szCs w:val="20"/>
           <w:lang w:val="es-CO" w:eastAsia="es-CO"/>
         </w:rPr>
-        <w:t xml:space="preserve">        </w:t>
-      </w:r>
-      <w:proofErr w:type="spellStart"/>
-      <w:r>
-        <w:rPr>
-          <w:rFonts w:ascii="Consolas" w:eastAsia="Times New Roman" w:hAnsi="Consolas" w:cs="Times New Roman"/>
-          <w:color w:val="000000"/>
-          <w:sz w:val="20"/>
-          <w:szCs w:val="20"/>
-          <w:lang w:val="es-CO" w:eastAsia="es-CO"/>
-        </w:rPr>
-        <w:t>String</w:t>
-      </w:r>
-      <w:proofErr w:type="spellEnd"/>
-      <w:r>
-        <w:rPr>
-          <w:rFonts w:ascii="Consolas" w:eastAsia="Times New Roman" w:hAnsi="Consolas" w:cs="Times New Roman"/>
-          <w:color w:val="000000"/>
-          <w:sz w:val="20"/>
-          <w:szCs w:val="20"/>
-          <w:lang w:val="es-CO" w:eastAsia="es-CO"/>
-        </w:rPr>
-        <w:t xml:space="preserve"> </w:t>
-      </w:r>
-      <w:proofErr w:type="spellStart"/>
+        <w:t xml:space="preserve">        String </w:t>
+      </w:r>
       <w:r>
         <w:rPr>
           <w:rFonts w:ascii="Consolas" w:eastAsia="Times New Roman" w:hAnsi="Consolas" w:cs="Times New Roman"/>
@@ -12816,7 +9369,6 @@
         </w:rPr>
         <w:t>alert</w:t>
       </w:r>
-      <w:proofErr w:type="spellEnd"/>
       <w:r>
         <w:rPr>
           <w:rFonts w:ascii="Consolas" w:eastAsia="Times New Roman" w:hAnsi="Consolas" w:cs="Times New Roman"/>
@@ -12827,8 +9379,6 @@
         </w:rPr>
         <w:t xml:space="preserve"> = </w:t>
       </w:r>
-      <w:proofErr w:type="spellStart"/>
-      <w:proofErr w:type="gramStart"/>
       <w:r>
         <w:rPr>
           <w:rFonts w:ascii="Consolas" w:eastAsia="Times New Roman" w:hAnsi="Consolas" w:cs="Times New Roman"/>
@@ -12849,30 +9399,7 @@
           <w:szCs w:val="20"/>
           <w:lang w:val="es-CO" w:eastAsia="es-CO"/>
         </w:rPr>
-        <w:t>.findElement</w:t>
-      </w:r>
-      <w:proofErr w:type="spellEnd"/>
-      <w:proofErr w:type="gramEnd"/>
-      <w:r>
-        <w:rPr>
-          <w:rFonts w:ascii="Consolas" w:eastAsia="Times New Roman" w:hAnsi="Consolas" w:cs="Times New Roman"/>
-          <w:color w:val="000000"/>
-          <w:sz w:val="20"/>
-          <w:szCs w:val="20"/>
-          <w:lang w:val="es-CO" w:eastAsia="es-CO"/>
-        </w:rPr>
-        <w:t>(</w:t>
-      </w:r>
-      <w:proofErr w:type="spellStart"/>
-      <w:r>
-        <w:rPr>
-          <w:rFonts w:ascii="Consolas" w:eastAsia="Times New Roman" w:hAnsi="Consolas" w:cs="Times New Roman"/>
-          <w:color w:val="000000"/>
-          <w:sz w:val="20"/>
-          <w:szCs w:val="20"/>
-          <w:lang w:val="es-CO" w:eastAsia="es-CO"/>
-        </w:rPr>
-        <w:t>By.</w:t>
+        <w:t>.findElement(By.</w:t>
       </w:r>
       <w:r>
         <w:rPr>
@@ -12886,7 +9413,6 @@
         </w:rPr>
         <w:t>id</w:t>
       </w:r>
-      <w:proofErr w:type="spellEnd"/>
       <w:r>
         <w:rPr>
           <w:rFonts w:ascii="Consolas" w:eastAsia="Times New Roman" w:hAnsi="Consolas" w:cs="Times New Roman"/>
@@ -12907,7 +9433,6 @@
         </w:rPr>
         <w:t>"</w:t>
       </w:r>
-      <w:proofErr w:type="spellStart"/>
       <w:r>
         <w:rPr>
           <w:rFonts w:ascii="Consolas" w:eastAsia="Times New Roman" w:hAnsi="Consolas" w:cs="Times New Roman"/>
@@ -12916,9 +9441,8 @@
           <w:szCs w:val="20"/>
           <w:lang w:val="es-CO" w:eastAsia="es-CO"/>
         </w:rPr>
-        <w:t>alertBox</w:t>
-      </w:r>
-      <w:proofErr w:type="spellEnd"/>
+        <w:t>emailError</w:t>
+      </w:r>
       <w:r>
         <w:rPr>
           <w:rFonts w:ascii="Consolas" w:eastAsia="Times New Roman" w:hAnsi="Consolas" w:cs="Times New Roman"/>
@@ -12937,29 +9461,7 @@
           <w:szCs w:val="20"/>
           <w:lang w:val="es-CO" w:eastAsia="es-CO"/>
         </w:rPr>
-        <w:t>)).</w:t>
-      </w:r>
-      <w:proofErr w:type="spellStart"/>
-      <w:r>
-        <w:rPr>
-          <w:rFonts w:ascii="Consolas" w:eastAsia="Times New Roman" w:hAnsi="Consolas" w:cs="Times New Roman"/>
-          <w:color w:val="000000"/>
-          <w:sz w:val="20"/>
-          <w:szCs w:val="20"/>
-          <w:lang w:val="es-CO" w:eastAsia="es-CO"/>
-        </w:rPr>
-        <w:t>getText</w:t>
-      </w:r>
-      <w:proofErr w:type="spellEnd"/>
-      <w:r>
-        <w:rPr>
-          <w:rFonts w:ascii="Consolas" w:eastAsia="Times New Roman" w:hAnsi="Consolas" w:cs="Times New Roman"/>
-          <w:color w:val="000000"/>
-          <w:sz w:val="20"/>
-          <w:szCs w:val="20"/>
-          <w:lang w:val="es-CO" w:eastAsia="es-CO"/>
-        </w:rPr>
-        <w:t>();</w:t>
+        <w:t>)).getText();</w:t>
       </w:r>
     </w:p>
     <w:p>
@@ -12997,7 +9499,6 @@
         </w:rPr>
         <w:t xml:space="preserve">        </w:t>
       </w:r>
-      <w:proofErr w:type="spellStart"/>
       <w:r>
         <w:rPr>
           <w:rFonts w:ascii="Consolas" w:eastAsia="Times New Roman" w:hAnsi="Consolas" w:cs="Times New Roman"/>
@@ -13010,29 +9511,16 @@
         </w:rPr>
         <w:t>if</w:t>
       </w:r>
-      <w:proofErr w:type="spellEnd"/>
-      <w:r>
-        <w:rPr>
-          <w:rFonts w:ascii="Consolas" w:eastAsia="Times New Roman" w:hAnsi="Consolas" w:cs="Times New Roman"/>
-          <w:color w:val="000000"/>
-          <w:sz w:val="20"/>
-          <w:szCs w:val="20"/>
-          <w:lang w:val="es-CO" w:eastAsia="es-CO"/>
-        </w:rPr>
-        <w:t xml:space="preserve"> </w:t>
-      </w:r>
-      <w:proofErr w:type="gramStart"/>
-      <w:r>
-        <w:rPr>
-          <w:rFonts w:ascii="Consolas" w:eastAsia="Times New Roman" w:hAnsi="Consolas" w:cs="Times New Roman"/>
-          <w:color w:val="000000"/>
-          <w:sz w:val="20"/>
-          <w:szCs w:val="20"/>
-          <w:lang w:val="es-CO" w:eastAsia="es-CO"/>
-        </w:rPr>
-        <w:t>(!</w:t>
-      </w:r>
-      <w:proofErr w:type="spellStart"/>
+      <w:r>
+        <w:rPr>
+          <w:rFonts w:ascii="Consolas" w:eastAsia="Times New Roman" w:hAnsi="Consolas" w:cs="Times New Roman"/>
+          <w:color w:val="000000"/>
+          <w:sz w:val="20"/>
+          <w:szCs w:val="20"/>
+          <w:lang w:val="es-CO" w:eastAsia="es-CO"/>
+        </w:rPr>
+        <w:t xml:space="preserve"> (!</w:t>
+      </w:r>
       <w:r>
         <w:rPr>
           <w:rFonts w:ascii="Consolas" w:eastAsia="Times New Roman" w:hAnsi="Consolas" w:cs="Times New Roman"/>
@@ -13043,27 +9531,15 @@
         </w:rPr>
         <w:t>alert</w:t>
       </w:r>
-      <w:proofErr w:type="gramEnd"/>
-      <w:r>
-        <w:rPr>
-          <w:rFonts w:ascii="Consolas" w:eastAsia="Times New Roman" w:hAnsi="Consolas" w:cs="Times New Roman"/>
-          <w:color w:val="000000"/>
-          <w:sz w:val="20"/>
-          <w:szCs w:val="20"/>
-          <w:lang w:val="es-CO" w:eastAsia="es-CO"/>
-        </w:rPr>
-        <w:t>.isEmpty</w:t>
-      </w:r>
-      <w:proofErr w:type="spellEnd"/>
-      <w:r>
-        <w:rPr>
-          <w:rFonts w:ascii="Consolas" w:eastAsia="Times New Roman" w:hAnsi="Consolas" w:cs="Times New Roman"/>
-          <w:color w:val="000000"/>
-          <w:sz w:val="20"/>
-          <w:szCs w:val="20"/>
-          <w:lang w:val="es-CO" w:eastAsia="es-CO"/>
-        </w:rPr>
-        <w:t>()) {</w:t>
+      <w:r>
+        <w:rPr>
+          <w:rFonts w:ascii="Consolas" w:eastAsia="Times New Roman" w:hAnsi="Consolas" w:cs="Times New Roman"/>
+          <w:color w:val="000000"/>
+          <w:sz w:val="20"/>
+          <w:szCs w:val="20"/>
+          <w:lang w:val="es-CO" w:eastAsia="es-CO"/>
+        </w:rPr>
+        <w:t>.isEmpty()) {</w:t>
       </w:r>
     </w:p>
     <w:p>
@@ -13086,18 +9562,7 @@
           <w:szCs w:val="20"/>
           <w:lang w:val="es-CO" w:eastAsia="es-CO"/>
         </w:rPr>
-        <w:t xml:space="preserve">            </w:t>
-      </w:r>
-      <w:proofErr w:type="spellStart"/>
-      <w:r>
-        <w:rPr>
-          <w:rFonts w:ascii="Consolas" w:eastAsia="Times New Roman" w:hAnsi="Consolas" w:cs="Times New Roman"/>
-          <w:color w:val="000000"/>
-          <w:sz w:val="20"/>
-          <w:szCs w:val="20"/>
-          <w:lang w:val="es-CO" w:eastAsia="es-CO"/>
-        </w:rPr>
-        <w:t>System.</w:t>
+        <w:t xml:space="preserve">            System.</w:t>
       </w:r>
       <w:r>
         <w:rPr>
@@ -13121,18 +9586,7 @@
           <w:szCs w:val="20"/>
           <w:lang w:val="es-CO" w:eastAsia="es-CO"/>
         </w:rPr>
-        <w:t>.println</w:t>
-      </w:r>
-      <w:proofErr w:type="spellEnd"/>
-      <w:r>
-        <w:rPr>
-          <w:rFonts w:ascii="Consolas" w:eastAsia="Times New Roman" w:hAnsi="Consolas" w:cs="Times New Roman"/>
-          <w:color w:val="000000"/>
-          <w:sz w:val="20"/>
-          <w:szCs w:val="20"/>
-          <w:lang w:val="es-CO" w:eastAsia="es-CO"/>
-        </w:rPr>
-        <w:t>(</w:t>
+        <w:t>.println(</w:t>
       </w:r>
       <w:r>
         <w:rPr>
@@ -13177,7 +9631,6 @@
         </w:rPr>
         <w:t xml:space="preserve">        } </w:t>
       </w:r>
-      <w:proofErr w:type="spellStart"/>
       <w:r>
         <w:rPr>
           <w:rFonts w:ascii="Consolas" w:eastAsia="Times New Roman" w:hAnsi="Consolas" w:cs="Times New Roman"/>
@@ -13190,7 +9643,6 @@
         </w:rPr>
         <w:t>else</w:t>
       </w:r>
-      <w:proofErr w:type="spellEnd"/>
       <w:r>
         <w:rPr>
           <w:rFonts w:ascii="Consolas" w:eastAsia="Times New Roman" w:hAnsi="Consolas" w:cs="Times New Roman"/>
@@ -13222,18 +9674,7 @@
           <w:szCs w:val="20"/>
           <w:lang w:val="es-CO" w:eastAsia="es-CO"/>
         </w:rPr>
-        <w:t xml:space="preserve">            </w:t>
-      </w:r>
-      <w:proofErr w:type="spellStart"/>
-      <w:r>
-        <w:rPr>
-          <w:rFonts w:ascii="Consolas" w:eastAsia="Times New Roman" w:hAnsi="Consolas" w:cs="Times New Roman"/>
-          <w:color w:val="000000"/>
-          <w:sz w:val="20"/>
-          <w:szCs w:val="20"/>
-          <w:lang w:val="es-CO" w:eastAsia="es-CO"/>
-        </w:rPr>
-        <w:t>System.</w:t>
+        <w:t xml:space="preserve">            System.</w:t>
       </w:r>
       <w:r>
         <w:rPr>
@@ -13257,18 +9698,7 @@
           <w:szCs w:val="20"/>
           <w:lang w:val="es-CO" w:eastAsia="es-CO"/>
         </w:rPr>
-        <w:t>.println</w:t>
-      </w:r>
-      <w:proofErr w:type="spellEnd"/>
-      <w:r>
-        <w:rPr>
-          <w:rFonts w:ascii="Consolas" w:eastAsia="Times New Roman" w:hAnsi="Consolas" w:cs="Times New Roman"/>
-          <w:color w:val="000000"/>
-          <w:sz w:val="20"/>
-          <w:szCs w:val="20"/>
-          <w:lang w:val="es-CO" w:eastAsia="es-CO"/>
-        </w:rPr>
-        <w:t>(</w:t>
+        <w:t>.println(</w:t>
       </w:r>
       <w:r>
         <w:rPr>
@@ -13444,7 +9874,6 @@
         </w:rPr>
         <w:t xml:space="preserve">    </w:t>
       </w:r>
-      <w:proofErr w:type="spellStart"/>
       <w:r>
         <w:rPr>
           <w:rFonts w:ascii="Consolas" w:eastAsia="Times New Roman" w:hAnsi="Consolas" w:cs="Times New Roman"/>
@@ -13457,7 +9886,6 @@
         </w:rPr>
         <w:t>public</w:t>
       </w:r>
-      <w:proofErr w:type="spellEnd"/>
       <w:r>
         <w:rPr>
           <w:rFonts w:ascii="Consolas" w:eastAsia="Times New Roman" w:hAnsi="Consolas" w:cs="Times New Roman"/>
@@ -13468,7 +9896,6 @@
         </w:rPr>
         <w:t xml:space="preserve"> </w:t>
       </w:r>
-      <w:proofErr w:type="spellStart"/>
       <w:r>
         <w:rPr>
           <w:rFonts w:ascii="Consolas" w:eastAsia="Times New Roman" w:hAnsi="Consolas" w:cs="Times New Roman"/>
@@ -13481,7 +9908,6 @@
         </w:rPr>
         <w:t>static</w:t>
       </w:r>
-      <w:proofErr w:type="spellEnd"/>
       <w:r>
         <w:rPr>
           <w:rFonts w:ascii="Consolas" w:eastAsia="Times New Roman" w:hAnsi="Consolas" w:cs="Times New Roman"/>
@@ -13492,7 +9918,6 @@
         </w:rPr>
         <w:t xml:space="preserve"> </w:t>
       </w:r>
-      <w:proofErr w:type="spellStart"/>
       <w:r>
         <w:rPr>
           <w:rFonts w:ascii="Consolas" w:eastAsia="Times New Roman" w:hAnsi="Consolas" w:cs="Times New Roman"/>
@@ -13505,38 +9930,15 @@
         </w:rPr>
         <w:t>void</w:t>
       </w:r>
-      <w:proofErr w:type="spellEnd"/>
-      <w:r>
-        <w:rPr>
-          <w:rFonts w:ascii="Consolas" w:eastAsia="Times New Roman" w:hAnsi="Consolas" w:cs="Times New Roman"/>
-          <w:color w:val="000000"/>
-          <w:sz w:val="20"/>
-          <w:szCs w:val="20"/>
-          <w:lang w:val="es-CO" w:eastAsia="es-CO"/>
-        </w:rPr>
-        <w:t xml:space="preserve"> cp06_</w:t>
-      </w:r>
-      <w:proofErr w:type="gramStart"/>
-      <w:r>
-        <w:rPr>
-          <w:rFonts w:ascii="Consolas" w:eastAsia="Times New Roman" w:hAnsi="Consolas" w:cs="Times New Roman"/>
-          <w:color w:val="000000"/>
-          <w:sz w:val="20"/>
-          <w:szCs w:val="20"/>
-          <w:lang w:val="es-CO" w:eastAsia="es-CO"/>
-        </w:rPr>
-        <w:t>camposVacios(</w:t>
-      </w:r>
-      <w:proofErr w:type="gramEnd"/>
-      <w:r>
-        <w:rPr>
-          <w:rFonts w:ascii="Consolas" w:eastAsia="Times New Roman" w:hAnsi="Consolas" w:cs="Times New Roman"/>
-          <w:color w:val="000000"/>
-          <w:sz w:val="20"/>
-          <w:szCs w:val="20"/>
-          <w:lang w:val="es-CO" w:eastAsia="es-CO"/>
-        </w:rPr>
-        <w:t>) {</w:t>
+      <w:r>
+        <w:rPr>
+          <w:rFonts w:ascii="Consolas" w:eastAsia="Times New Roman" w:hAnsi="Consolas" w:cs="Times New Roman"/>
+          <w:color w:val="000000"/>
+          <w:sz w:val="20"/>
+          <w:szCs w:val="20"/>
+          <w:lang w:val="es-CO" w:eastAsia="es-CO"/>
+        </w:rPr>
+        <w:t xml:space="preserve"> cp06_camposVacios() {</w:t>
       </w:r>
     </w:p>
     <w:p>
@@ -13574,8 +9976,6 @@
         </w:rPr>
         <w:t xml:space="preserve">        </w:t>
       </w:r>
-      <w:proofErr w:type="spellStart"/>
-      <w:proofErr w:type="gramStart"/>
       <w:r>
         <w:rPr>
           <w:rFonts w:ascii="Consolas" w:eastAsia="Times New Roman" w:hAnsi="Consolas" w:cs="Times New Roman"/>
@@ -13596,41 +9996,7 @@
           <w:szCs w:val="20"/>
           <w:lang w:val="es-CO" w:eastAsia="es-CO"/>
         </w:rPr>
-        <w:t>.navigate</w:t>
-      </w:r>
-      <w:proofErr w:type="spellEnd"/>
-      <w:proofErr w:type="gramEnd"/>
-      <w:r>
-        <w:rPr>
-          <w:rFonts w:ascii="Consolas" w:eastAsia="Times New Roman" w:hAnsi="Consolas" w:cs="Times New Roman"/>
-          <w:color w:val="000000"/>
-          <w:sz w:val="20"/>
-          <w:szCs w:val="20"/>
-          <w:lang w:val="es-CO" w:eastAsia="es-CO"/>
-        </w:rPr>
-        <w:t>().</w:t>
-      </w:r>
-      <w:proofErr w:type="spellStart"/>
-      <w:r>
-        <w:rPr>
-          <w:rFonts w:ascii="Consolas" w:eastAsia="Times New Roman" w:hAnsi="Consolas" w:cs="Times New Roman"/>
-          <w:color w:val="000000"/>
-          <w:sz w:val="20"/>
-          <w:szCs w:val="20"/>
-          <w:lang w:val="es-CO" w:eastAsia="es-CO"/>
-        </w:rPr>
-        <w:t>refresh</w:t>
-      </w:r>
-      <w:proofErr w:type="spellEnd"/>
-      <w:r>
-        <w:rPr>
-          <w:rFonts w:ascii="Consolas" w:eastAsia="Times New Roman" w:hAnsi="Consolas" w:cs="Times New Roman"/>
-          <w:color w:val="000000"/>
-          <w:sz w:val="20"/>
-          <w:szCs w:val="20"/>
-          <w:lang w:val="es-CO" w:eastAsia="es-CO"/>
-        </w:rPr>
-        <w:t>();</w:t>
+        <w:t>.navigate().refresh();</w:t>
       </w:r>
     </w:p>
     <w:p>
@@ -13668,8 +10034,6 @@
         </w:rPr>
         <w:t xml:space="preserve">        </w:t>
       </w:r>
-      <w:proofErr w:type="spellStart"/>
-      <w:proofErr w:type="gramStart"/>
       <w:r>
         <w:rPr>
           <w:rFonts w:ascii="Consolas" w:eastAsia="Times New Roman" w:hAnsi="Consolas" w:cs="Times New Roman"/>
@@ -13690,30 +10054,7 @@
           <w:szCs w:val="20"/>
           <w:lang w:val="es-CO" w:eastAsia="es-CO"/>
         </w:rPr>
-        <w:t>.findElement</w:t>
-      </w:r>
-      <w:proofErr w:type="spellEnd"/>
-      <w:proofErr w:type="gramEnd"/>
-      <w:r>
-        <w:rPr>
-          <w:rFonts w:ascii="Consolas" w:eastAsia="Times New Roman" w:hAnsi="Consolas" w:cs="Times New Roman"/>
-          <w:color w:val="000000"/>
-          <w:sz w:val="20"/>
-          <w:szCs w:val="20"/>
-          <w:lang w:val="es-CO" w:eastAsia="es-CO"/>
-        </w:rPr>
-        <w:t>(</w:t>
-      </w:r>
-      <w:proofErr w:type="spellStart"/>
-      <w:r>
-        <w:rPr>
-          <w:rFonts w:ascii="Consolas" w:eastAsia="Times New Roman" w:hAnsi="Consolas" w:cs="Times New Roman"/>
-          <w:color w:val="000000"/>
-          <w:sz w:val="20"/>
-          <w:szCs w:val="20"/>
-          <w:lang w:val="es-CO" w:eastAsia="es-CO"/>
-        </w:rPr>
-        <w:t>By.</w:t>
+        <w:t>.findElement(By.</w:t>
       </w:r>
       <w:r>
         <w:rPr>
@@ -13727,7 +10068,6 @@
         </w:rPr>
         <w:t>cssSelector</w:t>
       </w:r>
-      <w:proofErr w:type="spellEnd"/>
       <w:r>
         <w:rPr>
           <w:rFonts w:ascii="Consolas" w:eastAsia="Times New Roman" w:hAnsi="Consolas" w:cs="Times New Roman"/>
@@ -13746,61 +10086,17 @@
           <w:szCs w:val="20"/>
           <w:lang w:val="es-CO" w:eastAsia="es-CO"/>
         </w:rPr>
-        <w:t>"</w:t>
-      </w:r>
-      <w:proofErr w:type="spellStart"/>
-      <w:r>
-        <w:rPr>
-          <w:rFonts w:ascii="Consolas" w:eastAsia="Times New Roman" w:hAnsi="Consolas" w:cs="Times New Roman"/>
-          <w:color w:val="2A00FF"/>
-          <w:sz w:val="20"/>
-          <w:szCs w:val="20"/>
-          <w:lang w:val="es-CO" w:eastAsia="es-CO"/>
-        </w:rPr>
-        <w:t>button</w:t>
-      </w:r>
-      <w:proofErr w:type="spellEnd"/>
-      <w:r>
-        <w:rPr>
-          <w:rFonts w:ascii="Consolas" w:eastAsia="Times New Roman" w:hAnsi="Consolas" w:cs="Times New Roman"/>
-          <w:color w:val="2A00FF"/>
-          <w:sz w:val="20"/>
-          <w:szCs w:val="20"/>
-          <w:lang w:val="es-CO" w:eastAsia="es-CO"/>
-        </w:rPr>
-        <w:t>"</w:t>
-      </w:r>
-      <w:r>
-        <w:rPr>
-          <w:rFonts w:ascii="Consolas" w:eastAsia="Times New Roman" w:hAnsi="Consolas" w:cs="Times New Roman"/>
-          <w:color w:val="000000"/>
-          <w:sz w:val="20"/>
-          <w:szCs w:val="20"/>
-          <w:lang w:val="es-CO" w:eastAsia="es-CO"/>
-        </w:rPr>
-        <w:t>)).</w:t>
-      </w:r>
-      <w:proofErr w:type="spellStart"/>
-      <w:r>
-        <w:rPr>
-          <w:rFonts w:ascii="Consolas" w:eastAsia="Times New Roman" w:hAnsi="Consolas" w:cs="Times New Roman"/>
-          <w:color w:val="000000"/>
-          <w:sz w:val="20"/>
-          <w:szCs w:val="20"/>
-          <w:lang w:val="es-CO" w:eastAsia="es-CO"/>
-        </w:rPr>
-        <w:t>click</w:t>
-      </w:r>
-      <w:proofErr w:type="spellEnd"/>
-      <w:r>
-        <w:rPr>
-          <w:rFonts w:ascii="Consolas" w:eastAsia="Times New Roman" w:hAnsi="Consolas" w:cs="Times New Roman"/>
-          <w:color w:val="000000"/>
-          <w:sz w:val="20"/>
-          <w:szCs w:val="20"/>
-          <w:lang w:val="es-CO" w:eastAsia="es-CO"/>
-        </w:rPr>
-        <w:t>();</w:t>
+        <w:t>"button"</w:t>
+      </w:r>
+      <w:r>
+        <w:rPr>
+          <w:rFonts w:ascii="Consolas" w:eastAsia="Times New Roman" w:hAnsi="Consolas" w:cs="Times New Roman"/>
+          <w:color w:val="000000"/>
+          <w:sz w:val="20"/>
+          <w:szCs w:val="20"/>
+          <w:lang w:val="es-CO" w:eastAsia="es-CO"/>
+        </w:rPr>
+        <w:t>)).click();</w:t>
       </w:r>
     </w:p>
     <w:p>
@@ -13836,29 +10132,7 @@
           <w:szCs w:val="20"/>
           <w:lang w:val="es-CO" w:eastAsia="es-CO"/>
         </w:rPr>
-        <w:t xml:space="preserve">        </w:t>
-      </w:r>
-      <w:proofErr w:type="spellStart"/>
-      <w:r>
-        <w:rPr>
-          <w:rFonts w:ascii="Consolas" w:eastAsia="Times New Roman" w:hAnsi="Consolas" w:cs="Times New Roman"/>
-          <w:color w:val="000000"/>
-          <w:sz w:val="20"/>
-          <w:szCs w:val="20"/>
-          <w:lang w:val="es-CO" w:eastAsia="es-CO"/>
-        </w:rPr>
-        <w:t>String</w:t>
-      </w:r>
-      <w:proofErr w:type="spellEnd"/>
-      <w:r>
-        <w:rPr>
-          <w:rFonts w:ascii="Consolas" w:eastAsia="Times New Roman" w:hAnsi="Consolas" w:cs="Times New Roman"/>
-          <w:color w:val="000000"/>
-          <w:sz w:val="20"/>
-          <w:szCs w:val="20"/>
-          <w:lang w:val="es-CO" w:eastAsia="es-CO"/>
-        </w:rPr>
-        <w:t xml:space="preserve"> </w:t>
+        <w:t xml:space="preserve">        String </w:t>
       </w:r>
       <w:r>
         <w:rPr>
@@ -13880,8 +10154,6 @@
         </w:rPr>
         <w:t xml:space="preserve"> = </w:t>
       </w:r>
-      <w:proofErr w:type="spellStart"/>
-      <w:proofErr w:type="gramStart"/>
       <w:r>
         <w:rPr>
           <w:rFonts w:ascii="Consolas" w:eastAsia="Times New Roman" w:hAnsi="Consolas" w:cs="Times New Roman"/>
@@ -13902,30 +10174,7 @@
           <w:szCs w:val="20"/>
           <w:lang w:val="es-CO" w:eastAsia="es-CO"/>
         </w:rPr>
-        <w:t>.findElement</w:t>
-      </w:r>
-      <w:proofErr w:type="spellEnd"/>
-      <w:proofErr w:type="gramEnd"/>
-      <w:r>
-        <w:rPr>
-          <w:rFonts w:ascii="Consolas" w:eastAsia="Times New Roman" w:hAnsi="Consolas" w:cs="Times New Roman"/>
-          <w:color w:val="000000"/>
-          <w:sz w:val="20"/>
-          <w:szCs w:val="20"/>
-          <w:lang w:val="es-CO" w:eastAsia="es-CO"/>
-        </w:rPr>
-        <w:t>(</w:t>
-      </w:r>
-      <w:proofErr w:type="spellStart"/>
-      <w:r>
-        <w:rPr>
-          <w:rFonts w:ascii="Consolas" w:eastAsia="Times New Roman" w:hAnsi="Consolas" w:cs="Times New Roman"/>
-          <w:color w:val="000000"/>
-          <w:sz w:val="20"/>
-          <w:szCs w:val="20"/>
-          <w:lang w:val="es-CO" w:eastAsia="es-CO"/>
-        </w:rPr>
-        <w:t>By.</w:t>
+        <w:t>.findElement(By.</w:t>
       </w:r>
       <w:r>
         <w:rPr>
@@ -13939,7 +10188,6 @@
         </w:rPr>
         <w:t>id</w:t>
       </w:r>
-      <w:proofErr w:type="spellEnd"/>
       <w:r>
         <w:rPr>
           <w:rFonts w:ascii="Consolas" w:eastAsia="Times New Roman" w:hAnsi="Consolas" w:cs="Times New Roman"/>
@@ -13958,61 +10206,17 @@
           <w:szCs w:val="20"/>
           <w:lang w:val="es-CO" w:eastAsia="es-CO"/>
         </w:rPr>
-        <w:t>"</w:t>
-      </w:r>
-      <w:proofErr w:type="spellStart"/>
-      <w:r>
-        <w:rPr>
-          <w:rFonts w:ascii="Consolas" w:eastAsia="Times New Roman" w:hAnsi="Consolas" w:cs="Times New Roman"/>
-          <w:color w:val="2A00FF"/>
-          <w:sz w:val="20"/>
-          <w:szCs w:val="20"/>
-          <w:lang w:val="es-CO" w:eastAsia="es-CO"/>
-        </w:rPr>
-        <w:t>fullNameError</w:t>
-      </w:r>
-      <w:proofErr w:type="spellEnd"/>
-      <w:r>
-        <w:rPr>
-          <w:rFonts w:ascii="Consolas" w:eastAsia="Times New Roman" w:hAnsi="Consolas" w:cs="Times New Roman"/>
-          <w:color w:val="2A00FF"/>
-          <w:sz w:val="20"/>
-          <w:szCs w:val="20"/>
-          <w:lang w:val="es-CO" w:eastAsia="es-CO"/>
-        </w:rPr>
-        <w:t>"</w:t>
-      </w:r>
-      <w:r>
-        <w:rPr>
-          <w:rFonts w:ascii="Consolas" w:eastAsia="Times New Roman" w:hAnsi="Consolas" w:cs="Times New Roman"/>
-          <w:color w:val="000000"/>
-          <w:sz w:val="20"/>
-          <w:szCs w:val="20"/>
-          <w:lang w:val="es-CO" w:eastAsia="es-CO"/>
-        </w:rPr>
-        <w:t>)).</w:t>
-      </w:r>
-      <w:proofErr w:type="spellStart"/>
-      <w:r>
-        <w:rPr>
-          <w:rFonts w:ascii="Consolas" w:eastAsia="Times New Roman" w:hAnsi="Consolas" w:cs="Times New Roman"/>
-          <w:color w:val="000000"/>
-          <w:sz w:val="20"/>
-          <w:szCs w:val="20"/>
-          <w:lang w:val="es-CO" w:eastAsia="es-CO"/>
-        </w:rPr>
-        <w:t>getText</w:t>
-      </w:r>
-      <w:proofErr w:type="spellEnd"/>
-      <w:r>
-        <w:rPr>
-          <w:rFonts w:ascii="Consolas" w:eastAsia="Times New Roman" w:hAnsi="Consolas" w:cs="Times New Roman"/>
-          <w:color w:val="000000"/>
-          <w:sz w:val="20"/>
-          <w:szCs w:val="20"/>
-          <w:lang w:val="es-CO" w:eastAsia="es-CO"/>
-        </w:rPr>
-        <w:t>();</w:t>
+        <w:t>"fullNameError"</w:t>
+      </w:r>
+      <w:r>
+        <w:rPr>
+          <w:rFonts w:ascii="Consolas" w:eastAsia="Times New Roman" w:hAnsi="Consolas" w:cs="Times New Roman"/>
+          <w:color w:val="000000"/>
+          <w:sz w:val="20"/>
+          <w:szCs w:val="20"/>
+          <w:lang w:val="es-CO" w:eastAsia="es-CO"/>
+        </w:rPr>
+        <w:t>)).getText();</w:t>
       </w:r>
     </w:p>
     <w:p>
@@ -14050,7 +10254,6 @@
         </w:rPr>
         <w:t xml:space="preserve">        </w:t>
       </w:r>
-      <w:proofErr w:type="spellStart"/>
       <w:r>
         <w:rPr>
           <w:rFonts w:ascii="Consolas" w:eastAsia="Times New Roman" w:hAnsi="Consolas" w:cs="Times New Roman"/>
@@ -14063,29 +10266,16 @@
         </w:rPr>
         <w:t>if</w:t>
       </w:r>
-      <w:proofErr w:type="spellEnd"/>
-      <w:r>
-        <w:rPr>
-          <w:rFonts w:ascii="Consolas" w:eastAsia="Times New Roman" w:hAnsi="Consolas" w:cs="Times New Roman"/>
-          <w:color w:val="000000"/>
-          <w:sz w:val="20"/>
-          <w:szCs w:val="20"/>
-          <w:lang w:val="es-CO" w:eastAsia="es-CO"/>
-        </w:rPr>
-        <w:t xml:space="preserve"> </w:t>
-      </w:r>
-      <w:proofErr w:type="gramStart"/>
-      <w:r>
-        <w:rPr>
-          <w:rFonts w:ascii="Consolas" w:eastAsia="Times New Roman" w:hAnsi="Consolas" w:cs="Times New Roman"/>
-          <w:color w:val="000000"/>
-          <w:sz w:val="20"/>
-          <w:szCs w:val="20"/>
-          <w:lang w:val="es-CO" w:eastAsia="es-CO"/>
-        </w:rPr>
-        <w:t>(!</w:t>
-      </w:r>
-      <w:proofErr w:type="spellStart"/>
+      <w:r>
+        <w:rPr>
+          <w:rFonts w:ascii="Consolas" w:eastAsia="Times New Roman" w:hAnsi="Consolas" w:cs="Times New Roman"/>
+          <w:color w:val="000000"/>
+          <w:sz w:val="20"/>
+          <w:szCs w:val="20"/>
+          <w:lang w:val="es-CO" w:eastAsia="es-CO"/>
+        </w:rPr>
+        <w:t xml:space="preserve"> (!</w:t>
+      </w:r>
       <w:r>
         <w:rPr>
           <w:rFonts w:ascii="Consolas" w:eastAsia="Times New Roman" w:hAnsi="Consolas" w:cs="Times New Roman"/>
@@ -14096,27 +10286,15 @@
         </w:rPr>
         <w:t>error</w:t>
       </w:r>
-      <w:proofErr w:type="gramEnd"/>
-      <w:r>
-        <w:rPr>
-          <w:rFonts w:ascii="Consolas" w:eastAsia="Times New Roman" w:hAnsi="Consolas" w:cs="Times New Roman"/>
-          <w:color w:val="000000"/>
-          <w:sz w:val="20"/>
-          <w:szCs w:val="20"/>
-          <w:lang w:val="es-CO" w:eastAsia="es-CO"/>
-        </w:rPr>
-        <w:t>.isEmpty</w:t>
-      </w:r>
-      <w:proofErr w:type="spellEnd"/>
-      <w:r>
-        <w:rPr>
-          <w:rFonts w:ascii="Consolas" w:eastAsia="Times New Roman" w:hAnsi="Consolas" w:cs="Times New Roman"/>
-          <w:color w:val="000000"/>
-          <w:sz w:val="20"/>
-          <w:szCs w:val="20"/>
-          <w:lang w:val="es-CO" w:eastAsia="es-CO"/>
-        </w:rPr>
-        <w:t>()) {</w:t>
+      <w:r>
+        <w:rPr>
+          <w:rFonts w:ascii="Consolas" w:eastAsia="Times New Roman" w:hAnsi="Consolas" w:cs="Times New Roman"/>
+          <w:color w:val="000000"/>
+          <w:sz w:val="20"/>
+          <w:szCs w:val="20"/>
+          <w:lang w:val="es-CO" w:eastAsia="es-CO"/>
+        </w:rPr>
+        <w:t>.isEmpty()) {</w:t>
       </w:r>
     </w:p>
     <w:p>
@@ -14139,18 +10317,7 @@
           <w:szCs w:val="20"/>
           <w:lang w:val="es-CO" w:eastAsia="es-CO"/>
         </w:rPr>
-        <w:t xml:space="preserve">            </w:t>
-      </w:r>
-      <w:proofErr w:type="spellStart"/>
-      <w:r>
-        <w:rPr>
-          <w:rFonts w:ascii="Consolas" w:eastAsia="Times New Roman" w:hAnsi="Consolas" w:cs="Times New Roman"/>
-          <w:color w:val="000000"/>
-          <w:sz w:val="20"/>
-          <w:szCs w:val="20"/>
-          <w:lang w:val="es-CO" w:eastAsia="es-CO"/>
-        </w:rPr>
-        <w:t>System.</w:t>
+        <w:t xml:space="preserve">            System.</w:t>
       </w:r>
       <w:r>
         <w:rPr>
@@ -14174,18 +10341,7 @@
           <w:szCs w:val="20"/>
           <w:lang w:val="es-CO" w:eastAsia="es-CO"/>
         </w:rPr>
-        <w:t>.println</w:t>
-      </w:r>
-      <w:proofErr w:type="spellEnd"/>
-      <w:r>
-        <w:rPr>
-          <w:rFonts w:ascii="Consolas" w:eastAsia="Times New Roman" w:hAnsi="Consolas" w:cs="Times New Roman"/>
-          <w:color w:val="000000"/>
-          <w:sz w:val="20"/>
-          <w:szCs w:val="20"/>
-          <w:lang w:val="es-CO" w:eastAsia="es-CO"/>
-        </w:rPr>
-        <w:t>(</w:t>
+        <w:t>.println(</w:t>
       </w:r>
       <w:r>
         <w:rPr>
@@ -14230,7 +10386,6 @@
         </w:rPr>
         <w:t xml:space="preserve">        } </w:t>
       </w:r>
-      <w:proofErr w:type="spellStart"/>
       <w:r>
         <w:rPr>
           <w:rFonts w:ascii="Consolas" w:eastAsia="Times New Roman" w:hAnsi="Consolas" w:cs="Times New Roman"/>
@@ -14243,7 +10398,6 @@
         </w:rPr>
         <w:t>else</w:t>
       </w:r>
-      <w:proofErr w:type="spellEnd"/>
       <w:r>
         <w:rPr>
           <w:rFonts w:ascii="Consolas" w:eastAsia="Times New Roman" w:hAnsi="Consolas" w:cs="Times New Roman"/>
@@ -14275,18 +10429,7 @@
           <w:szCs w:val="20"/>
           <w:lang w:val="es-CO" w:eastAsia="es-CO"/>
         </w:rPr>
-        <w:t xml:space="preserve">            </w:t>
-      </w:r>
-      <w:proofErr w:type="spellStart"/>
-      <w:r>
-        <w:rPr>
-          <w:rFonts w:ascii="Consolas" w:eastAsia="Times New Roman" w:hAnsi="Consolas" w:cs="Times New Roman"/>
-          <w:color w:val="000000"/>
-          <w:sz w:val="20"/>
-          <w:szCs w:val="20"/>
-          <w:lang w:val="es-CO" w:eastAsia="es-CO"/>
-        </w:rPr>
-        <w:t>System.</w:t>
+        <w:t xml:space="preserve">            System.</w:t>
       </w:r>
       <w:r>
         <w:rPr>
@@ -14310,18 +10453,7 @@
           <w:szCs w:val="20"/>
           <w:lang w:val="es-CO" w:eastAsia="es-CO"/>
         </w:rPr>
-        <w:t>.println</w:t>
-      </w:r>
-      <w:proofErr w:type="spellEnd"/>
-      <w:r>
-        <w:rPr>
-          <w:rFonts w:ascii="Consolas" w:eastAsia="Times New Roman" w:hAnsi="Consolas" w:cs="Times New Roman"/>
-          <w:color w:val="000000"/>
-          <w:sz w:val="20"/>
-          <w:szCs w:val="20"/>
-          <w:lang w:val="es-CO" w:eastAsia="es-CO"/>
-        </w:rPr>
-        <w:t>(</w:t>
+        <w:t>.println(</w:t>
       </w:r>
       <w:r>
         <w:rPr>
@@ -14432,7 +10564,7 @@
 </file>
 
 <file path=word/numbering.xml><?xml version="1.0" encoding="utf-8"?>
-<w:numbering xmlns:wpc="http://schemas.microsoft.com/office/word/2010/wordprocessingCanvas" xmlns:cx="http://schemas.microsoft.com/office/drawing/2014/chartex" xmlns:cx1="http://schemas.microsoft.com/office/drawing/2015/9/8/chartex" xmlns:cx2="http://schemas.microsoft.com/office/drawing/2015/10/21/chartex" xmlns:cx3="http://schemas.microsoft.com/office/drawing/2016/5/9/chartex" xmlns:cx4="http://schemas.microsoft.com/office/drawing/2016/5/10/chartex" xmlns:cx5="http://schemas.microsoft.com/office/drawing/2016/5/11/chartex" xmlns:cx6="http://schemas.microsoft.com/office/drawing/2016/5/12/chartex" xmlns:cx7="http://schemas.microsoft.com/office/drawing/2016/5/13/chartex" xmlns:cx8="http://schemas.microsoft.com/office/drawing/2016/5/14/chartex" xmlns:mc="http://schemas.openxmlformats.org/markup-compatibility/2006" xmlns:aink="http://schemas.microsoft.com/office/drawing/2016/ink" xmlns:am3d="http://schemas.microsoft.com/office/drawing/2017/model3d" xmlns:o="urn:schemas-microsoft-com:office:office" xmlns:r="http://schemas.openxmlformats.org/officeDocument/2006/relationships" xmlns:m="http://schemas.openxmlformats.org/officeDocument/2006/math" xmlns:v="urn:schemas-microsoft-com:vml" xmlns:wp14="http://schemas.microsoft.com/office/word/2010/wordprocessingDrawing" xmlns:wp="http://schemas.openxmlformats.org/drawingml/2006/wordprocessingDrawing" xmlns:w10="urn:schemas-microsoft-com:office:word" xmlns:w="http://schemas.openxmlformats.org/wordprocessingml/2006/main" xmlns:w14="http://schemas.microsoft.com/office/word/2010/wordml" xmlns:w15="http://schemas.microsoft.com/office/word/2012/wordml" xmlns:w16cex="http://schemas.microsoft.com/office/word/2018/wordml/cex" xmlns:w16cid="http://schemas.microsoft.com/office/word/2016/wordml/cid" xmlns:w16="http://schemas.microsoft.com/office/word/2018/wordml" xmlns:w16sdtdh="http://schemas.microsoft.com/office/word/2020/wordml/sdtdatahash" xmlns:w16se="http://schemas.microsoft.com/office/word/2015/wordml/symex" xmlns:wpg="http://schemas.microsoft.com/office/word/2010/wordprocessingGroup" xmlns:wpi="http://schemas.microsoft.com/office/word/2010/wordprocessingInk" xmlns:wne="http://schemas.microsoft.com/office/word/2006/wordml" xmlns:wps="http://schemas.microsoft.com/office/word/2010/wordprocessingShape" mc:Ignorable="w14 w15 w16se w16cid w16 w16cex w16sdtdh wp14">
+<w:numbering xmlns:wpc="http://schemas.microsoft.com/office/word/2010/wordprocessingCanvas" xmlns:cx="http://schemas.microsoft.com/office/drawing/2014/chartex" xmlns:cx1="http://schemas.microsoft.com/office/drawing/2015/9/8/chartex" xmlns:cx2="http://schemas.microsoft.com/office/drawing/2015/10/21/chartex" xmlns:cx3="http://schemas.microsoft.com/office/drawing/2016/5/9/chartex" xmlns:cx4="http://schemas.microsoft.com/office/drawing/2016/5/10/chartex" xmlns:cx5="http://schemas.microsoft.com/office/drawing/2016/5/11/chartex" xmlns:cx6="http://schemas.microsoft.com/office/drawing/2016/5/12/chartex" xmlns:cx7="http://schemas.microsoft.com/office/drawing/2016/5/13/chartex" xmlns:cx8="http://schemas.microsoft.com/office/drawing/2016/5/14/chartex" xmlns:mc="http://schemas.openxmlformats.org/markup-compatibility/2006" xmlns:aink="http://schemas.microsoft.com/office/drawing/2016/ink" xmlns:am3d="http://schemas.microsoft.com/office/drawing/2017/model3d" xmlns:o="urn:schemas-microsoft-com:office:office" xmlns:oel="http://schemas.microsoft.com/office/2019/extlst" xmlns:r="http://schemas.openxmlformats.org/officeDocument/2006/relationships" xmlns:m="http://schemas.openxmlformats.org/officeDocument/2006/math" xmlns:v="urn:schemas-microsoft-com:vml" xmlns:wp14="http://schemas.microsoft.com/office/word/2010/wordprocessingDrawing" xmlns:wp="http://schemas.openxmlformats.org/drawingml/2006/wordprocessingDrawing" xmlns:w10="urn:schemas-microsoft-com:office:word" xmlns:w="http://schemas.openxmlformats.org/wordprocessingml/2006/main" xmlns:w14="http://schemas.microsoft.com/office/word/2010/wordml" xmlns:w15="http://schemas.microsoft.com/office/word/2012/wordml" xmlns:w16cex="http://schemas.microsoft.com/office/word/2018/wordml/cex" xmlns:w16cid="http://schemas.microsoft.com/office/word/2016/wordml/cid" xmlns:w16="http://schemas.microsoft.com/office/word/2018/wordml" xmlns:w16du="http://schemas.microsoft.com/office/word/2023/wordml/word16du" xmlns:w16sdtdh="http://schemas.microsoft.com/office/word/2020/wordml/sdtdatahash" xmlns:w16sdtfl="http://schemas.microsoft.com/office/word/2024/wordml/sdtformatlock" xmlns:w16se="http://schemas.microsoft.com/office/word/2015/wordml/symex" xmlns:wpg="http://schemas.microsoft.com/office/word/2010/wordprocessingGroup" xmlns:wpi="http://schemas.microsoft.com/office/word/2010/wordprocessingInk" xmlns:wne="http://schemas.microsoft.com/office/word/2006/wordml" xmlns:wps="http://schemas.microsoft.com/office/word/2010/wordprocessingShape" mc:Ignorable="w14 w15 w16se w16cid w16 w16cex w16sdtdh w16sdtfl w16du wp14">
   <w:abstractNum w:abstractNumId="0" w15:restartNumberingAfterBreak="0">
     <w:nsid w:val="FFFFFF7C"/>
     <w:multiLevelType w:val="singleLevel"/>
@@ -14604,38 +10736,38 @@
       </w:rPr>
     </w:lvl>
   </w:abstractNum>
-  <w:num w:numId="1">
+  <w:num w:numId="1" w16cid:durableId="562330492">
     <w:abstractNumId w:val="8"/>
   </w:num>
-  <w:num w:numId="2">
+  <w:num w:numId="2" w16cid:durableId="1521238211">
     <w:abstractNumId w:val="6"/>
   </w:num>
-  <w:num w:numId="3">
+  <w:num w:numId="3" w16cid:durableId="243955110">
     <w:abstractNumId w:val="5"/>
   </w:num>
-  <w:num w:numId="4">
+  <w:num w:numId="4" w16cid:durableId="851989745">
     <w:abstractNumId w:val="4"/>
   </w:num>
-  <w:num w:numId="5">
+  <w:num w:numId="5" w16cid:durableId="725566217">
     <w:abstractNumId w:val="7"/>
   </w:num>
-  <w:num w:numId="6">
+  <w:num w:numId="6" w16cid:durableId="661784045">
     <w:abstractNumId w:val="3"/>
   </w:num>
-  <w:num w:numId="7">
+  <w:num w:numId="7" w16cid:durableId="739983202">
     <w:abstractNumId w:val="2"/>
   </w:num>
-  <w:num w:numId="8">
+  <w:num w:numId="8" w16cid:durableId="1156603198">
     <w:abstractNumId w:val="1"/>
   </w:num>
-  <w:num w:numId="9">
+  <w:num w:numId="9" w16cid:durableId="1657301123">
     <w:abstractNumId w:val="0"/>
   </w:num>
 </w:numbering>
 </file>
 
 <file path=word/styles.xml><?xml version="1.0" encoding="utf-8"?>
-<w:styles xmlns:mc="http://schemas.openxmlformats.org/markup-compatibility/2006" xmlns:r="http://schemas.openxmlformats.org/officeDocument/2006/relationships" xmlns:w="http://schemas.openxmlformats.org/wordprocessingml/2006/main" xmlns:w14="http://schemas.microsoft.com/office/word/2010/wordml" xmlns:w15="http://schemas.microsoft.com/office/word/2012/wordml" xmlns:w16cex="http://schemas.microsoft.com/office/word/2018/wordml/cex" xmlns:w16cid="http://schemas.microsoft.com/office/word/2016/wordml/cid" xmlns:w16="http://schemas.microsoft.com/office/word/2018/wordml" xmlns:w16sdtdh="http://schemas.microsoft.com/office/word/2020/wordml/sdtdatahash" xmlns:w16se="http://schemas.microsoft.com/office/word/2015/wordml/symex" mc:Ignorable="w14 w15 w16se w16cid w16 w16cex w16sdtdh">
+<w:styles xmlns:mc="http://schemas.openxmlformats.org/markup-compatibility/2006" xmlns:r="http://schemas.openxmlformats.org/officeDocument/2006/relationships" xmlns:w="http://schemas.openxmlformats.org/wordprocessingml/2006/main" xmlns:w14="http://schemas.microsoft.com/office/word/2010/wordml" xmlns:w15="http://schemas.microsoft.com/office/word/2012/wordml" xmlns:w16cex="http://schemas.microsoft.com/office/word/2018/wordml/cex" xmlns:w16cid="http://schemas.microsoft.com/office/word/2016/wordml/cid" xmlns:w16="http://schemas.microsoft.com/office/word/2018/wordml" xmlns:w16du="http://schemas.microsoft.com/office/word/2023/wordml/word16du" xmlns:w16sdtdh="http://schemas.microsoft.com/office/word/2020/wordml/sdtdatahash" xmlns:w16sdtfl="http://schemas.microsoft.com/office/word/2024/wordml/sdtformatlock" xmlns:w16se="http://schemas.microsoft.com/office/word/2015/wordml/symex" mc:Ignorable="w14 w15 w16se w16cid w16 w16cex w16sdtdh w16sdtfl w16du">
   <w:docDefaults>
     <w:rPrDefault>
       <w:rPr>
@@ -14919,11 +11051,6 @@
     <w:lsdException w:name="Book Title" w:uiPriority="33" w:qFormat="1"/>
     <w:lsdException w:name="Bibliography" w:semiHidden="1" w:uiPriority="37" w:unhideWhenUsed="1"/>
     <w:lsdException w:name="TOC Heading" w:semiHidden="1" w:uiPriority="39" w:unhideWhenUsed="1" w:qFormat="1"/>
-    <w:lsdException w:name="Plain Table 5" w:semiHidden="1" w:unhideWhenUsed="1"/>
-    <w:lsdException w:name="Grid Table Light" w:semiHidden="1" w:unhideWhenUsed="1"/>
-    <w:lsdException w:name="Grid Table 1 Light" w:semiHidden="1" w:unhideWhenUsed="1"/>
-    <w:lsdException w:name="Grid Table 2" w:semiHidden="1" w:unhideWhenUsed="1"/>
-    <w:lsdException w:name="Grid Table 3" w:semiHidden="1" w:unhideWhenUsed="1"/>
     <w:lsdException w:name="Grid Table 4" w:uiPriority="49"/>
     <w:lsdException w:name="Grid Table 5 Dark" w:uiPriority="50"/>
     <w:lsdException w:name="Grid Table 6 Colorful" w:uiPriority="51"/>
